--- a/Doc/tp6_task.docx
+++ b/Doc/tp6_task.docx
@@ -10,13 +10,13 @@
         <mc:AlternateContent>
           <mc:Choice Requires="wps">
             <w:drawing>
-              <wp:anchor distT="0" distB="0" distL="114300" distR="114300" simplePos="0" relativeHeight="251659264" behindDoc="0" locked="0" layoutInCell="1" allowOverlap="1" wp14:anchorId="7F0C52A2" wp14:editId="1423AD51">
+              <wp:anchor distT="0" distB="0" distL="114300" distR="114300" simplePos="0" relativeHeight="251659264" behindDoc="0" locked="0" layoutInCell="1" allowOverlap="1" wp14:anchorId="7F0C52A2" wp14:editId="3F0BE9FD">
                 <wp:simplePos x="0" y="0"/>
-                <wp:positionH relativeFrom="column">
-                  <wp:posOffset>-271780</wp:posOffset>
+                <wp:positionH relativeFrom="margin">
+                  <wp:align>center</wp:align>
                 </wp:positionH>
                 <wp:positionV relativeFrom="paragraph">
-                  <wp:posOffset>0</wp:posOffset>
+                  <wp:posOffset>497</wp:posOffset>
                 </wp:positionV>
                 <wp:extent cx="3930650" cy="1447800"/>
                 <wp:effectExtent l="0" t="0" r="0" b="0"/>
@@ -42,7 +42,7 @@
                         <a:effectLst/>
                         <a:extLst>
                           <a:ext uri="{C572A759-6A51-4108-AA02-DFA0A04FC94B}">
-                            <ma14:wrappingTextBoxFlag xmlns="" xmlns:mo="http://schemas.microsoft.com/office/mac/office/2008/main" xmlns:mv="urn:schemas-microsoft-com:mac:vml" xmlns:o="urn:schemas-microsoft-com:office:office" xmlns:v="urn:schemas-microsoft-com:vml" xmlns:w10="urn:schemas-microsoft-com:office:word" xmlns:w="http://schemas.openxmlformats.org/wordprocessingml/2006/main" xmlns:ma14="http://schemas.microsoft.com/office/mac/drawingml/2011/main"/>
+                            <ma14:wrappingTextBoxFlag xmlns:ma14="http://schemas.microsoft.com/office/mac/drawingml/2011/main" xmlns:w="http://schemas.openxmlformats.org/wordprocessingml/2006/main" xmlns:w10="urn:schemas-microsoft-com:office:word" xmlns:v="urn:schemas-microsoft-com:vml" xmlns:o="urn:schemas-microsoft-com:office:office" xmlns:mv="urn:schemas-microsoft-com:mac:vml" xmlns:mo="http://schemas.microsoft.com/office/mac/office/2008/main" xmlns=""/>
                           </a:ext>
                         </a:extLst>
                       </wps:spPr>
@@ -100,8 +100,62 @@
                                 <w:sz w:val="80"/>
                                 <w:szCs w:val="80"/>
                               </w:rPr>
-                              <w:t xml:space="preserve"> Work </w:t>
+                              <w:t xml:space="preserve"> Work</w:t>
                             </w:r>
+                            <w:r>
+                              <w:rPr>
+                                <w:rFonts w:ascii="Gill Sans MT" w:hAnsi="Gill Sans MT"/>
+                                <w:b/>
+                                <w:color w:val="0070C0"/>
+                                <w:sz w:val="80"/>
+                                <w:szCs w:val="80"/>
+                              </w:rPr>
+                              <w:t> :</w:t>
+                            </w:r>
+                          </w:p>
+                          <w:p>
+                            <w:pPr>
+                              <w:pStyle w:val="Heading2"/>
+                              <w:rPr>
+                                <w:b/>
+                                <w:bCs/>
+                              </w:rPr>
+                            </w:pPr>
+                            <w:r>
+                              <w:rPr>
+                                <w:b/>
+                                <w:bCs/>
+                              </w:rPr>
+                              <w:t>Prompt Engineering avec les LLM</w:t>
+                            </w:r>
+                          </w:p>
+                          <w:p>
+                            <w:pPr>
+                              <w:jc w:val="center"/>
+                              <w:rPr>
+                                <w:b/>
+                                <w:bCs/>
+                                <w:color w:val="156082" w:themeColor="accent1"/>
+                                <w:sz w:val="36"/>
+                                <w:szCs w:val="36"/>
+                              </w:rPr>
+                            </w:pPr>
+                            <w:r>
+                              <w:rPr>
+                                <w:b/>
+                                <w:bCs/>
+                                <w:color w:val="156082" w:themeColor="accent1"/>
+                                <w:sz w:val="36"/>
+                                <w:szCs w:val="36"/>
+                              </w:rPr>
+                              <w:t>Analyse de Sentiments sur le jeu de données IMDB</w:t>
+                            </w:r>
+                          </w:p>
+                          <w:p/>
+                          <w:p>
+                            <w:pPr>
+                              <w:pStyle w:val="Heading2"/>
+                            </w:pPr>
                           </w:p>
                         </w:txbxContent>
                       </wps:txbx>
@@ -129,7 +183,7 @@
                 <v:stroke joinstyle="miter"/>
                 <v:path gradientshapeok="t" o:connecttype="rect"/>
               </v:shapetype>
-              <v:shape id="Zone de texte 2" o:spid="_x0000_s1026" type="#_x0000_t202" style="position:absolute;margin-left:-21.4pt;margin-top:0;width:309.5pt;height:114pt;z-index:251659264;visibility:visible;mso-wrap-style:square;mso-width-percent:0;mso-height-percent:0;mso-wrap-distance-left:9pt;mso-wrap-distance-top:0;mso-wrap-distance-right:9pt;mso-wrap-distance-bottom:0;mso-position-horizontal:absolute;mso-position-horizontal-relative:text;mso-position-vertical:absolute;mso-position-vertical-relative:text;mso-width-percent:0;mso-height-percent:0;mso-width-relative:margin;mso-height-relative:margin;v-text-anchor:top" o:gfxdata="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" filled="f" stroked="f">
+              <v:shape id="Zone de texte 2" o:spid="_x0000_s1026" type="#_x0000_t202" style="position:absolute;margin-left:0;margin-top:.05pt;width:309.5pt;height:114pt;z-index:251659264;visibility:visible;mso-wrap-style:square;mso-width-percent:0;mso-height-percent:0;mso-wrap-distance-left:9pt;mso-wrap-distance-top:0;mso-wrap-distance-right:9pt;mso-wrap-distance-bottom:0;mso-position-horizontal:center;mso-position-horizontal-relative:margin;mso-position-vertical:absolute;mso-position-vertical-relative:text;mso-width-percent:0;mso-height-percent:0;mso-width-relative:margin;mso-height-relative:margin;v-text-anchor:top" o:gfxdata="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" filled="f" stroked="f">
                 <v:textbox>
                   <w:txbxContent>
                     <w:p>
@@ -170,12 +224,66 @@
                           <w:sz w:val="80"/>
                           <w:szCs w:val="80"/>
                         </w:rPr>
-                        <w:t xml:space="preserve"> Work </w:t>
+                        <w:t xml:space="preserve"> Work</w:t>
                       </w:r>
+                      <w:r>
+                        <w:rPr>
+                          <w:rFonts w:ascii="Gill Sans MT" w:hAnsi="Gill Sans MT"/>
+                          <w:b/>
+                          <w:color w:val="0070C0"/>
+                          <w:sz w:val="80"/>
+                          <w:szCs w:val="80"/>
+                        </w:rPr>
+                        <w:t> :</w:t>
+                      </w:r>
+                    </w:p>
+                    <w:p>
+                      <w:pPr>
+                        <w:pStyle w:val="Heading2"/>
+                        <w:rPr>
+                          <w:b/>
+                          <w:bCs/>
+                        </w:rPr>
+                      </w:pPr>
+                      <w:r>
+                        <w:rPr>
+                          <w:b/>
+                          <w:bCs/>
+                        </w:rPr>
+                        <w:t>Prompt Engineering avec les LLM</w:t>
+                      </w:r>
+                    </w:p>
+                    <w:p>
+                      <w:pPr>
+                        <w:jc w:val="center"/>
+                        <w:rPr>
+                          <w:b/>
+                          <w:bCs/>
+                          <w:color w:val="156082" w:themeColor="accent1"/>
+                          <w:sz w:val="36"/>
+                          <w:szCs w:val="36"/>
+                        </w:rPr>
+                      </w:pPr>
+                      <w:r>
+                        <w:rPr>
+                          <w:b/>
+                          <w:bCs/>
+                          <w:color w:val="156082" w:themeColor="accent1"/>
+                          <w:sz w:val="36"/>
+                          <w:szCs w:val="36"/>
+                        </w:rPr>
+                        <w:t>Analyse de Sentiments sur le jeu de données IMDB</w:t>
+                      </w:r>
+                    </w:p>
+                    <w:p/>
+                    <w:p>
+                      <w:pPr>
+                        <w:pStyle w:val="Heading2"/>
+                      </w:pPr>
                     </w:p>
                   </w:txbxContent>
                 </v:textbox>
-                <w10:wrap type="square"/>
+                <w10:wrap type="square" anchorx="margin"/>
               </v:shape>
             </w:pict>
           </mc:Fallback>
@@ -280,7 +388,7 @@
                         <a:effectLst/>
                         <a:extLst>
                           <a:ext uri="{C572A759-6A51-4108-AA02-DFA0A04FC94B}">
-                            <ma14:wrappingTextBoxFlag xmlns="" xmlns:mo="http://schemas.microsoft.com/office/mac/office/2008/main" xmlns:mv="urn:schemas-microsoft-com:mac:vml" xmlns:o="urn:schemas-microsoft-com:office:office" xmlns:v="urn:schemas-microsoft-com:vml" xmlns:w10="urn:schemas-microsoft-com:office:word" xmlns:w="http://schemas.openxmlformats.org/wordprocessingml/2006/main" xmlns:ma14="http://schemas.microsoft.com/office/mac/drawingml/2011/main"/>
+                            <ma14:wrappingTextBoxFlag xmlns:ma14="http://schemas.microsoft.com/office/mac/drawingml/2011/main" xmlns:w="http://schemas.openxmlformats.org/wordprocessingml/2006/main" xmlns:w10="urn:schemas-microsoft-com:office:word" xmlns:v="urn:schemas-microsoft-com:vml" xmlns:o="urn:schemas-microsoft-com:office:office" xmlns:mv="urn:schemas-microsoft-com:mac:vml" xmlns:mo="http://schemas.microsoft.com/office/mac/office/2008/main" xmlns=""/>
                           </a:ext>
                         </a:extLst>
                       </wps:spPr>
@@ -435,13 +543,13 @@
         <mc:AlternateContent>
           <mc:Choice Requires="wps">
             <w:drawing>
-              <wp:anchor distT="0" distB="0" distL="114300" distR="114300" simplePos="0" relativeHeight="251661312" behindDoc="0" locked="0" layoutInCell="1" allowOverlap="1" wp14:anchorId="151E28F0" wp14:editId="5FE7E4DD">
+              <wp:anchor distT="0" distB="0" distL="114300" distR="114300" simplePos="0" relativeHeight="251661312" behindDoc="0" locked="0" layoutInCell="1" allowOverlap="1" wp14:anchorId="151E28F0" wp14:editId="57792357">
                 <wp:simplePos x="0" y="0"/>
                 <wp:positionH relativeFrom="column">
-                  <wp:posOffset>-671195</wp:posOffset>
+                  <wp:posOffset>-710951</wp:posOffset>
                 </wp:positionH>
                 <wp:positionV relativeFrom="paragraph">
-                  <wp:posOffset>313690</wp:posOffset>
+                  <wp:posOffset>815284</wp:posOffset>
                 </wp:positionV>
                 <wp:extent cx="3343275" cy="2486025"/>
                 <wp:effectExtent l="0" t="0" r="0" b="9525"/>
@@ -467,7 +575,7 @@
                         <a:effectLst/>
                         <a:extLst>
                           <a:ext uri="{C572A759-6A51-4108-AA02-DFA0A04FC94B}">
-                            <ma14:wrappingTextBoxFlag xmlns="" xmlns:mo="http://schemas.microsoft.com/office/mac/office/2008/main" xmlns:mv="urn:schemas-microsoft-com:mac:vml" xmlns:o="urn:schemas-microsoft-com:office:office" xmlns:v="urn:schemas-microsoft-com:vml" xmlns:w10="urn:schemas-microsoft-com:office:word" xmlns:w="http://schemas.openxmlformats.org/wordprocessingml/2006/main" xmlns:ma14="http://schemas.microsoft.com/office/mac/drawingml/2011/main"/>
+                            <ma14:wrappingTextBoxFlag xmlns:ma14="http://schemas.microsoft.com/office/mac/drawingml/2011/main" xmlns:w="http://schemas.openxmlformats.org/wordprocessingml/2006/main" xmlns:w10="urn:schemas-microsoft-com:office:word" xmlns:v="urn:schemas-microsoft-com:vml" xmlns:o="urn:schemas-microsoft-com:office:office" xmlns:mv="urn:schemas-microsoft-com:mac:vml" xmlns:mo="http://schemas.microsoft.com/office/mac/office/2008/main" xmlns=""/>
                           </a:ext>
                         </a:extLst>
                       </wps:spPr>
@@ -502,7 +610,6 @@
                                 <w:lang w:val="en-US"/>
                               </w:rPr>
                             </w:pPr>
-                            <w:proofErr w:type="spellStart"/>
                             <w:r>
                               <w:rPr>
                                 <w:rFonts w:ascii="Gill Sans MT" w:hAnsi="Gill Sans MT"/>
@@ -510,37 +617,7 @@
                                 <w:szCs w:val="34"/>
                                 <w:lang w:val="en-US"/>
                               </w:rPr>
-                              <w:t>Realied</w:t>
-                            </w:r>
-                            <w:proofErr w:type="spellEnd"/>
-                            <w:r>
-                              <w:rPr>
-                                <w:rFonts w:ascii="Gill Sans MT" w:hAnsi="Gill Sans MT"/>
-                                <w:sz w:val="34"/>
-                                <w:szCs w:val="34"/>
-                                <w:lang w:val="en-US"/>
-                              </w:rPr>
-                              <w:t xml:space="preserve"> </w:t>
-                            </w:r>
-                            <w:proofErr w:type="gramStart"/>
-                            <w:r>
-                              <w:rPr>
-                                <w:rFonts w:ascii="Gill Sans MT" w:hAnsi="Gill Sans MT"/>
-                                <w:sz w:val="34"/>
-                                <w:szCs w:val="34"/>
-                                <w:lang w:val="en-US"/>
-                              </w:rPr>
-                              <w:t>by :</w:t>
-                            </w:r>
-                            <w:proofErr w:type="gramEnd"/>
-                            <w:r>
-                              <w:rPr>
-                                <w:rFonts w:ascii="Gill Sans MT" w:hAnsi="Gill Sans MT"/>
-                                <w:sz w:val="34"/>
-                                <w:szCs w:val="34"/>
-                                <w:lang w:val="en-US"/>
-                              </w:rPr>
-                              <w:t xml:space="preserve"> </w:t>
+                              <w:t xml:space="preserve">Realied by : </w:t>
                             </w:r>
                           </w:p>
                           <w:p>
@@ -565,47 +642,7 @@
                                 <w:szCs w:val="34"/>
                                 <w:lang w:val="en-US"/>
                               </w:rPr>
-                              <w:t xml:space="preserve">El </w:t>
-                            </w:r>
-                            <w:proofErr w:type="spellStart"/>
-                            <w:r>
-                              <w:rPr>
-                                <w:rFonts w:ascii="Gill Sans MT" w:hAnsi="Gill Sans MT"/>
-                                <w:sz w:val="34"/>
-                                <w:szCs w:val="34"/>
-                                <w:lang w:val="en-US"/>
-                              </w:rPr>
-                              <w:t>Haddouchi</w:t>
-                            </w:r>
-                            <w:proofErr w:type="spellEnd"/>
-                            <w:r>
-                              <w:rPr>
-                                <w:rFonts w:ascii="Gill Sans MT" w:hAnsi="Gill Sans MT"/>
-                                <w:sz w:val="34"/>
-                                <w:szCs w:val="34"/>
-                                <w:lang w:val="en-US"/>
-                              </w:rPr>
-                              <w:t xml:space="preserve"> </w:t>
-                            </w:r>
-                            <w:proofErr w:type="spellStart"/>
-                            <w:r>
-                              <w:rPr>
-                                <w:rFonts w:ascii="Gill Sans MT" w:hAnsi="Gill Sans MT"/>
-                                <w:sz w:val="34"/>
-                                <w:szCs w:val="34"/>
-                                <w:lang w:val="en-US"/>
-                              </w:rPr>
-                              <w:t>Zakariae</w:t>
-                            </w:r>
-                            <w:proofErr w:type="spellEnd"/>
-                            <w:r>
-                              <w:rPr>
-                                <w:rFonts w:ascii="Gill Sans MT" w:hAnsi="Gill Sans MT"/>
-                                <w:sz w:val="34"/>
-                                <w:szCs w:val="34"/>
-                                <w:lang w:val="en-US"/>
-                              </w:rPr>
-                              <w:t xml:space="preserve"> </w:t>
+                              <w:t xml:space="preserve">El Haddouchi Zakariae </w:t>
                             </w:r>
                           </w:p>
                           <w:p>
@@ -635,10 +672,8 @@
                                 <w:szCs w:val="34"/>
                                 <w:lang w:val="en-US"/>
                               </w:rPr>
-                              <w:t xml:space="preserve">ENGINEER </w:t>
+                              <w:t>ENGINEER Gp</w:t>
                             </w:r>
-                            <w:proofErr w:type="spellStart"/>
-                            <w:proofErr w:type="gramStart"/>
                             <w:r>
                               <w:rPr>
                                 <w:rFonts w:ascii="Gill Sans MT" w:hAnsi="Gill Sans MT"/>
@@ -646,27 +681,7 @@
                                 <w:szCs w:val="34"/>
                                 <w:lang w:val="en-US"/>
                               </w:rPr>
-                              <w:t>Gp</w:t>
-                            </w:r>
-                            <w:proofErr w:type="spellEnd"/>
-                            <w:r>
-                              <w:rPr>
-                                <w:rFonts w:ascii="Gill Sans MT" w:hAnsi="Gill Sans MT"/>
-                                <w:sz w:val="34"/>
-                                <w:szCs w:val="34"/>
-                                <w:lang w:val="en-US"/>
-                              </w:rPr>
-                              <w:t> :</w:t>
-                            </w:r>
-                            <w:proofErr w:type="gramEnd"/>
-                            <w:r>
-                              <w:rPr>
-                                <w:rFonts w:ascii="Gill Sans MT" w:hAnsi="Gill Sans MT"/>
-                                <w:sz w:val="34"/>
-                                <w:szCs w:val="34"/>
-                                <w:lang w:val="en-US"/>
-                              </w:rPr>
-                              <w:t xml:space="preserve"> </w:t>
+                              <w:t xml:space="preserve"> : </w:t>
                             </w:r>
                             <w:r>
                               <w:rPr>
@@ -748,7 +763,6 @@
                                 <w:lang w:val="en-US"/>
                               </w:rPr>
                             </w:pPr>
-                            <w:proofErr w:type="spellStart"/>
                             <w:r>
                               <w:rPr>
                                 <w:rFonts w:ascii="Gill Sans MT" w:hAnsi="Gill Sans MT"/>
@@ -756,17 +770,7 @@
                                 <w:szCs w:val="34"/>
                                 <w:lang w:val="en-US"/>
                               </w:rPr>
-                              <w:t>Pr</w:t>
-                            </w:r>
-                            <w:proofErr w:type="spellEnd"/>
-                            <w:r>
-                              <w:rPr>
-                                <w:rFonts w:ascii="Gill Sans MT" w:hAnsi="Gill Sans MT"/>
-                                <w:sz w:val="34"/>
-                                <w:szCs w:val="34"/>
-                                <w:lang w:val="en-US"/>
-                              </w:rPr>
-                              <w:t xml:space="preserve"> </w:t>
+                              <w:t xml:space="preserve">Pr </w:t>
                             </w:r>
                             <w:r>
                               <w:rPr>
@@ -774,18 +778,8 @@
                                 <w:sz w:val="34"/>
                                 <w:szCs w:val="34"/>
                               </w:rPr>
-                              <w:t xml:space="preserve">MHAMMEDI </w:t>
+                              <w:t>MHAMMEDI Sajida</w:t>
                             </w:r>
-                            <w:proofErr w:type="spellStart"/>
-                            <w:r>
-                              <w:rPr>
-                                <w:rFonts w:ascii="Gill Sans MT" w:hAnsi="Gill Sans MT"/>
-                                <w:sz w:val="34"/>
-                                <w:szCs w:val="34"/>
-                              </w:rPr>
-                              <w:t>Sajida</w:t>
-                            </w:r>
-                            <w:proofErr w:type="spellEnd"/>
                           </w:p>
                           <w:p>
                             <w:pPr>
@@ -821,7 +815,7 @@
           </mc:Choice>
           <mc:Fallback>
             <w:pict>
-              <v:shape w14:anchorId="151E28F0" id="_x0000_s1028" type="#_x0000_t202" style="position:absolute;margin-left:-52.85pt;margin-top:24.7pt;width:263.25pt;height:195.75pt;z-index:251661312;visibility:visible;mso-wrap-style:square;mso-width-percent:0;mso-height-percent:0;mso-wrap-distance-left:9pt;mso-wrap-distance-top:0;mso-wrap-distance-right:9pt;mso-wrap-distance-bottom:0;mso-position-horizontal:absolute;mso-position-horizontal-relative:text;mso-position-vertical:absolute;mso-position-vertical-relative:text;mso-width-percent:0;mso-height-percent:0;mso-width-relative:margin;mso-height-relative:margin;v-text-anchor:top" o:gfxdata="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" filled="f" stroked="f">
+              <v:shape w14:anchorId="151E28F0" id="_x0000_s1028" type="#_x0000_t202" style="position:absolute;margin-left:-56pt;margin-top:64.2pt;width:263.25pt;height:195.75pt;z-index:251661312;visibility:visible;mso-wrap-style:square;mso-width-percent:0;mso-height-percent:0;mso-wrap-distance-left:9pt;mso-wrap-distance-top:0;mso-wrap-distance-right:9pt;mso-wrap-distance-bottom:0;mso-position-horizontal:absolute;mso-position-horizontal-relative:text;mso-position-vertical:absolute;mso-position-vertical-relative:text;mso-width-percent:0;mso-height-percent:0;mso-width-relative:margin;mso-height-relative:margin;v-text-anchor:top" o:gfxdata="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" filled="f" stroked="f">
                 <v:textbox>
                   <w:txbxContent>
                     <w:p>
@@ -839,7 +833,6 @@
                           <w:lang w:val="en-US"/>
                         </w:rPr>
                       </w:pPr>
-                      <w:proofErr w:type="spellStart"/>
                       <w:r>
                         <w:rPr>
                           <w:rFonts w:ascii="Gill Sans MT" w:hAnsi="Gill Sans MT"/>
@@ -847,37 +840,7 @@
                           <w:szCs w:val="34"/>
                           <w:lang w:val="en-US"/>
                         </w:rPr>
-                        <w:t>Realied</w:t>
-                      </w:r>
-                      <w:proofErr w:type="spellEnd"/>
-                      <w:r>
-                        <w:rPr>
-                          <w:rFonts w:ascii="Gill Sans MT" w:hAnsi="Gill Sans MT"/>
-                          <w:sz w:val="34"/>
-                          <w:szCs w:val="34"/>
-                          <w:lang w:val="en-US"/>
-                        </w:rPr>
-                        <w:t xml:space="preserve"> </w:t>
-                      </w:r>
-                      <w:proofErr w:type="gramStart"/>
-                      <w:r>
-                        <w:rPr>
-                          <w:rFonts w:ascii="Gill Sans MT" w:hAnsi="Gill Sans MT"/>
-                          <w:sz w:val="34"/>
-                          <w:szCs w:val="34"/>
-                          <w:lang w:val="en-US"/>
-                        </w:rPr>
-                        <w:t>by :</w:t>
-                      </w:r>
-                      <w:proofErr w:type="gramEnd"/>
-                      <w:r>
-                        <w:rPr>
-                          <w:rFonts w:ascii="Gill Sans MT" w:hAnsi="Gill Sans MT"/>
-                          <w:sz w:val="34"/>
-                          <w:szCs w:val="34"/>
-                          <w:lang w:val="en-US"/>
-                        </w:rPr>
-                        <w:t xml:space="preserve"> </w:t>
+                        <w:t xml:space="preserve">Realied by : </w:t>
                       </w:r>
                     </w:p>
                     <w:p>
@@ -902,47 +865,7 @@
                           <w:szCs w:val="34"/>
                           <w:lang w:val="en-US"/>
                         </w:rPr>
-                        <w:t xml:space="preserve">El </w:t>
-                      </w:r>
-                      <w:proofErr w:type="spellStart"/>
-                      <w:r>
-                        <w:rPr>
-                          <w:rFonts w:ascii="Gill Sans MT" w:hAnsi="Gill Sans MT"/>
-                          <w:sz w:val="34"/>
-                          <w:szCs w:val="34"/>
-                          <w:lang w:val="en-US"/>
-                        </w:rPr>
-                        <w:t>Haddouchi</w:t>
-                      </w:r>
-                      <w:proofErr w:type="spellEnd"/>
-                      <w:r>
-                        <w:rPr>
-                          <w:rFonts w:ascii="Gill Sans MT" w:hAnsi="Gill Sans MT"/>
-                          <w:sz w:val="34"/>
-                          <w:szCs w:val="34"/>
-                          <w:lang w:val="en-US"/>
-                        </w:rPr>
-                        <w:t xml:space="preserve"> </w:t>
-                      </w:r>
-                      <w:proofErr w:type="spellStart"/>
-                      <w:r>
-                        <w:rPr>
-                          <w:rFonts w:ascii="Gill Sans MT" w:hAnsi="Gill Sans MT"/>
-                          <w:sz w:val="34"/>
-                          <w:szCs w:val="34"/>
-                          <w:lang w:val="en-US"/>
-                        </w:rPr>
-                        <w:t>Zakariae</w:t>
-                      </w:r>
-                      <w:proofErr w:type="spellEnd"/>
-                      <w:r>
-                        <w:rPr>
-                          <w:rFonts w:ascii="Gill Sans MT" w:hAnsi="Gill Sans MT"/>
-                          <w:sz w:val="34"/>
-                          <w:szCs w:val="34"/>
-                          <w:lang w:val="en-US"/>
-                        </w:rPr>
-                        <w:t xml:space="preserve"> </w:t>
+                        <w:t xml:space="preserve">El Haddouchi Zakariae </w:t>
                       </w:r>
                     </w:p>
                     <w:p>
@@ -972,10 +895,8 @@
                           <w:szCs w:val="34"/>
                           <w:lang w:val="en-US"/>
                         </w:rPr>
-                        <w:t xml:space="preserve">ENGINEER </w:t>
+                        <w:t>ENGINEER Gp</w:t>
                       </w:r>
-                      <w:proofErr w:type="spellStart"/>
-                      <w:proofErr w:type="gramStart"/>
                       <w:r>
                         <w:rPr>
                           <w:rFonts w:ascii="Gill Sans MT" w:hAnsi="Gill Sans MT"/>
@@ -983,27 +904,7 @@
                           <w:szCs w:val="34"/>
                           <w:lang w:val="en-US"/>
                         </w:rPr>
-                        <w:t>Gp</w:t>
-                      </w:r>
-                      <w:proofErr w:type="spellEnd"/>
-                      <w:r>
-                        <w:rPr>
-                          <w:rFonts w:ascii="Gill Sans MT" w:hAnsi="Gill Sans MT"/>
-                          <w:sz w:val="34"/>
-                          <w:szCs w:val="34"/>
-                          <w:lang w:val="en-US"/>
-                        </w:rPr>
-                        <w:t> :</w:t>
-                      </w:r>
-                      <w:proofErr w:type="gramEnd"/>
-                      <w:r>
-                        <w:rPr>
-                          <w:rFonts w:ascii="Gill Sans MT" w:hAnsi="Gill Sans MT"/>
-                          <w:sz w:val="34"/>
-                          <w:szCs w:val="34"/>
-                          <w:lang w:val="en-US"/>
-                        </w:rPr>
-                        <w:t xml:space="preserve"> </w:t>
+                        <w:t xml:space="preserve"> : </w:t>
                       </w:r>
                       <w:r>
                         <w:rPr>
@@ -1085,7 +986,6 @@
                           <w:lang w:val="en-US"/>
                         </w:rPr>
                       </w:pPr>
-                      <w:proofErr w:type="spellStart"/>
                       <w:r>
                         <w:rPr>
                           <w:rFonts w:ascii="Gill Sans MT" w:hAnsi="Gill Sans MT"/>
@@ -1093,17 +993,7 @@
                           <w:szCs w:val="34"/>
                           <w:lang w:val="en-US"/>
                         </w:rPr>
-                        <w:t>Pr</w:t>
-                      </w:r>
-                      <w:proofErr w:type="spellEnd"/>
-                      <w:r>
-                        <w:rPr>
-                          <w:rFonts w:ascii="Gill Sans MT" w:hAnsi="Gill Sans MT"/>
-                          <w:sz w:val="34"/>
-                          <w:szCs w:val="34"/>
-                          <w:lang w:val="en-US"/>
-                        </w:rPr>
-                        <w:t xml:space="preserve"> </w:t>
+                        <w:t xml:space="preserve">Pr </w:t>
                       </w:r>
                       <w:r>
                         <w:rPr>
@@ -1111,18 +1001,8 @@
                           <w:sz w:val="34"/>
                           <w:szCs w:val="34"/>
                         </w:rPr>
-                        <w:t xml:space="preserve">MHAMMEDI </w:t>
+                        <w:t>MHAMMEDI Sajida</w:t>
                       </w:r>
-                      <w:proofErr w:type="spellStart"/>
-                      <w:r>
-                        <w:rPr>
-                          <w:rFonts w:ascii="Gill Sans MT" w:hAnsi="Gill Sans MT"/>
-                          <w:sz w:val="34"/>
-                          <w:szCs w:val="34"/>
-                        </w:rPr>
-                        <w:t>Sajida</w:t>
-                      </w:r>
-                      <w:proofErr w:type="spellEnd"/>
                     </w:p>
                     <w:p>
                       <w:pPr>
@@ -1152,15 +1032,2439 @@
       <w:pPr>
         <w:pStyle w:val="Heading1"/>
       </w:pPr>
-      <w:proofErr w:type="spellStart"/>
       <w:r>
         <w:lastRenderedPageBreak/>
-        <w:t>Exerice</w:t>
-      </w:r>
-      <w:proofErr w:type="spellEnd"/>
-      <w:r>
-        <w:t xml:space="preserve"> 1 : </w:t>
-      </w:r>
+        <w:t xml:space="preserve">Mon Obejctif de ce TP : </w:t>
+      </w:r>
+    </w:p>
+    <w:p>
+      <w:pPr>
+        <w:pStyle w:val="ListParagraph"/>
+        <w:numPr>
+          <w:ilvl w:val="0"/>
+          <w:numId w:val="7"/>
+        </w:numPr>
+      </w:pPr>
+      <w:r>
+        <w:t>Comprendre le principe de l’analyse de sentiments à l’aide des LLM</w:t>
+      </w:r>
+    </w:p>
+    <w:p>
+      <w:pPr>
+        <w:pStyle w:val="ListParagraph"/>
+        <w:numPr>
+          <w:ilvl w:val="0"/>
+          <w:numId w:val="7"/>
+        </w:numPr>
+      </w:pPr>
+      <w:r>
+        <w:t xml:space="preserve">Mettre en œuvre différentes stratégies de </w:t>
+      </w:r>
+      <w:r>
+        <w:rPr>
+          <w:b/>
+          <w:bCs/>
+        </w:rPr>
+        <w:t>prompt engineering</w:t>
+      </w:r>
+      <w:r>
+        <w:t xml:space="preserve"> </w:t>
+      </w:r>
+    </w:p>
+    <w:p>
+      <w:pPr>
+        <w:pStyle w:val="ListParagraph"/>
+        <w:numPr>
+          <w:ilvl w:val="0"/>
+          <w:numId w:val="7"/>
+        </w:numPr>
+        <w:spacing w:after="0"/>
+        <w:rPr>
+          <w:rFonts w:ascii="Segoe UI" w:eastAsia="Times New Roman" w:hAnsi="Segoe UI" w:cs="Segoe UI"/>
+          <w:kern w:val="0"/>
+          <w:sz w:val="21"/>
+          <w:szCs w:val="21"/>
+          <w:lang w:val="en-US" w:eastAsia="fr-FR"/>
+          <w14:ligatures w14:val="none"/>
+        </w:rPr>
+      </w:pPr>
+      <w:r>
+        <w:rPr>
+          <w:rFonts w:ascii="Segoe UI" w:eastAsia="Times New Roman" w:hAnsi="Segoe UI" w:cs="Segoe UI"/>
+          <w:kern w:val="0"/>
+          <w:sz w:val="21"/>
+          <w:szCs w:val="21"/>
+          <w:lang w:val="en-US" w:eastAsia="fr-FR"/>
+          <w14:ligatures w14:val="none"/>
+        </w:rPr>
+        <w:t>Comparer les performances de prompts</w:t>
+      </w:r>
+      <w:r>
+        <w:rPr>
+          <w:rFonts w:ascii="Segoe UI" w:eastAsia="Times New Roman" w:hAnsi="Segoe UI" w:cs="Segoe UI"/>
+          <w:kern w:val="0"/>
+          <w:sz w:val="21"/>
+          <w:szCs w:val="21"/>
+          <w:lang w:val="en-US" w:eastAsia="fr-FR"/>
+          <w14:ligatures w14:val="none"/>
+        </w:rPr>
+        <w:t xml:space="preserve"> : </w:t>
+      </w:r>
+      <w:r>
+        <w:rPr>
+          <w:rFonts w:ascii="Segoe UI" w:eastAsia="Times New Roman" w:hAnsi="Segoe UI" w:cs="Segoe UI"/>
+          <w:kern w:val="0"/>
+          <w:sz w:val="21"/>
+          <w:szCs w:val="21"/>
+          <w:lang w:val="en-US" w:eastAsia="fr-FR"/>
+          <w14:ligatures w14:val="none"/>
+        </w:rPr>
+        <w:t>Zero</w:t>
+      </w:r>
+      <w:r>
+        <w:rPr>
+          <w:rFonts w:ascii="Segoe UI" w:eastAsia="Times New Roman" w:hAnsi="Segoe UI" w:cs="Segoe UI"/>
+          <w:kern w:val="0"/>
+          <w:sz w:val="21"/>
+          <w:szCs w:val="21"/>
+          <w:lang w:val="en-US" w:eastAsia="fr-FR"/>
+          <w14:ligatures w14:val="none"/>
+        </w:rPr>
+        <w:noBreakHyphen/>
+        <w:t>shot</w:t>
+      </w:r>
+      <w:r>
+        <w:rPr>
+          <w:rFonts w:ascii="Segoe UI" w:eastAsia="Times New Roman" w:hAnsi="Segoe UI" w:cs="Segoe UI"/>
+          <w:kern w:val="0"/>
+          <w:sz w:val="21"/>
+          <w:szCs w:val="21"/>
+          <w:lang w:val="en-US" w:eastAsia="fr-FR"/>
+          <w14:ligatures w14:val="none"/>
+        </w:rPr>
+        <w:t xml:space="preserve">, </w:t>
+      </w:r>
+      <w:r>
+        <w:rPr>
+          <w:rFonts w:ascii="Segoe UI" w:eastAsia="Times New Roman" w:hAnsi="Segoe UI" w:cs="Segoe UI"/>
+          <w:kern w:val="0"/>
+          <w:sz w:val="21"/>
+          <w:szCs w:val="21"/>
+          <w:lang w:val="en-US" w:eastAsia="fr-FR"/>
+          <w14:ligatures w14:val="none"/>
+        </w:rPr>
+        <w:t>Few</w:t>
+      </w:r>
+      <w:r>
+        <w:rPr>
+          <w:rFonts w:ascii="Segoe UI" w:eastAsia="Times New Roman" w:hAnsi="Segoe UI" w:cs="Segoe UI"/>
+          <w:kern w:val="0"/>
+          <w:sz w:val="21"/>
+          <w:szCs w:val="21"/>
+          <w:lang w:val="en-US" w:eastAsia="fr-FR"/>
+          <w14:ligatures w14:val="none"/>
+        </w:rPr>
+        <w:noBreakHyphen/>
+        <w:t>shot</w:t>
+      </w:r>
+      <w:r>
+        <w:rPr>
+          <w:rFonts w:ascii="Segoe UI" w:eastAsia="Times New Roman" w:hAnsi="Segoe UI" w:cs="Segoe UI"/>
+          <w:kern w:val="0"/>
+          <w:sz w:val="21"/>
+          <w:szCs w:val="21"/>
+          <w:lang w:val="en-US" w:eastAsia="fr-FR"/>
+          <w14:ligatures w14:val="none"/>
+        </w:rPr>
+        <w:t xml:space="preserve">, </w:t>
+      </w:r>
+      <w:r>
+        <w:rPr>
+          <w:rFonts w:ascii="Segoe UI" w:eastAsia="Times New Roman" w:hAnsi="Segoe UI" w:cs="Segoe UI"/>
+          <w:kern w:val="0"/>
+          <w:sz w:val="21"/>
+          <w:szCs w:val="21"/>
+          <w:lang w:val="en-US" w:eastAsia="fr-FR"/>
+          <w14:ligatures w14:val="none"/>
+        </w:rPr>
+        <w:t>Few</w:t>
+      </w:r>
+      <w:r>
+        <w:rPr>
+          <w:rFonts w:ascii="Segoe UI" w:eastAsia="Times New Roman" w:hAnsi="Segoe UI" w:cs="Segoe UI"/>
+          <w:kern w:val="0"/>
+          <w:sz w:val="21"/>
+          <w:szCs w:val="21"/>
+          <w:lang w:val="en-US" w:eastAsia="fr-FR"/>
+          <w14:ligatures w14:val="none"/>
+        </w:rPr>
+        <w:noBreakHyphen/>
+        <w:t>shot avec Chain</w:t>
+      </w:r>
+      <w:r>
+        <w:rPr>
+          <w:rFonts w:ascii="Segoe UI" w:eastAsia="Times New Roman" w:hAnsi="Segoe UI" w:cs="Segoe UI"/>
+          <w:kern w:val="0"/>
+          <w:sz w:val="21"/>
+          <w:szCs w:val="21"/>
+          <w:lang w:val="en-US" w:eastAsia="fr-FR"/>
+          <w14:ligatures w14:val="none"/>
+        </w:rPr>
+        <w:noBreakHyphen/>
+        <w:t>of</w:t>
+      </w:r>
+      <w:r>
+        <w:rPr>
+          <w:rFonts w:ascii="Segoe UI" w:eastAsia="Times New Roman" w:hAnsi="Segoe UI" w:cs="Segoe UI"/>
+          <w:kern w:val="0"/>
+          <w:sz w:val="21"/>
+          <w:szCs w:val="21"/>
+          <w:lang w:val="en-US" w:eastAsia="fr-FR"/>
+          <w14:ligatures w14:val="none"/>
+        </w:rPr>
+        <w:noBreakHyphen/>
+        <w:t>Thought</w:t>
+      </w:r>
+    </w:p>
+    <w:p>
+      <w:pPr>
+        <w:pStyle w:val="ListParagraph"/>
+        <w:numPr>
+          <w:ilvl w:val="0"/>
+          <w:numId w:val="7"/>
+        </w:numPr>
+        <w:rPr>
+          <w:rFonts w:ascii="Segoe UI" w:eastAsia="Times New Roman" w:hAnsi="Segoe UI" w:cs="Segoe UI"/>
+          <w:kern w:val="0"/>
+          <w:sz w:val="21"/>
+          <w:szCs w:val="21"/>
+          <w:lang w:eastAsia="fr-FR"/>
+          <w14:ligatures w14:val="none"/>
+        </w:rPr>
+      </w:pPr>
+      <w:r>
+        <w:rPr>
+          <w:rFonts w:ascii="Segoe UI" w:eastAsia="Times New Roman" w:hAnsi="Segoe UI" w:cs="Segoe UI"/>
+          <w:kern w:val="0"/>
+          <w:sz w:val="21"/>
+          <w:szCs w:val="21"/>
+          <w:lang w:eastAsia="fr-FR"/>
+          <w14:ligatures w14:val="none"/>
+        </w:rPr>
+        <w:t>Évaluer la qualité des prédictions à l’aide de métriques standard (accuracy, micro</w:t>
+      </w:r>
+      <w:r>
+        <w:rPr>
+          <w:rFonts w:ascii="Segoe UI" w:eastAsia="Times New Roman" w:hAnsi="Segoe UI" w:cs="Segoe UI"/>
+          <w:kern w:val="0"/>
+          <w:sz w:val="21"/>
+          <w:szCs w:val="21"/>
+          <w:lang w:eastAsia="fr-FR"/>
+          <w14:ligatures w14:val="none"/>
+        </w:rPr>
+        <w:noBreakHyphen/>
+        <w:t>F1)</w:t>
+      </w:r>
+    </w:p>
+    <w:p>
+      <w:pPr>
+        <w:numPr>
+          <w:ilvl w:val="0"/>
+          <w:numId w:val="7"/>
+        </w:numPr>
+        <w:spacing w:before="100" w:beforeAutospacing="1" w:after="100" w:afterAutospacing="1" w:line="300" w:lineRule="atLeast"/>
+        <w:rPr>
+          <w:rFonts w:ascii="Segoe UI" w:eastAsia="Times New Roman" w:hAnsi="Segoe UI" w:cs="Segoe UI"/>
+          <w:kern w:val="0"/>
+          <w:sz w:val="21"/>
+          <w:szCs w:val="21"/>
+          <w:lang w:eastAsia="fr-FR"/>
+          <w14:ligatures w14:val="none"/>
+        </w:rPr>
+      </w:pPr>
+      <w:r>
+        <w:rPr>
+          <w:rFonts w:ascii="Segoe UI" w:eastAsia="Times New Roman" w:hAnsi="Segoe UI" w:cs="Segoe UI"/>
+          <w:kern w:val="0"/>
+          <w:sz w:val="21"/>
+          <w:szCs w:val="21"/>
+          <w:lang w:eastAsia="fr-FR"/>
+          <w14:ligatures w14:val="none"/>
+        </w:rPr>
+        <w:t>Étudier la variabilité des résultats due à l’échantillonnage des exemples few</w:t>
+      </w:r>
+      <w:r>
+        <w:rPr>
+          <w:rFonts w:ascii="Segoe UI" w:eastAsia="Times New Roman" w:hAnsi="Segoe UI" w:cs="Segoe UI"/>
+          <w:kern w:val="0"/>
+          <w:sz w:val="21"/>
+          <w:szCs w:val="21"/>
+          <w:lang w:eastAsia="fr-FR"/>
+          <w14:ligatures w14:val="none"/>
+        </w:rPr>
+        <w:noBreakHyphen/>
+        <w:t>shot</w:t>
+      </w:r>
+    </w:p>
+    <w:p>
+      <w:pPr>
+        <w:pStyle w:val="Heading2"/>
+        <w:rPr>
+          <w:rFonts w:eastAsia="Times New Roman"/>
+          <w:lang w:eastAsia="fr-FR"/>
+        </w:rPr>
+      </w:pPr>
+      <w:r>
+        <w:rPr>
+          <w:rFonts w:eastAsia="Times New Roman"/>
+          <w:lang w:eastAsia="fr-FR"/>
+        </w:rPr>
+        <w:t xml:space="preserve">Structure de TP : </w:t>
+      </w:r>
+    </w:p>
+    <w:p>
+      <w:pPr>
+        <w:rPr>
+          <w:lang w:eastAsia="fr-FR"/>
+        </w:rPr>
+      </w:pPr>
+      <w:r>
+        <w:rPr>
+          <w:lang w:eastAsia="fr-FR"/>
+        </w:rPr>
+        <w:drawing>
+          <wp:inline distT="0" distB="0" distL="0" distR="0" wp14:anchorId="03B74A3C" wp14:editId="4A01662A">
+            <wp:extent cx="4493084" cy="5531766"/>
+            <wp:effectExtent l="0" t="0" r="3175" b="0"/>
+            <wp:docPr id="5" name="Picture 5"/>
+            <wp:cNvGraphicFramePr>
+              <a:graphicFrameLocks xmlns:a="http://schemas.openxmlformats.org/drawingml/2006/main" noChangeAspect="1"/>
+            </wp:cNvGraphicFramePr>
+            <a:graphic xmlns:a="http://schemas.openxmlformats.org/drawingml/2006/main">
+              <a:graphicData uri="http://schemas.openxmlformats.org/drawingml/2006/picture">
+                <pic:pic xmlns:pic="http://schemas.openxmlformats.org/drawingml/2006/picture">
+                  <pic:nvPicPr>
+                    <pic:cNvPr id="1" name=""/>
+                    <pic:cNvPicPr/>
+                  </pic:nvPicPr>
+                  <pic:blipFill>
+                    <a:blip r:embed="rId6"/>
+                    <a:stretch>
+                      <a:fillRect/>
+                    </a:stretch>
+                  </pic:blipFill>
+                  <pic:spPr>
+                    <a:xfrm>
+                      <a:off x="0" y="0"/>
+                      <a:ext cx="4496612" cy="5536110"/>
+                    </a:xfrm>
+                    <a:prstGeom prst="rect">
+                      <a:avLst/>
+                    </a:prstGeom>
+                  </pic:spPr>
+                </pic:pic>
+              </a:graphicData>
+            </a:graphic>
+          </wp:inline>
+        </w:drawing>
+      </w:r>
+    </w:p>
+    <w:p>
+      <w:pPr>
+        <w:rPr>
+          <w:b/>
+          <w:bCs/>
+          <w:lang w:val="en-US" w:eastAsia="fr-FR"/>
+        </w:rPr>
+      </w:pPr>
+      <w:r>
+        <w:rPr>
+          <w:b/>
+          <w:bCs/>
+          <w:lang w:val="en-US" w:eastAsia="fr-FR"/>
+        </w:rPr>
+        <w:t xml:space="preserve">Github : </w:t>
+      </w:r>
+      <w:hyperlink r:id="rId7" w:history="1">
+        <w:r>
+          <w:rPr>
+            <w:rStyle w:val="Hyperlink"/>
+            <w:b/>
+            <w:bCs/>
+            <w:lang w:val="en-US" w:eastAsia="fr-FR"/>
+          </w:rPr>
+          <w:t>https://github.com/Eng-ZAKARIAE-AI/AI-Agentic_module_tp</w:t>
+        </w:r>
+      </w:hyperlink>
+    </w:p>
+    <w:p>
+      <w:pPr>
+        <w:rPr>
+          <w:b/>
+          <w:bCs/>
+          <w:lang w:val="en-US" w:eastAsia="fr-FR"/>
+        </w:rPr>
+      </w:pPr>
+    </w:p>
+    <w:p>
+      <w:pPr>
+        <w:rPr>
+          <w:b/>
+          <w:bCs/>
+          <w:lang w:val="en-US" w:eastAsia="fr-FR"/>
+        </w:rPr>
+      </w:pPr>
+    </w:p>
+    <w:p>
+      <w:pPr>
+        <w:pStyle w:val="Heading2"/>
+        <w:numPr>
+          <w:ilvl w:val="0"/>
+          <w:numId w:val="9"/>
+        </w:numPr>
+        <w:rPr>
+          <w:lang w:eastAsia="fr-FR"/>
+        </w:rPr>
+      </w:pPr>
+      <w:r>
+        <w:rPr>
+          <w:lang w:eastAsia="fr-FR"/>
+        </w:rPr>
+        <w:lastRenderedPageBreak/>
+        <w:t>Jeu de données</w:t>
+      </w:r>
+    </w:p>
+    <w:p>
+      <w:pPr>
+        <w:pStyle w:val="Heading3"/>
+        <w:spacing w:line="300" w:lineRule="atLeast"/>
+        <w:ind w:firstLine="708"/>
+        <w:rPr>
+          <w:rStyle w:val="Strong"/>
+          <w:rFonts w:ascii="Segoe UI" w:hAnsi="Segoe UI" w:cs="Segoe UI"/>
+          <w:b w:val="0"/>
+          <w:bCs w:val="0"/>
+        </w:rPr>
+      </w:pPr>
+      <w:r>
+        <w:rPr>
+          <w:rStyle w:val="Strong"/>
+          <w:rFonts w:ascii="Segoe UI" w:hAnsi="Segoe UI" w:cs="Segoe UI"/>
+          <w:b w:val="0"/>
+          <w:bCs w:val="0"/>
+        </w:rPr>
+        <w:t>3.1 Présentation du dataset IMDB</w:t>
+      </w:r>
+    </w:p>
+    <w:p>
+      <w:r>
+        <w:t xml:space="preserve">Le jeu de données utilisé est </w:t>
+      </w:r>
+      <w:r>
+        <w:rPr>
+          <w:b/>
+          <w:bCs/>
+        </w:rPr>
+        <w:t>IMDB Movie Reviews</w:t>
+      </w:r>
+      <w:r>
+        <w:t>, disponible via la bibliothèque datasets de Hugging Face. Il contient des avis de films annotés selon leur sentiment :</w:t>
+      </w:r>
+    </w:p>
+    <w:p>
+      <w:pPr>
+        <w:numPr>
+          <w:ilvl w:val="0"/>
+          <w:numId w:val="10"/>
+        </w:numPr>
+      </w:pPr>
+      <w:r>
+        <w:rPr>
+          <w:b/>
+          <w:bCs/>
+        </w:rPr>
+        <w:t>Label 1</w:t>
+      </w:r>
+      <w:r>
+        <w:t xml:space="preserve"> : sentiment positif</w:t>
+      </w:r>
+    </w:p>
+    <w:p>
+      <w:pPr>
+        <w:numPr>
+          <w:ilvl w:val="0"/>
+          <w:numId w:val="10"/>
+        </w:numPr>
+      </w:pPr>
+      <w:r>
+        <w:rPr>
+          <w:b/>
+          <w:bCs/>
+        </w:rPr>
+        <w:t>Label 0</w:t>
+      </w:r>
+      <w:r>
+        <w:t xml:space="preserve"> : sentiment négatif</w:t>
+      </w:r>
+    </w:p>
+    <w:p>
+      <w:r>
+        <w:t>Le dataset est déjà partitionné en :</w:t>
+      </w:r>
+    </w:p>
+    <w:p>
+      <w:pPr>
+        <w:numPr>
+          <w:ilvl w:val="0"/>
+          <w:numId w:val="11"/>
+        </w:numPr>
+      </w:pPr>
+      <w:r>
+        <w:t>train</w:t>
+      </w:r>
+    </w:p>
+    <w:p>
+      <w:pPr>
+        <w:numPr>
+          <w:ilvl w:val="0"/>
+          <w:numId w:val="11"/>
+        </w:numPr>
+      </w:pPr>
+      <w:r>
+        <w:t>test</w:t>
+      </w:r>
+    </w:p>
+    <w:p>
+      <w:pPr>
+        <w:numPr>
+          <w:ilvl w:val="0"/>
+          <w:numId w:val="11"/>
+        </w:numPr>
+      </w:pPr>
+      <w:r>
+        <w:t>unsupervised</w:t>
+      </w:r>
+    </w:p>
+    <w:p>
+      <w:r>
+        <w:t>Dans ce TP, seul le sous</w:t>
+      </w:r>
+      <w:r>
+        <w:noBreakHyphen/>
+        <w:t xml:space="preserve">ensemble </w:t>
+      </w:r>
+      <w:r>
+        <w:rPr>
+          <w:b/>
+          <w:bCs/>
+        </w:rPr>
+        <w:t>train</w:t>
+      </w:r>
+      <w:r>
+        <w:t xml:space="preserve"> est utilisé.</w:t>
+      </w:r>
+    </w:p>
+    <w:p>
+      <w:pPr>
+        <w:pStyle w:val="Heading3"/>
+      </w:pPr>
+      <w:r>
+        <w:t>3.2 Prétraitement des données</w:t>
+      </w:r>
+    </w:p>
+    <w:p>
+      <w:r>
+        <w:t>Les étapes suivantes ont été appliquées :</w:t>
+      </w:r>
+    </w:p>
+    <w:p>
+      <w:pPr>
+        <w:numPr>
+          <w:ilvl w:val="0"/>
+          <w:numId w:val="12"/>
+        </w:numPr>
+      </w:pPr>
+      <w:r>
+        <w:t>Chargement du sous</w:t>
+      </w:r>
+      <w:r>
+        <w:noBreakHyphen/>
+        <w:t xml:space="preserve">ensemble train </w:t>
+      </w:r>
+    </w:p>
+    <w:p>
+      <w:pPr>
+        <w:pStyle w:val="ListParagraph"/>
+        <w:numPr>
+          <w:ilvl w:val="0"/>
+          <w:numId w:val="12"/>
+        </w:numPr>
+        <w:spacing w:after="0" w:line="300" w:lineRule="atLeast"/>
+        <w:rPr>
+          <w:rFonts w:ascii="Segoe UI" w:eastAsia="Times New Roman" w:hAnsi="Segoe UI" w:cs="Segoe UI"/>
+          <w:kern w:val="0"/>
+          <w:sz w:val="21"/>
+          <w:szCs w:val="21"/>
+          <w:lang w:eastAsia="fr-FR"/>
+          <w14:ligatures w14:val="none"/>
+        </w:rPr>
+      </w:pPr>
+      <w:r>
+        <w:rPr>
+          <w:rFonts w:ascii="Segoe UI" w:eastAsia="Times New Roman" w:hAnsi="Segoe UI" w:cs="Segoe UI"/>
+          <w:kern w:val="0"/>
+          <w:sz w:val="21"/>
+          <w:szCs w:val="21"/>
+          <w:lang w:eastAsia="fr-FR"/>
+          <w14:ligatures w14:val="none"/>
+        </w:rPr>
+        <w:t>Conversion en DataFrame Pandas</w:t>
+      </w:r>
+    </w:p>
+    <w:p>
+      <w:pPr>
+        <w:pStyle w:val="ListParagraph"/>
+        <w:numPr>
+          <w:ilvl w:val="0"/>
+          <w:numId w:val="12"/>
+        </w:numPr>
+        <w:spacing w:after="0" w:line="300" w:lineRule="atLeast"/>
+        <w:rPr>
+          <w:rFonts w:ascii="Segoe UI" w:eastAsia="Times New Roman" w:hAnsi="Segoe UI" w:cs="Segoe UI"/>
+          <w:kern w:val="0"/>
+          <w:sz w:val="21"/>
+          <w:szCs w:val="21"/>
+          <w:lang w:eastAsia="fr-FR"/>
+          <w14:ligatures w14:val="none"/>
+        </w:rPr>
+      </w:pPr>
+      <w:r>
+        <w:rPr>
+          <w:rFonts w:ascii="Segoe UI" w:eastAsia="Times New Roman" w:hAnsi="Segoe UI" w:cs="Segoe UI"/>
+          <w:kern w:val="0"/>
+          <w:sz w:val="21"/>
+          <w:szCs w:val="21"/>
+          <w:lang w:eastAsia="fr-FR"/>
+          <w14:ligatures w14:val="none"/>
+        </w:rPr>
+        <w:t>Ajout d’une colonne textuelle sentiment correspondant aux labels numériques</w:t>
+      </w:r>
+    </w:p>
+    <w:p>
+      <w:pPr>
+        <w:numPr>
+          <w:ilvl w:val="0"/>
+          <w:numId w:val="12"/>
+        </w:numPr>
+        <w:spacing w:before="100" w:beforeAutospacing="1" w:after="100" w:afterAutospacing="1" w:line="300" w:lineRule="atLeast"/>
+        <w:rPr>
+          <w:rFonts w:ascii="Segoe UI" w:eastAsia="Times New Roman" w:hAnsi="Segoe UI" w:cs="Segoe UI"/>
+          <w:kern w:val="0"/>
+          <w:sz w:val="21"/>
+          <w:szCs w:val="21"/>
+          <w:lang w:eastAsia="fr-FR"/>
+          <w14:ligatures w14:val="none"/>
+        </w:rPr>
+      </w:pPr>
+      <w:r>
+        <w:rPr>
+          <w:rFonts w:ascii="Segoe UI" w:eastAsia="Times New Roman" w:hAnsi="Segoe UI" w:cs="Segoe UI"/>
+          <w:kern w:val="0"/>
+          <w:sz w:val="21"/>
+          <w:szCs w:val="21"/>
+          <w:lang w:eastAsia="fr-FR"/>
+          <w14:ligatures w14:val="none"/>
+        </w:rPr>
+        <w:t>Vérification de l’équilibrage des classes (50 % positifs / 50 % négatifs)</w:t>
+      </w:r>
+    </w:p>
+    <w:p>
+      <w:pPr>
+        <w:pStyle w:val="Heading3"/>
+        <w:spacing w:line="300" w:lineRule="atLeast"/>
+        <w:rPr>
+          <w:rFonts w:ascii="Segoe UI" w:hAnsi="Segoe UI" w:cs="Segoe UI"/>
+        </w:rPr>
+      </w:pPr>
+      <w:r>
+        <w:rPr>
+          <w:rStyle w:val="Strong"/>
+          <w:rFonts w:ascii="Segoe UI" w:hAnsi="Segoe UI" w:cs="Segoe UI"/>
+          <w:b w:val="0"/>
+          <w:bCs w:val="0"/>
+        </w:rPr>
+        <w:t>3.3 Création des partitions</w:t>
+      </w:r>
+    </w:p>
+    <w:p>
+      <w:pPr>
+        <w:rPr>
+          <w:lang w:eastAsia="fr-FR"/>
+        </w:rPr>
+      </w:pPr>
+      <w:r>
+        <w:rPr>
+          <w:lang w:eastAsia="fr-FR"/>
+        </w:rPr>
+        <w:t>Les données ont été divisées en deux ensembles :</w:t>
+      </w:r>
+    </w:p>
+    <w:p>
+      <w:pPr>
+        <w:numPr>
+          <w:ilvl w:val="0"/>
+          <w:numId w:val="14"/>
+        </w:numPr>
+        <w:rPr>
+          <w:lang w:eastAsia="fr-FR"/>
+        </w:rPr>
+      </w:pPr>
+      <w:r>
+        <w:rPr>
+          <w:b/>
+          <w:bCs/>
+          <w:lang w:eastAsia="fr-FR"/>
+        </w:rPr>
+        <w:t>Pool few</w:t>
+      </w:r>
+      <w:r>
+        <w:rPr>
+          <w:b/>
+          <w:bCs/>
+          <w:lang w:eastAsia="fr-FR"/>
+        </w:rPr>
+        <w:noBreakHyphen/>
+        <w:t>shot</w:t>
+      </w:r>
+      <w:r>
+        <w:rPr>
+          <w:lang w:eastAsia="fr-FR"/>
+        </w:rPr>
+        <w:t xml:space="preserve"> : utilisé pour sélectionner des exemples d’illustration dans les prompts</w:t>
+      </w:r>
+    </w:p>
+    <w:p>
+      <w:pPr>
+        <w:numPr>
+          <w:ilvl w:val="0"/>
+          <w:numId w:val="14"/>
+        </w:numPr>
+        <w:rPr>
+          <w:lang w:eastAsia="fr-FR"/>
+        </w:rPr>
+      </w:pPr>
+      <w:r>
+        <w:rPr>
+          <w:b/>
+          <w:bCs/>
+          <w:lang w:eastAsia="fr-FR"/>
+        </w:rPr>
+        <w:t>Gold examples (hold</w:t>
+      </w:r>
+      <w:r>
+        <w:rPr>
+          <w:b/>
+          <w:bCs/>
+          <w:lang w:eastAsia="fr-FR"/>
+        </w:rPr>
+        <w:noBreakHyphen/>
+        <w:t>out)</w:t>
+      </w:r>
+      <w:r>
+        <w:rPr>
+          <w:lang w:eastAsia="fr-FR"/>
+        </w:rPr>
+        <w:t xml:space="preserve"> : utilisé pour l’évaluation des performances</w:t>
+      </w:r>
+    </w:p>
+    <w:p>
+      <w:pPr>
+        <w:rPr>
+          <w:rFonts w:ascii="Segoe UI" w:eastAsia="Times New Roman" w:hAnsi="Segoe UI" w:cs="Segoe UI"/>
+          <w:kern w:val="0"/>
+          <w:sz w:val="21"/>
+          <w:szCs w:val="21"/>
+          <w:lang w:eastAsia="fr-FR"/>
+          <w14:ligatures w14:val="none"/>
+        </w:rPr>
+      </w:pPr>
+      <w:r>
+        <w:rPr>
+          <w:rFonts w:ascii="Segoe UI" w:eastAsia="Times New Roman" w:hAnsi="Segoe UI" w:cs="Segoe UI"/>
+          <w:kern w:val="0"/>
+          <w:sz w:val="21"/>
+          <w:szCs w:val="21"/>
+          <w:lang w:eastAsia="fr-FR"/>
+          <w14:ligatures w14:val="none"/>
+        </w:rPr>
+        <w:t>La séparation est effectuée avec :</w:t>
+      </w:r>
+      <w:r>
+        <w:rPr>
+          <w:rFonts w:ascii="Segoe UI" w:eastAsia="Times New Roman" w:hAnsi="Symbol" w:cs="Segoe UI"/>
+          <w:kern w:val="0"/>
+          <w:sz w:val="21"/>
+          <w:szCs w:val="21"/>
+          <w:lang w:eastAsia="fr-FR"/>
+          <w14:ligatures w14:val="none"/>
+        </w:rPr>
+        <w:t xml:space="preserve"> </w:t>
+      </w:r>
+      <w:r>
+        <w:rPr>
+          <w:rFonts w:ascii="Segoe UI" w:eastAsia="Times New Roman" w:hAnsi="Segoe UI" w:cs="Segoe UI"/>
+          <w:kern w:val="0"/>
+          <w:sz w:val="21"/>
+          <w:szCs w:val="21"/>
+          <w:lang w:eastAsia="fr-FR"/>
+          <w14:ligatures w14:val="none"/>
+        </w:rPr>
+        <w:t xml:space="preserve">90 % pour le pool </w:t>
+      </w:r>
+      <w:r>
+        <w:rPr>
+          <w:rFonts w:ascii="Segoe UI" w:eastAsia="Times New Roman" w:hAnsi="Segoe UI" w:cs="Segoe UI"/>
+          <w:kern w:val="0"/>
+          <w:sz w:val="21"/>
+          <w:szCs w:val="21"/>
+          <w:lang w:eastAsia="fr-FR"/>
+          <w14:ligatures w14:val="none"/>
+        </w:rPr>
+        <w:t xml:space="preserve">Et </w:t>
+      </w:r>
+      <w:r>
+        <w:rPr>
+          <w:rFonts w:ascii="Segoe UI" w:eastAsia="Times New Roman" w:hAnsi="Segoe UI" w:cs="Segoe UI"/>
+          <w:kern w:val="0"/>
+          <w:sz w:val="21"/>
+          <w:szCs w:val="21"/>
+          <w:lang w:eastAsia="fr-FR"/>
+          <w14:ligatures w14:val="none"/>
+        </w:rPr>
+        <w:t xml:space="preserve">10 % pour les exemples de référence </w:t>
+      </w:r>
+      <w:r>
+        <w:rPr>
+          <w:rFonts w:ascii="Segoe UI" w:eastAsia="Times New Roman" w:hAnsi="Segoe UI" w:cs="Segoe UI"/>
+          <w:kern w:val="0"/>
+          <w:sz w:val="21"/>
+          <w:szCs w:val="21"/>
+          <w:lang w:eastAsia="fr-FR"/>
+          <w14:ligatures w14:val="none"/>
+        </w:rPr>
+        <w:t xml:space="preserve">Et </w:t>
+      </w:r>
+      <w:r>
+        <w:rPr>
+          <w:rFonts w:ascii="Segoe UI" w:eastAsia="Times New Roman" w:hAnsi="Segoe UI" w:cs="Segoe UI"/>
+          <w:kern w:val="0"/>
+          <w:sz w:val="21"/>
+          <w:szCs w:val="21"/>
+          <w:lang w:eastAsia="fr-FR"/>
+          <w14:ligatures w14:val="none"/>
+        </w:rPr>
+        <w:t>random_state = 42 pour assurer la reproductibilité</w:t>
+      </w:r>
+    </w:p>
+    <w:p>
+      <w:pPr>
+        <w:pStyle w:val="Heading3"/>
+        <w:rPr>
+          <w:rFonts w:eastAsia="Times New Roman"/>
+          <w:b/>
+          <w:bCs/>
+          <w:lang w:eastAsia="fr-FR"/>
+        </w:rPr>
+      </w:pPr>
+      <w:r>
+        <w:rPr>
+          <w:rFonts w:eastAsia="Times New Roman"/>
+          <w:b/>
+          <w:bCs/>
+          <w:lang w:eastAsia="fr-FR"/>
+        </w:rPr>
+        <w:t>4. Méthodologie</w:t>
+      </w:r>
+      <w:r>
+        <w:rPr>
+          <w:rFonts w:eastAsia="Times New Roman"/>
+          <w:b/>
+          <w:bCs/>
+          <w:lang w:eastAsia="fr-FR"/>
+        </w:rPr>
+        <w:t xml:space="preserve"> qui j’ai suivi : </w:t>
+      </w:r>
+    </w:p>
+    <w:p>
+      <w:pPr>
+        <w:rPr>
+          <w:b/>
+          <w:bCs/>
+          <w:lang w:eastAsia="fr-FR"/>
+        </w:rPr>
+      </w:pPr>
+      <w:r>
+        <w:rPr>
+          <w:b/>
+          <w:bCs/>
+          <w:lang w:eastAsia="fr-FR"/>
+        </w:rPr>
+        <w:t>4.1 Principe général</w:t>
+      </w:r>
+      <w:r>
+        <w:rPr>
+          <w:b/>
+          <w:bCs/>
+          <w:lang w:eastAsia="fr-FR"/>
+        </w:rPr>
+        <w:t> :</w:t>
+      </w:r>
+    </w:p>
+    <w:p>
+      <w:pPr>
+        <w:rPr>
+          <w:lang w:eastAsia="fr-FR"/>
+        </w:rPr>
+      </w:pPr>
+      <w:r>
+        <w:rPr>
+          <w:lang w:eastAsia="fr-FR"/>
+        </w:rPr>
+        <w:t>Contrairement à l’apprentissage automatique classique, aucun classifieur n’est entraîné. Les prédictions sont générées directement par un LLM via des prompts textuels.</w:t>
+      </w:r>
+    </w:p>
+    <w:p>
+      <w:pPr>
+        <w:rPr>
+          <w:lang w:eastAsia="fr-FR"/>
+        </w:rPr>
+      </w:pPr>
+    </w:p>
+    <w:p>
+      <w:pPr>
+        <w:rPr>
+          <w:lang w:eastAsia="fr-FR"/>
+        </w:rPr>
+      </w:pPr>
+      <w:r>
+        <w:rPr>
+          <w:lang w:eastAsia="fr-FR"/>
+        </w:rPr>
+        <w:lastRenderedPageBreak/>
+        <w:t>Chaque avis est fourni au modèle sous forme de texte, et le modèle doit retourner uniquement l’étiquette :</w:t>
+      </w:r>
+    </w:p>
+    <w:p>
+      <w:pPr>
+        <w:numPr>
+          <w:ilvl w:val="0"/>
+          <w:numId w:val="15"/>
+        </w:numPr>
+        <w:rPr>
+          <w:lang w:eastAsia="fr-FR"/>
+        </w:rPr>
+      </w:pPr>
+      <w:r>
+        <w:rPr>
+          <w:lang w:eastAsia="fr-FR"/>
+        </w:rPr>
+        <w:t>positive</w:t>
+      </w:r>
+    </w:p>
+    <w:p>
+      <w:pPr>
+        <w:numPr>
+          <w:ilvl w:val="0"/>
+          <w:numId w:val="15"/>
+        </w:numPr>
+        <w:rPr>
+          <w:lang w:eastAsia="fr-FR"/>
+        </w:rPr>
+      </w:pPr>
+      <w:r>
+        <w:rPr>
+          <w:lang w:eastAsia="fr-FR"/>
+        </w:rPr>
+        <w:t>negative</w:t>
+      </w:r>
+    </w:p>
+    <w:p>
+      <w:pPr>
+        <w:pStyle w:val="Heading2"/>
+        <w:spacing w:line="300" w:lineRule="atLeast"/>
+        <w:rPr>
+          <w:rFonts w:ascii="Segoe UI" w:hAnsi="Segoe UI" w:cs="Segoe UI"/>
+        </w:rPr>
+      </w:pPr>
+      <w:r>
+        <w:rPr>
+          <w:rStyle w:val="Strong"/>
+          <w:rFonts w:ascii="Segoe UI" w:hAnsi="Segoe UI" w:cs="Segoe UI"/>
+          <w:b w:val="0"/>
+          <w:bCs w:val="0"/>
+        </w:rPr>
+        <w:t>5. Ingénierie de Prompts</w:t>
+      </w:r>
+    </w:p>
+    <w:p>
+      <w:pPr>
+        <w:pStyle w:val="Heading4"/>
+        <w:rPr>
+          <w:b/>
+          <w:bCs/>
+          <w:lang w:eastAsia="fr-FR"/>
+        </w:rPr>
+      </w:pPr>
+      <w:r>
+        <w:rPr>
+          <w:b/>
+          <w:bCs/>
+          <w:lang w:eastAsia="fr-FR"/>
+        </w:rPr>
+        <w:t>5.1 Prompt Zero</w:t>
+      </w:r>
+      <w:r>
+        <w:rPr>
+          <w:b/>
+          <w:bCs/>
+          <w:lang w:eastAsia="fr-FR"/>
+        </w:rPr>
+        <w:noBreakHyphen/>
+        <w:t>shot</w:t>
+      </w:r>
+    </w:p>
+    <w:p>
+      <w:pPr>
+        <w:rPr>
+          <w:lang w:eastAsia="fr-FR"/>
+        </w:rPr>
+      </w:pPr>
+      <w:r>
+        <w:rPr>
+          <w:lang w:eastAsia="fr-FR"/>
+        </w:rPr>
+        <w:t>Le prompt zero</w:t>
+      </w:r>
+      <w:r>
+        <w:rPr>
+          <w:lang w:eastAsia="fr-FR"/>
+        </w:rPr>
+        <w:noBreakHyphen/>
+        <w:t>shot ne contient aucun exemple. Il repose uniquement sur la capacité générale du LLM à comprendre la tâche.</w:t>
+      </w:r>
+    </w:p>
+    <w:p>
+      <w:pPr>
+        <w:rPr>
+          <w:lang w:eastAsia="fr-FR"/>
+        </w:rPr>
+      </w:pPr>
+      <w:r>
+        <w:rPr>
+          <w:b/>
+          <w:bCs/>
+          <w:lang w:eastAsia="fr-FR"/>
+        </w:rPr>
+        <w:t>Avantages :</w:t>
+      </w:r>
+    </w:p>
+    <w:p>
+      <w:pPr>
+        <w:numPr>
+          <w:ilvl w:val="0"/>
+          <w:numId w:val="16"/>
+        </w:numPr>
+        <w:rPr>
+          <w:lang w:eastAsia="fr-FR"/>
+        </w:rPr>
+      </w:pPr>
+      <w:r>
+        <w:rPr>
+          <w:lang w:eastAsia="fr-FR"/>
+        </w:rPr>
+        <w:t>Simple</w:t>
+      </w:r>
+    </w:p>
+    <w:p>
+      <w:pPr>
+        <w:numPr>
+          <w:ilvl w:val="0"/>
+          <w:numId w:val="16"/>
+        </w:numPr>
+        <w:rPr>
+          <w:lang w:eastAsia="fr-FR"/>
+        </w:rPr>
+      </w:pPr>
+      <w:r>
+        <w:rPr>
+          <w:lang w:eastAsia="fr-FR"/>
+        </w:rPr>
+        <w:t>Rapide à mettre en œuvre</w:t>
+      </w:r>
+    </w:p>
+    <w:p>
+      <w:pPr>
+        <w:rPr>
+          <w:lang w:eastAsia="fr-FR"/>
+        </w:rPr>
+      </w:pPr>
+      <w:r>
+        <w:rPr>
+          <w:b/>
+          <w:bCs/>
+          <w:lang w:eastAsia="fr-FR"/>
+        </w:rPr>
+        <w:t>Inconvénients :</w:t>
+      </w:r>
+    </w:p>
+    <w:p>
+      <w:pPr>
+        <w:numPr>
+          <w:ilvl w:val="0"/>
+          <w:numId w:val="17"/>
+        </w:numPr>
+        <w:rPr>
+          <w:lang w:eastAsia="fr-FR"/>
+        </w:rPr>
+      </w:pPr>
+      <w:r>
+        <w:rPr>
+          <w:lang w:eastAsia="fr-FR"/>
+        </w:rPr>
+        <w:t>Performance instable</w:t>
+      </w:r>
+    </w:p>
+    <w:p>
+      <w:pPr>
+        <w:numPr>
+          <w:ilvl w:val="0"/>
+          <w:numId w:val="17"/>
+        </w:numPr>
+        <w:rPr>
+          <w:lang w:eastAsia="fr-FR"/>
+        </w:rPr>
+      </w:pPr>
+      <w:r>
+        <w:rPr>
+          <w:lang w:eastAsia="fr-FR"/>
+        </w:rPr>
+        <w:t>Sensible aux formulations ambiguës</w:t>
+      </w:r>
+    </w:p>
+    <w:p>
+      <w:pPr>
+        <w:pStyle w:val="Heading4"/>
+      </w:pPr>
+      <w:r>
+        <w:rPr>
+          <w:rStyle w:val="Strong"/>
+          <w:rFonts w:ascii="Segoe UI" w:hAnsi="Segoe UI" w:cs="Segoe UI"/>
+        </w:rPr>
+        <w:t>5.2 Prompt Few</w:t>
+      </w:r>
+      <w:r>
+        <w:rPr>
+          <w:rStyle w:val="Strong"/>
+          <w:rFonts w:ascii="Segoe UI" w:hAnsi="Segoe UI" w:cs="Segoe UI"/>
+        </w:rPr>
+        <w:noBreakHyphen/>
+        <w:t>shot</w:t>
+      </w:r>
+    </w:p>
+    <w:p>
+      <w:pPr>
+        <w:rPr>
+          <w:lang w:eastAsia="fr-FR"/>
+        </w:rPr>
+      </w:pPr>
+      <w:r>
+        <w:rPr>
+          <w:lang w:eastAsia="fr-FR"/>
+        </w:rPr>
+        <w:t>Le prompt few</w:t>
+      </w:r>
+      <w:r>
+        <w:rPr>
+          <w:lang w:eastAsia="fr-FR"/>
+        </w:rPr>
+        <w:noBreakHyphen/>
+        <w:t>shot contient plusieurs exemples annotés avant la prédiction finale.</w:t>
+      </w:r>
+      <w:r>
+        <w:rPr>
+          <w:lang w:eastAsia="fr-FR"/>
+        </w:rPr>
+        <w:br/>
+        <w:t>Dans ce TP :</w:t>
+      </w:r>
+    </w:p>
+    <w:p>
+      <w:pPr>
+        <w:numPr>
+          <w:ilvl w:val="0"/>
+          <w:numId w:val="18"/>
+        </w:numPr>
+        <w:rPr>
+          <w:lang w:eastAsia="fr-FR"/>
+        </w:rPr>
+      </w:pPr>
+      <w:r>
+        <w:rPr>
+          <w:lang w:eastAsia="fr-FR"/>
+        </w:rPr>
+        <w:t>8 exemples sont utilisés</w:t>
+      </w:r>
+    </w:p>
+    <w:p>
+      <w:pPr>
+        <w:numPr>
+          <w:ilvl w:val="0"/>
+          <w:numId w:val="18"/>
+        </w:numPr>
+        <w:rPr>
+          <w:lang w:eastAsia="fr-FR"/>
+        </w:rPr>
+      </w:pPr>
+      <w:r>
+        <w:rPr>
+          <w:lang w:eastAsia="fr-FR"/>
+        </w:rPr>
+        <w:t xml:space="preserve">Répartition équilibrée : </w:t>
+      </w:r>
+    </w:p>
+    <w:p>
+      <w:pPr>
+        <w:numPr>
+          <w:ilvl w:val="1"/>
+          <w:numId w:val="18"/>
+        </w:numPr>
+        <w:rPr>
+          <w:lang w:eastAsia="fr-FR"/>
+        </w:rPr>
+      </w:pPr>
+      <w:r>
+        <w:rPr>
+          <w:lang w:eastAsia="fr-FR"/>
+        </w:rPr>
+        <w:t>4 positifs</w:t>
+      </w:r>
+    </w:p>
+    <w:p>
+      <w:pPr>
+        <w:numPr>
+          <w:ilvl w:val="1"/>
+          <w:numId w:val="18"/>
+        </w:numPr>
+        <w:rPr>
+          <w:lang w:eastAsia="fr-FR"/>
+        </w:rPr>
+      </w:pPr>
+      <w:r>
+        <w:rPr>
+          <w:lang w:eastAsia="fr-FR"/>
+        </w:rPr>
+        <w:t>4 négatifs</w:t>
+      </w:r>
+    </w:p>
+    <w:p>
+      <w:pPr>
+        <w:numPr>
+          <w:ilvl w:val="0"/>
+          <w:numId w:val="18"/>
+        </w:numPr>
+        <w:rPr>
+          <w:lang w:eastAsia="fr-FR"/>
+        </w:rPr>
+      </w:pPr>
+      <w:r>
+        <w:rPr>
+          <w:lang w:eastAsia="fr-FR"/>
+        </w:rPr>
+        <w:t xml:space="preserve">Ordre aléatoire pour réduire : </w:t>
+      </w:r>
+    </w:p>
+    <w:p>
+      <w:pPr>
+        <w:numPr>
+          <w:ilvl w:val="1"/>
+          <w:numId w:val="18"/>
+        </w:numPr>
+        <w:rPr>
+          <w:lang w:eastAsia="fr-FR"/>
+        </w:rPr>
+      </w:pPr>
+      <w:r>
+        <w:rPr>
+          <w:lang w:eastAsia="fr-FR"/>
+        </w:rPr>
+        <w:t>biais de récence</w:t>
+      </w:r>
+    </w:p>
+    <w:p>
+      <w:pPr>
+        <w:numPr>
+          <w:ilvl w:val="1"/>
+          <w:numId w:val="18"/>
+        </w:numPr>
+        <w:rPr>
+          <w:lang w:eastAsia="fr-FR"/>
+        </w:rPr>
+      </w:pPr>
+      <w:r>
+        <w:rPr>
+          <w:lang w:eastAsia="fr-FR"/>
+        </w:rPr>
+        <w:t>biais de classe majoritaire</w:t>
+      </w:r>
+    </w:p>
+    <w:p>
+      <w:pPr>
+        <w:rPr>
+          <w:lang w:eastAsia="fr-FR"/>
+        </w:rPr>
+      </w:pPr>
+      <w:r>
+        <w:rPr>
+          <w:lang w:eastAsia="fr-FR"/>
+        </w:rPr>
+        <w:t>Cette approche permet au modèle d’inférer implicitement la tâche par démonstration.</w:t>
+      </w:r>
+    </w:p>
+    <w:p>
+      <w:pPr>
+        <w:pStyle w:val="Heading4"/>
+        <w:rPr>
+          <w:b/>
+          <w:bCs/>
+          <w:lang w:val="en-US" w:eastAsia="fr-FR"/>
+        </w:rPr>
+      </w:pPr>
+      <w:r>
+        <w:rPr>
+          <w:b/>
+          <w:bCs/>
+          <w:lang w:val="en-US" w:eastAsia="fr-FR"/>
+        </w:rPr>
+        <w:t>5.3 Prompt Chain</w:t>
+      </w:r>
+      <w:r>
+        <w:rPr>
+          <w:b/>
+          <w:bCs/>
+          <w:lang w:val="en-US" w:eastAsia="fr-FR"/>
+        </w:rPr>
+        <w:noBreakHyphen/>
+        <w:t>of</w:t>
+      </w:r>
+      <w:r>
+        <w:rPr>
+          <w:b/>
+          <w:bCs/>
+          <w:lang w:val="en-US" w:eastAsia="fr-FR"/>
+        </w:rPr>
+        <w:noBreakHyphen/>
+        <w:t>Thought (CoT)</w:t>
+      </w:r>
+    </w:p>
+    <w:p>
+      <w:pPr>
+        <w:rPr>
+          <w:lang w:eastAsia="fr-FR"/>
+        </w:rPr>
+      </w:pPr>
+      <w:r>
+        <w:rPr>
+          <w:lang w:eastAsia="fr-FR"/>
+        </w:rPr>
+        <w:t>Le prompt Chain</w:t>
+      </w:r>
+      <w:r>
+        <w:rPr>
+          <w:lang w:eastAsia="fr-FR"/>
+        </w:rPr>
+        <w:noBreakHyphen/>
+        <w:t>of</w:t>
+      </w:r>
+      <w:r>
+        <w:rPr>
+          <w:lang w:eastAsia="fr-FR"/>
+        </w:rPr>
+        <w:noBreakHyphen/>
+        <w:t>Thought enrichit le prompt few</w:t>
+      </w:r>
+      <w:r>
+        <w:rPr>
+          <w:lang w:eastAsia="fr-FR"/>
+        </w:rPr>
+        <w:noBreakHyphen/>
+        <w:t>shot avec des instructions explicites demandant au modèle de raisonner étape par étape avant de produire la réponse finale.</w:t>
+      </w:r>
+    </w:p>
+    <w:p>
+      <w:pPr>
+        <w:rPr>
+          <w:lang w:eastAsia="fr-FR"/>
+        </w:rPr>
+      </w:pPr>
+      <w:r>
+        <w:rPr>
+          <w:lang w:eastAsia="fr-FR"/>
+        </w:rPr>
+        <w:t>Les étapes demandées sont :</w:t>
+      </w:r>
+    </w:p>
+    <w:p>
+      <w:pPr>
+        <w:rPr>
+          <w:lang w:eastAsia="fr-FR"/>
+        </w:rPr>
+      </w:pPr>
+    </w:p>
+    <w:p>
+      <w:pPr>
+        <w:numPr>
+          <w:ilvl w:val="0"/>
+          <w:numId w:val="19"/>
+        </w:numPr>
+        <w:rPr>
+          <w:lang w:eastAsia="fr-FR"/>
+        </w:rPr>
+      </w:pPr>
+      <w:r>
+        <w:rPr>
+          <w:lang w:eastAsia="fr-FR"/>
+        </w:rPr>
+        <w:lastRenderedPageBreak/>
+        <w:t>Identifier les indices émotionnels</w:t>
+      </w:r>
+    </w:p>
+    <w:p>
+      <w:pPr>
+        <w:numPr>
+          <w:ilvl w:val="0"/>
+          <w:numId w:val="19"/>
+        </w:numPr>
+        <w:rPr>
+          <w:lang w:eastAsia="fr-FR"/>
+        </w:rPr>
+      </w:pPr>
+      <w:r>
+        <w:rPr>
+          <w:lang w:eastAsia="fr-FR"/>
+        </w:rPr>
+        <w:t>Déterminer la polarité</w:t>
+      </w:r>
+    </w:p>
+    <w:p>
+      <w:pPr>
+        <w:numPr>
+          <w:ilvl w:val="0"/>
+          <w:numId w:val="19"/>
+        </w:numPr>
+        <w:rPr>
+          <w:lang w:eastAsia="fr-FR"/>
+        </w:rPr>
+      </w:pPr>
+      <w:r>
+        <w:rPr>
+          <w:lang w:eastAsia="fr-FR"/>
+        </w:rPr>
+        <w:t>Produire uniquement le sentiment final</w:t>
+      </w:r>
+    </w:p>
+    <w:p>
+      <w:pPr>
+        <w:rPr>
+          <w:lang w:eastAsia="fr-FR"/>
+        </w:rPr>
+      </w:pPr>
+      <w:r>
+        <w:rPr>
+          <w:lang w:eastAsia="fr-FR"/>
+        </w:rPr>
+        <w:t>Cette méthode améliore généralement la robustesse et la cohérence des prédictions.</w:t>
+      </w:r>
+    </w:p>
+    <w:p>
+      <w:pPr>
+        <w:pStyle w:val="Heading1"/>
+        <w:rPr>
+          <w:b/>
+          <w:bCs/>
+          <w:lang w:eastAsia="fr-FR"/>
+        </w:rPr>
+      </w:pPr>
+      <w:r>
+        <w:rPr>
+          <w:b/>
+          <w:bCs/>
+          <w:lang w:eastAsia="fr-FR"/>
+        </w:rPr>
+        <w:t>6. Évaluation</w:t>
+      </w:r>
+    </w:p>
+    <w:p>
+      <w:pPr>
+        <w:pStyle w:val="Heading3"/>
+        <w:rPr>
+          <w:b/>
+          <w:bCs/>
+          <w:lang w:eastAsia="fr-FR"/>
+        </w:rPr>
+      </w:pPr>
+      <w:r>
+        <w:rPr>
+          <w:b/>
+          <w:bCs/>
+          <w:lang w:eastAsia="fr-FR"/>
+        </w:rPr>
+        <w:t>6.1 Métriques utilisées</w:t>
+      </w:r>
+    </w:p>
+    <w:p>
+      <w:pPr>
+        <w:rPr>
+          <w:b/>
+          <w:bCs/>
+          <w:lang w:eastAsia="fr-FR"/>
+        </w:rPr>
+      </w:pPr>
+      <w:r>
+        <w:rPr>
+          <w:b/>
+          <w:bCs/>
+          <w:lang w:eastAsia="fr-FR"/>
+        </w:rPr>
+        <w:t>Accuracy</w:t>
+      </w:r>
+      <w:r>
+        <w:rPr>
+          <w:b/>
+          <w:bCs/>
+          <w:lang w:eastAsia="fr-FR"/>
+        </w:rPr>
+        <w:t xml:space="preserve"> : </w:t>
+      </w:r>
+      <w:r>
+        <w:rPr>
+          <w:b/>
+          <w:bCs/>
+          <w:lang w:eastAsia="fr-FR"/>
+        </w:rPr>
+        <w:t>Proportion de prédictions correctes parmi l’ensemble des prédictions.</w:t>
+      </w:r>
+    </w:p>
+    <w:p>
+      <w:pPr>
+        <w:rPr>
+          <w:b/>
+          <w:bCs/>
+          <w:lang w:eastAsia="fr-FR"/>
+        </w:rPr>
+      </w:pPr>
+      <w:r>
+        <w:rPr>
+          <w:b/>
+          <w:bCs/>
+          <w:lang w:eastAsia="fr-FR"/>
+        </w:rPr>
+        <w:t>Micro</w:t>
+      </w:r>
+      <w:r>
+        <w:rPr>
+          <w:b/>
+          <w:bCs/>
+          <w:lang w:eastAsia="fr-FR"/>
+        </w:rPr>
+        <w:noBreakHyphen/>
+        <w:t>F1</w:t>
+      </w:r>
+      <w:r>
+        <w:rPr>
+          <w:b/>
+          <w:bCs/>
+          <w:lang w:eastAsia="fr-FR"/>
+        </w:rPr>
+        <w:t xml:space="preserve"> : </w:t>
+      </w:r>
+      <w:r>
+        <w:rPr>
+          <w:b/>
+          <w:bCs/>
+          <w:lang w:eastAsia="fr-FR"/>
+        </w:rPr>
+        <w:t>Métrique plus robuste calculée à partir des vrais positifs (TP), faux positifs (FP) et faux négatifs (FN</w:t>
+      </w:r>
+    </w:p>
+    <w:p>
+      <w:pPr>
+        <w:rPr>
+          <w:b/>
+          <w:bCs/>
+          <w:lang w:eastAsia="fr-FR"/>
+        </w:rPr>
+      </w:pPr>
+      <w:r>
+        <w:rPr>
+          <w:b/>
+          <w:bCs/>
+          <w:lang w:eastAsia="fr-FR"/>
+        </w:rPr>
+        <w:t>Le micro</w:t>
+      </w:r>
+      <w:r>
+        <w:rPr>
+          <w:b/>
+          <w:bCs/>
+          <w:lang w:eastAsia="fr-FR"/>
+        </w:rPr>
+        <w:noBreakHyphen/>
+        <w:t>F1 est privilégié car les classes sont équilibrées.</w:t>
+      </w:r>
+    </w:p>
+    <w:p>
+      <w:pPr>
+        <w:pStyle w:val="Heading3"/>
+        <w:rPr>
+          <w:b/>
+          <w:bCs/>
+          <w:lang w:eastAsia="fr-FR"/>
+        </w:rPr>
+      </w:pPr>
+      <w:r>
+        <w:rPr>
+          <w:b/>
+          <w:bCs/>
+          <w:lang w:eastAsia="fr-FR"/>
+        </w:rPr>
+        <w:t>6.2 Procédure d’évaluation</w:t>
+      </w:r>
+    </w:p>
+    <w:p>
+      <w:pPr>
+        <w:numPr>
+          <w:ilvl w:val="0"/>
+          <w:numId w:val="21"/>
+        </w:numPr>
+        <w:rPr>
+          <w:lang w:eastAsia="fr-FR"/>
+        </w:rPr>
+      </w:pPr>
+      <w:r>
+        <w:rPr>
+          <w:lang w:eastAsia="fr-FR"/>
+        </w:rPr>
+        <w:t>Zero</w:t>
+      </w:r>
+      <w:r>
+        <w:rPr>
+          <w:lang w:eastAsia="fr-FR"/>
+        </w:rPr>
+        <w:noBreakHyphen/>
+        <w:t>shot : évalué une seule fois</w:t>
+      </w:r>
+    </w:p>
+    <w:p>
+      <w:pPr>
+        <w:numPr>
+          <w:ilvl w:val="0"/>
+          <w:numId w:val="21"/>
+        </w:numPr>
+        <w:rPr>
+          <w:lang w:eastAsia="fr-FR"/>
+        </w:rPr>
+      </w:pPr>
+      <w:r>
+        <w:rPr>
+          <w:lang w:eastAsia="fr-FR"/>
+        </w:rPr>
+        <w:t>Few</w:t>
+      </w:r>
+      <w:r>
+        <w:rPr>
+          <w:lang w:eastAsia="fr-FR"/>
+        </w:rPr>
+        <w:noBreakHyphen/>
+        <w:t>shot : évalué 10 fois avec différents échantillons</w:t>
+      </w:r>
+    </w:p>
+    <w:p>
+      <w:pPr>
+        <w:numPr>
+          <w:ilvl w:val="0"/>
+          <w:numId w:val="21"/>
+        </w:numPr>
+        <w:rPr>
+          <w:lang w:eastAsia="fr-FR"/>
+        </w:rPr>
+      </w:pPr>
+      <w:r>
+        <w:rPr>
+          <w:lang w:eastAsia="fr-FR"/>
+        </w:rPr>
+        <w:t>Chain</w:t>
+      </w:r>
+      <w:r>
+        <w:rPr>
+          <w:lang w:eastAsia="fr-FR"/>
+        </w:rPr>
+        <w:noBreakHyphen/>
+        <w:t>of</w:t>
+      </w:r>
+      <w:r>
+        <w:rPr>
+          <w:lang w:eastAsia="fr-FR"/>
+        </w:rPr>
+        <w:noBreakHyphen/>
+        <w:t>Thought : évalué 10 fois avec différents échantillons</w:t>
+      </w:r>
+    </w:p>
+    <w:p>
+      <w:pPr>
+        <w:rPr>
+          <w:lang w:eastAsia="fr-FR"/>
+        </w:rPr>
+      </w:pPr>
+      <w:r>
+        <w:rPr>
+          <w:lang w:eastAsia="fr-FR"/>
+        </w:rPr>
+        <w:t>Les résultats sont présentés sous forme de :</w:t>
+      </w:r>
+    </w:p>
+    <w:p>
+      <w:pPr>
+        <w:numPr>
+          <w:ilvl w:val="0"/>
+          <w:numId w:val="22"/>
+        </w:numPr>
+        <w:rPr>
+          <w:lang w:eastAsia="fr-FR"/>
+        </w:rPr>
+      </w:pPr>
+      <w:r>
+        <w:rPr>
+          <w:lang w:eastAsia="fr-FR"/>
+        </w:rPr>
+        <w:t>moyenne</w:t>
+      </w:r>
+    </w:p>
+    <w:p>
+      <w:pPr>
+        <w:numPr>
+          <w:ilvl w:val="0"/>
+          <w:numId w:val="22"/>
+        </w:numPr>
+        <w:rPr>
+          <w:lang w:eastAsia="fr-FR"/>
+        </w:rPr>
+      </w:pPr>
+      <w:r>
+        <w:rPr>
+          <w:lang w:eastAsia="fr-FR"/>
+        </w:rPr>
+        <w:t>écart</w:t>
+      </w:r>
+      <w:r>
+        <w:rPr>
+          <w:lang w:eastAsia="fr-FR"/>
+        </w:rPr>
+        <w:noBreakHyphen/>
+        <w:t>type</w:t>
+      </w:r>
+    </w:p>
+    <w:p>
+      <w:pPr>
+        <w:pStyle w:val="Heading2"/>
+        <w:spacing w:line="300" w:lineRule="atLeast"/>
+        <w:rPr>
+          <w:rFonts w:ascii="Segoe UI" w:hAnsi="Segoe UI" w:cs="Segoe UI"/>
+        </w:rPr>
+      </w:pPr>
+      <w:r>
+        <w:rPr>
+          <w:rStyle w:val="Strong"/>
+          <w:rFonts w:ascii="Segoe UI" w:hAnsi="Segoe UI" w:cs="Segoe UI"/>
+          <w:b w:val="0"/>
+          <w:bCs w:val="0"/>
+        </w:rPr>
+        <w:lastRenderedPageBreak/>
+        <w:t>7. Résultats</w:t>
+      </w:r>
+    </w:p>
+    <w:p>
+      <w:pPr>
+        <w:pStyle w:val="Heading1"/>
+        <w:rPr>
+          <w:lang w:eastAsia="fr-FR"/>
+        </w:rPr>
+      </w:pPr>
+    </w:p>
+    <w:p>
+      <w:pPr>
+        <w:rPr>
+          <w:lang w:eastAsia="fr-FR"/>
+        </w:rPr>
+      </w:pPr>
+      <w:r>
+        <w:rPr>
+          <w:b/>
+          <w:bCs/>
+          <w:lang w:eastAsia="fr-FR"/>
+        </w:rPr>
+        <w:drawing>
+          <wp:inline distT="0" distB="0" distL="0" distR="0" wp14:anchorId="72C068CE" wp14:editId="5A819BB9">
+            <wp:extent cx="4791744" cy="7363853"/>
+            <wp:effectExtent l="0" t="0" r="8890" b="8890"/>
+            <wp:docPr id="6" name="Picture 6"/>
+            <wp:cNvGraphicFramePr>
+              <a:graphicFrameLocks xmlns:a="http://schemas.openxmlformats.org/drawingml/2006/main" noChangeAspect="1"/>
+            </wp:cNvGraphicFramePr>
+            <a:graphic xmlns:a="http://schemas.openxmlformats.org/drawingml/2006/main">
+              <a:graphicData uri="http://schemas.openxmlformats.org/drawingml/2006/picture">
+                <pic:pic xmlns:pic="http://schemas.openxmlformats.org/drawingml/2006/picture">
+                  <pic:nvPicPr>
+                    <pic:cNvPr id="1" name=""/>
+                    <pic:cNvPicPr/>
+                  </pic:nvPicPr>
+                  <pic:blipFill>
+                    <a:blip r:embed="rId8"/>
+                    <a:stretch>
+                      <a:fillRect/>
+                    </a:stretch>
+                  </pic:blipFill>
+                  <pic:spPr>
+                    <a:xfrm>
+                      <a:off x="0" y="0"/>
+                      <a:ext cx="4791744" cy="7363853"/>
+                    </a:xfrm>
+                    <a:prstGeom prst="rect">
+                      <a:avLst/>
+                    </a:prstGeom>
+                  </pic:spPr>
+                </pic:pic>
+              </a:graphicData>
+            </a:graphic>
+          </wp:inline>
+        </w:drawing>
+      </w:r>
+    </w:p>
+    <w:p>
+      <w:pPr>
+        <w:rPr>
+          <w:lang w:eastAsia="fr-FR"/>
+        </w:rPr>
+      </w:pPr>
+    </w:p>
+    <w:p>
+      <w:pPr>
+        <w:rPr>
+          <w:lang w:eastAsia="fr-FR"/>
+        </w:rPr>
+      </w:pPr>
+      <w:r>
+        <w:rPr>
+          <w:lang w:eastAsia="fr-FR"/>
+        </w:rPr>
+        <w:lastRenderedPageBreak/>
+        <w:drawing>
+          <wp:inline distT="0" distB="0" distL="0" distR="0" wp14:anchorId="43BF0829" wp14:editId="7B3C331D">
+            <wp:extent cx="5760720" cy="1559560"/>
+            <wp:effectExtent l="0" t="0" r="0" b="2540"/>
+            <wp:docPr id="7" name="Picture 7"/>
+            <wp:cNvGraphicFramePr>
+              <a:graphicFrameLocks xmlns:a="http://schemas.openxmlformats.org/drawingml/2006/main" noChangeAspect="1"/>
+            </wp:cNvGraphicFramePr>
+            <a:graphic xmlns:a="http://schemas.openxmlformats.org/drawingml/2006/main">
+              <a:graphicData uri="http://schemas.openxmlformats.org/drawingml/2006/picture">
+                <pic:pic xmlns:pic="http://schemas.openxmlformats.org/drawingml/2006/picture">
+                  <pic:nvPicPr>
+                    <pic:cNvPr id="1" name=""/>
+                    <pic:cNvPicPr/>
+                  </pic:nvPicPr>
+                  <pic:blipFill>
+                    <a:blip r:embed="rId9"/>
+                    <a:stretch>
+                      <a:fillRect/>
+                    </a:stretch>
+                  </pic:blipFill>
+                  <pic:spPr>
+                    <a:xfrm>
+                      <a:off x="0" y="0"/>
+                      <a:ext cx="5760720" cy="1559560"/>
+                    </a:xfrm>
+                    <a:prstGeom prst="rect">
+                      <a:avLst/>
+                    </a:prstGeom>
+                  </pic:spPr>
+                </pic:pic>
+              </a:graphicData>
+            </a:graphic>
+          </wp:inline>
+        </w:drawing>
+      </w:r>
+    </w:p>
+    <w:p>
+      <w:pPr>
+        <w:rPr>
+          <w:lang w:eastAsia="fr-FR"/>
+        </w:rPr>
+      </w:pPr>
+      <w:r>
+        <w:rPr>
+          <w:lang w:eastAsia="fr-FR"/>
+        </w:rPr>
+        <w:t>Les résultats obtenus montrent les tendances suivantes :</w:t>
+      </w:r>
+    </w:p>
+    <w:p>
+      <w:pPr>
+        <w:numPr>
+          <w:ilvl w:val="0"/>
+          <w:numId w:val="23"/>
+        </w:numPr>
+        <w:rPr>
+          <w:lang w:eastAsia="fr-FR"/>
+        </w:rPr>
+      </w:pPr>
+      <w:r>
+        <w:rPr>
+          <w:lang w:eastAsia="fr-FR"/>
+        </w:rPr>
+        <w:t xml:space="preserve">Le prompt </w:t>
+      </w:r>
+      <w:r>
+        <w:rPr>
+          <w:b/>
+          <w:bCs/>
+          <w:lang w:eastAsia="fr-FR"/>
+        </w:rPr>
+        <w:t>zero</w:t>
+      </w:r>
+      <w:r>
+        <w:rPr>
+          <w:b/>
+          <w:bCs/>
+          <w:lang w:eastAsia="fr-FR"/>
+        </w:rPr>
+        <w:noBreakHyphen/>
+        <w:t>shot</w:t>
+      </w:r>
+      <w:r>
+        <w:rPr>
+          <w:lang w:eastAsia="fr-FR"/>
+        </w:rPr>
+        <w:t xml:space="preserve"> offre des performances correctes mais instables</w:t>
+      </w:r>
+    </w:p>
+    <w:p>
+      <w:pPr>
+        <w:numPr>
+          <w:ilvl w:val="0"/>
+          <w:numId w:val="23"/>
+        </w:numPr>
+        <w:rPr>
+          <w:lang w:eastAsia="fr-FR"/>
+        </w:rPr>
+      </w:pPr>
+      <w:r>
+        <w:rPr>
+          <w:lang w:eastAsia="fr-FR"/>
+        </w:rPr>
+        <w:t xml:space="preserve">Le prompt </w:t>
+      </w:r>
+      <w:r>
+        <w:rPr>
+          <w:b/>
+          <w:bCs/>
+          <w:lang w:eastAsia="fr-FR"/>
+        </w:rPr>
+        <w:t>few</w:t>
+      </w:r>
+      <w:r>
+        <w:rPr>
+          <w:b/>
+          <w:bCs/>
+          <w:lang w:eastAsia="fr-FR"/>
+        </w:rPr>
+        <w:noBreakHyphen/>
+        <w:t>shot</w:t>
+      </w:r>
+      <w:r>
+        <w:rPr>
+          <w:lang w:eastAsia="fr-FR"/>
+        </w:rPr>
+        <w:t xml:space="preserve"> améliore significativement la performance moyenne</w:t>
+      </w:r>
+    </w:p>
+    <w:p>
+      <w:pPr>
+        <w:numPr>
+          <w:ilvl w:val="0"/>
+          <w:numId w:val="23"/>
+        </w:numPr>
+        <w:rPr>
+          <w:lang w:val="en-US" w:eastAsia="fr-FR"/>
+        </w:rPr>
+      </w:pPr>
+      <w:r>
+        <w:rPr>
+          <w:lang w:val="en-US" w:eastAsia="fr-FR"/>
+        </w:rPr>
+        <w:t xml:space="preserve">Le prompt </w:t>
+      </w:r>
+      <w:r>
+        <w:rPr>
+          <w:b/>
+          <w:bCs/>
+          <w:lang w:val="en-US" w:eastAsia="fr-FR"/>
+        </w:rPr>
+        <w:t>Chain</w:t>
+      </w:r>
+      <w:r>
+        <w:rPr>
+          <w:b/>
+          <w:bCs/>
+          <w:lang w:val="en-US" w:eastAsia="fr-FR"/>
+        </w:rPr>
+        <w:noBreakHyphen/>
+        <w:t>of</w:t>
+      </w:r>
+      <w:r>
+        <w:rPr>
+          <w:b/>
+          <w:bCs/>
+          <w:lang w:val="en-US" w:eastAsia="fr-FR"/>
+        </w:rPr>
+        <w:noBreakHyphen/>
+        <w:t>Thought</w:t>
+      </w:r>
+      <w:r>
+        <w:rPr>
+          <w:lang w:val="en-US" w:eastAsia="fr-FR"/>
+        </w:rPr>
+        <w:t xml:space="preserve"> : </w:t>
+      </w:r>
+    </w:p>
+    <w:p>
+      <w:pPr>
+        <w:numPr>
+          <w:ilvl w:val="1"/>
+          <w:numId w:val="23"/>
+        </w:numPr>
+        <w:rPr>
+          <w:lang w:eastAsia="fr-FR"/>
+        </w:rPr>
+      </w:pPr>
+      <w:r>
+        <w:rPr>
+          <w:lang w:eastAsia="fr-FR"/>
+        </w:rPr>
+        <w:t>atteint la meilleure performance</w:t>
+      </w:r>
+    </w:p>
+    <w:p>
+      <w:pPr>
+        <w:numPr>
+          <w:ilvl w:val="1"/>
+          <w:numId w:val="23"/>
+        </w:numPr>
+        <w:rPr>
+          <w:lang w:eastAsia="fr-FR"/>
+        </w:rPr>
+      </w:pPr>
+      <w:r>
+        <w:rPr>
+          <w:lang w:eastAsia="fr-FR"/>
+        </w:rPr>
+        <w:t>présente la plus faible variance</w:t>
+      </w:r>
+    </w:p>
+    <w:p>
+      <w:pPr>
+        <w:rPr>
+          <w:lang w:eastAsia="fr-FR"/>
+        </w:rPr>
+      </w:pPr>
+      <w:r>
+        <w:rPr>
+          <w:lang w:eastAsia="fr-FR"/>
+        </w:rPr>
+        <w:t>Ces résultats confirment l’impact majeur de l’ingénierie de prompts sur les performances des LLM.</w:t>
+      </w:r>
+    </w:p>
+    <w:p>
+      <w:pPr>
+        <w:pStyle w:val="Heading3"/>
+        <w:rPr>
+          <w:rFonts w:eastAsiaTheme="minorHAnsi"/>
+          <w:lang w:eastAsia="fr-FR"/>
+        </w:rPr>
+      </w:pPr>
+      <w:r>
+        <w:rPr>
+          <w:rFonts w:eastAsiaTheme="minorHAnsi"/>
+          <w:lang w:eastAsia="fr-FR"/>
+        </w:rPr>
+        <w:t>J’ai prendre que :</w:t>
+      </w:r>
+    </w:p>
+    <w:p>
+      <w:pPr>
+        <w:pStyle w:val="ListParagraph"/>
+        <w:numPr>
+          <w:ilvl w:val="0"/>
+          <w:numId w:val="25"/>
+        </w:numPr>
+        <w:rPr>
+          <w:lang w:eastAsia="fr-FR"/>
+        </w:rPr>
+      </w:pPr>
+      <w:r>
+        <w:rPr>
+          <w:lang w:eastAsia="fr-FR"/>
+        </w:rPr>
+        <w:t>Le choix des exemples few</w:t>
+      </w:r>
+      <w:r>
+        <w:rPr>
+          <w:lang w:eastAsia="fr-FR"/>
+        </w:rPr>
+        <w:noBreakHyphen/>
+        <w:t xml:space="preserve">shot influence fortement les résultats </w:t>
+      </w:r>
+    </w:p>
+    <w:p>
+      <w:pPr>
+        <w:pStyle w:val="ListParagraph"/>
+        <w:numPr>
+          <w:ilvl w:val="0"/>
+          <w:numId w:val="25"/>
+        </w:numPr>
+        <w:rPr>
+          <w:lang w:eastAsia="fr-FR"/>
+        </w:rPr>
+      </w:pPr>
+      <w:r>
+        <w:rPr>
+          <w:lang w:eastAsia="fr-FR"/>
+        </w:rPr>
+        <w:t xml:space="preserve">La répétition des évaluations est indispensable pour mesurer la variabilité </w:t>
+      </w:r>
+    </w:p>
+    <w:p>
+      <w:pPr>
+        <w:pStyle w:val="ListParagraph"/>
+        <w:numPr>
+          <w:ilvl w:val="0"/>
+          <w:numId w:val="25"/>
+        </w:numPr>
+        <w:rPr>
+          <w:lang w:eastAsia="fr-FR"/>
+        </w:rPr>
+      </w:pPr>
+      <w:r>
+        <w:rPr>
+          <w:lang w:eastAsia="fr-FR"/>
+        </w:rPr>
+        <w:t>Le raisonnement explicite (CoT) améliore la robustesse du modèle</w:t>
+      </w:r>
+    </w:p>
+    <w:p>
+      <w:pPr>
+        <w:ind w:left="360"/>
+        <w:rPr>
+          <w:lang w:eastAsia="fr-FR"/>
+        </w:rPr>
+      </w:pPr>
+      <w:r>
+        <w:rPr>
+          <w:lang w:eastAsia="fr-FR"/>
+        </w:rPr>
+        <w:t>Cependant, cette approche reste dépendante :</w:t>
+      </w:r>
+    </w:p>
+    <w:p>
+      <w:pPr>
+        <w:pStyle w:val="ListParagraph"/>
+        <w:numPr>
+          <w:ilvl w:val="0"/>
+          <w:numId w:val="27"/>
+        </w:numPr>
+        <w:rPr>
+          <w:lang w:eastAsia="fr-FR"/>
+        </w:rPr>
+      </w:pPr>
+      <w:r>
+        <w:rPr>
+          <w:lang w:eastAsia="fr-FR"/>
+        </w:rPr>
+        <w:t>Du</w:t>
+      </w:r>
+      <w:r>
+        <w:rPr>
+          <w:lang w:eastAsia="fr-FR"/>
+        </w:rPr>
+        <w:t xml:space="preserve"> coût des appels API </w:t>
+      </w:r>
+    </w:p>
+    <w:p>
+      <w:pPr>
+        <w:pStyle w:val="ListParagraph"/>
+        <w:numPr>
+          <w:ilvl w:val="0"/>
+          <w:numId w:val="27"/>
+        </w:numPr>
+        <w:rPr>
+          <w:lang w:eastAsia="fr-FR"/>
+        </w:rPr>
+      </w:pPr>
+      <w:r>
+        <w:rPr>
+          <w:lang w:eastAsia="fr-FR"/>
+        </w:rPr>
+        <w:t>De</w:t>
+      </w:r>
+      <w:r>
+        <w:rPr>
+          <w:lang w:eastAsia="fr-FR"/>
+        </w:rPr>
+        <w:t xml:space="preserve"> la qualité du modèle utilisé</w:t>
+      </w:r>
+    </w:p>
+    <w:p>
+      <w:pPr>
+        <w:pStyle w:val="ListParagraph"/>
+        <w:numPr>
+          <w:ilvl w:val="0"/>
+          <w:numId w:val="27"/>
+        </w:numPr>
+        <w:rPr>
+          <w:lang w:eastAsia="fr-FR"/>
+        </w:rPr>
+      </w:pPr>
+      <w:r>
+        <w:rPr>
+          <w:lang w:eastAsia="fr-FR"/>
+        </w:rPr>
+        <w:t>De</w:t>
+      </w:r>
+      <w:r>
+        <w:rPr>
+          <w:lang w:eastAsia="fr-FR"/>
+        </w:rPr>
+        <w:t xml:space="preserve"> la formulation précise des prompts</w:t>
+      </w:r>
+    </w:p>
+    <w:p>
+      <w:pPr>
+        <w:pStyle w:val="Heading1"/>
+        <w:rPr>
+          <w:lang w:eastAsia="fr-FR"/>
+        </w:rPr>
+      </w:pPr>
+      <w:r>
+        <w:rPr>
+          <w:lang w:eastAsia="fr-FR"/>
+        </w:rPr>
+        <w:t>Fin :</w:t>
+      </w:r>
+    </w:p>
+    <w:p>
+      <w:pPr>
+        <w:rPr>
+          <w:lang w:eastAsia="fr-FR"/>
+        </w:rPr>
+      </w:pPr>
+      <w:r>
+        <w:rPr>
+          <w:lang w:eastAsia="fr-FR"/>
+        </w:rPr>
+        <w:t xml:space="preserve">TP </w:t>
+      </w:r>
+      <w:r>
+        <w:rPr>
+          <w:lang w:eastAsia="fr-FR"/>
+        </w:rPr>
+        <w:t xml:space="preserve">6 </w:t>
+      </w:r>
+      <w:r>
+        <w:rPr>
+          <w:lang w:eastAsia="fr-FR"/>
+        </w:rPr>
+        <w:t>a permis d’explorer l’utilisation des LLM pour l’analyse de sentiments sans entraînement supervisé. Les résultats démontrent que l’ingénierie de prompts joue un rôle central dans la qualité des prédictions</w:t>
+      </w:r>
+      <w:r>
+        <w:rPr>
+          <w:lang w:eastAsia="fr-FR"/>
+        </w:rPr>
+        <w:t xml:space="preserve"> et aussi </w:t>
+      </w:r>
+      <w:r>
+        <w:rPr>
+          <w:lang w:eastAsia="fr-FR"/>
+        </w:rPr>
+        <w:t>Le prompt Chain</w:t>
+      </w:r>
+      <w:r>
+        <w:rPr>
+          <w:lang w:eastAsia="fr-FR"/>
+        </w:rPr>
+        <w:noBreakHyphen/>
+        <w:t>of</w:t>
+      </w:r>
+      <w:r>
+        <w:rPr>
+          <w:lang w:eastAsia="fr-FR"/>
+        </w:rPr>
+        <w:noBreakHyphen/>
+        <w:t>Thought s’est avéré être la stratégie la plus efficace et la plus stable. Ce travail met en évidence l’importance de considérer la variabilité liée à l’échantillonnage et souligne que l’évaluation d’un prompt doit être réalisée sur plusieurs itérations.</w:t>
+      </w:r>
+    </w:p>
+    <w:p>
+      <w:pPr>
+        <w:pStyle w:val="Heading1"/>
+        <w:rPr>
+          <w:lang w:eastAsia="fr-FR"/>
+        </w:rPr>
+      </w:pPr>
+      <w:r>
+        <w:rPr>
+          <w:lang w:eastAsia="fr-FR"/>
+        </w:rPr>
+        <w:lastRenderedPageBreak/>
+        <w:t>Des Modification possible :</w:t>
+      </w:r>
+    </w:p>
+    <w:p>
+      <w:pPr>
+        <w:pStyle w:val="ListParagraph"/>
+        <w:numPr>
+          <w:ilvl w:val="0"/>
+          <w:numId w:val="29"/>
+        </w:numPr>
+        <w:rPr>
+          <w:lang w:eastAsia="fr-FR"/>
+        </w:rPr>
+      </w:pPr>
+      <w:r>
+        <w:rPr>
+          <w:lang w:eastAsia="fr-FR"/>
+        </w:rPr>
+        <w:t xml:space="preserve">L’utilisation d’autres datasets </w:t>
+      </w:r>
+    </w:p>
+    <w:p>
+      <w:pPr>
+        <w:pStyle w:val="ListParagraph"/>
+        <w:numPr>
+          <w:ilvl w:val="0"/>
+          <w:numId w:val="29"/>
+        </w:numPr>
+        <w:rPr>
+          <w:lang w:eastAsia="fr-FR"/>
+        </w:rPr>
+      </w:pPr>
+      <w:r>
+        <w:rPr>
+          <w:lang w:eastAsia="fr-FR"/>
+        </w:rPr>
+        <w:t>L’ajout de classes neutres</w:t>
+      </w:r>
+    </w:p>
+    <w:p>
+      <w:pPr>
+        <w:pStyle w:val="ListParagraph"/>
+        <w:numPr>
+          <w:ilvl w:val="0"/>
+          <w:numId w:val="29"/>
+        </w:numPr>
+        <w:rPr>
+          <w:lang w:eastAsia="fr-FR"/>
+        </w:rPr>
+      </w:pPr>
+      <w:r>
+        <w:rPr>
+          <w:lang w:eastAsia="fr-FR"/>
+        </w:rPr>
+        <w:t xml:space="preserve">La comparaison entre différents LLM </w:t>
+      </w:r>
+    </w:p>
+    <w:p>
+      <w:pPr>
+        <w:pStyle w:val="ListParagraph"/>
+        <w:numPr>
+          <w:ilvl w:val="0"/>
+          <w:numId w:val="29"/>
+        </w:numPr>
+        <w:rPr>
+          <w:lang w:eastAsia="fr-FR"/>
+        </w:rPr>
+      </w:pPr>
+      <w:r>
+        <w:rPr>
+          <w:lang w:eastAsia="fr-FR"/>
+        </w:rPr>
+        <w:t xml:space="preserve">L’analyse du coût et du temps d’inférence </w:t>
+      </w:r>
+    </w:p>
+    <w:p>
+      <w:pPr>
+        <w:pStyle w:val="ListParagraph"/>
+        <w:numPr>
+          <w:ilvl w:val="0"/>
+          <w:numId w:val="29"/>
+        </w:numPr>
+        <w:rPr>
+          <w:lang w:eastAsia="fr-FR"/>
+        </w:rPr>
+      </w:pPr>
+      <w:r>
+        <w:rPr>
+          <w:lang w:eastAsia="fr-FR"/>
+        </w:rPr>
+        <w:t xml:space="preserve">L’utilisation de modèles locaux </w:t>
+      </w:r>
+      <w:r>
+        <w:rPr>
+          <w:lang w:eastAsia="fr-FR"/>
+        </w:rPr>
+        <w:t>comme OLLAMA</w:t>
+      </w:r>
+    </w:p>
+    <w:p>
+      <w:pPr>
+        <w:rPr>
+          <w:lang w:eastAsia="fr-FR"/>
+        </w:rPr>
+      </w:pPr>
+    </w:p>
+    <w:p>
+      <w:pPr>
+        <w:rPr>
+          <w:lang w:eastAsia="fr-FR"/>
+        </w:rPr>
+      </w:pPr>
+    </w:p>
+    <w:p>
+      <w:pPr>
+        <w:rPr>
+          <w:lang w:eastAsia="fr-FR"/>
+        </w:rPr>
+      </w:pPr>
+      <w:r>
+        <w:rPr>
+          <w:lang w:eastAsia="fr-FR"/>
+        </w:rPr>
+        <w:t xml:space="preserve">  </w:t>
+      </w:r>
+    </w:p>
+    <w:p>
+      <w:pPr>
+        <w:rPr>
+          <w:lang w:eastAsia="fr-FR"/>
+        </w:rPr>
+      </w:pPr>
     </w:p>
     <w:sectPr>
       <w:pgSz w:w="11906" w:h="16838"/>
@@ -1195,12 +3499,834 @@
         <v:path o:extrusionok="f" gradientshapeok="t" o:connecttype="rect"/>
         <o:lock v:ext="edit" aspectratio="t"/>
       </v:shapetype>
-      <v:shape id="_x0000_i1030" type="#_x0000_t75" style="width:10.95pt;height:10.95pt" o:bullet="t">
+      <v:shape id="_x0000_i1307" type="#_x0000_t75" style="width:10.65pt;height:10.65pt" o:bullet="t">
         <v:imagedata r:id="rId1" o:title="mso7F0"/>
       </v:shape>
     </w:pict>
   </w:numPicBullet>
   <w:abstractNum w:abstractNumId="0" w15:restartNumberingAfterBreak="0">
+    <w:nsid w:val="02A101AD"/>
+    <w:multiLevelType w:val="multilevel"/>
+    <w:tmpl w:val="D1682DD0"/>
+    <w:lvl w:ilvl="0">
+      <w:start w:val="1"/>
+      <w:numFmt w:val="bullet"/>
+      <w:lvlText w:val=""/>
+      <w:lvlJc w:val="left"/>
+      <w:pPr>
+        <w:tabs>
+          <w:tab w:val="num" w:pos="720"/>
+        </w:tabs>
+        <w:ind w:left="720" w:hanging="360"/>
+      </w:pPr>
+      <w:rPr>
+        <w:rFonts w:ascii="Symbol" w:hAnsi="Symbol" w:hint="default"/>
+        <w:sz w:val="20"/>
+      </w:rPr>
+    </w:lvl>
+    <w:lvl w:ilvl="1" w:tentative="1">
+      <w:start w:val="1"/>
+      <w:numFmt w:val="bullet"/>
+      <w:lvlText w:val="o"/>
+      <w:lvlJc w:val="left"/>
+      <w:pPr>
+        <w:tabs>
+          <w:tab w:val="num" w:pos="1440"/>
+        </w:tabs>
+        <w:ind w:left="1440" w:hanging="360"/>
+      </w:pPr>
+      <w:rPr>
+        <w:rFonts w:ascii="Courier New" w:hAnsi="Courier New" w:hint="default"/>
+        <w:sz w:val="20"/>
+      </w:rPr>
+    </w:lvl>
+    <w:lvl w:ilvl="2" w:tentative="1">
+      <w:start w:val="1"/>
+      <w:numFmt w:val="bullet"/>
+      <w:lvlText w:val=""/>
+      <w:lvlJc w:val="left"/>
+      <w:pPr>
+        <w:tabs>
+          <w:tab w:val="num" w:pos="2160"/>
+        </w:tabs>
+        <w:ind w:left="2160" w:hanging="360"/>
+      </w:pPr>
+      <w:rPr>
+        <w:rFonts w:ascii="Wingdings" w:hAnsi="Wingdings" w:hint="default"/>
+        <w:sz w:val="20"/>
+      </w:rPr>
+    </w:lvl>
+    <w:lvl w:ilvl="3" w:tentative="1">
+      <w:start w:val="1"/>
+      <w:numFmt w:val="bullet"/>
+      <w:lvlText w:val=""/>
+      <w:lvlJc w:val="left"/>
+      <w:pPr>
+        <w:tabs>
+          <w:tab w:val="num" w:pos="2880"/>
+        </w:tabs>
+        <w:ind w:left="2880" w:hanging="360"/>
+      </w:pPr>
+      <w:rPr>
+        <w:rFonts w:ascii="Wingdings" w:hAnsi="Wingdings" w:hint="default"/>
+        <w:sz w:val="20"/>
+      </w:rPr>
+    </w:lvl>
+    <w:lvl w:ilvl="4" w:tentative="1">
+      <w:start w:val="1"/>
+      <w:numFmt w:val="bullet"/>
+      <w:lvlText w:val=""/>
+      <w:lvlJc w:val="left"/>
+      <w:pPr>
+        <w:tabs>
+          <w:tab w:val="num" w:pos="3600"/>
+        </w:tabs>
+        <w:ind w:left="3600" w:hanging="360"/>
+      </w:pPr>
+      <w:rPr>
+        <w:rFonts w:ascii="Wingdings" w:hAnsi="Wingdings" w:hint="default"/>
+        <w:sz w:val="20"/>
+      </w:rPr>
+    </w:lvl>
+    <w:lvl w:ilvl="5" w:tentative="1">
+      <w:start w:val="1"/>
+      <w:numFmt w:val="bullet"/>
+      <w:lvlText w:val=""/>
+      <w:lvlJc w:val="left"/>
+      <w:pPr>
+        <w:tabs>
+          <w:tab w:val="num" w:pos="4320"/>
+        </w:tabs>
+        <w:ind w:left="4320" w:hanging="360"/>
+      </w:pPr>
+      <w:rPr>
+        <w:rFonts w:ascii="Wingdings" w:hAnsi="Wingdings" w:hint="default"/>
+        <w:sz w:val="20"/>
+      </w:rPr>
+    </w:lvl>
+    <w:lvl w:ilvl="6" w:tentative="1">
+      <w:start w:val="1"/>
+      <w:numFmt w:val="bullet"/>
+      <w:lvlText w:val=""/>
+      <w:lvlJc w:val="left"/>
+      <w:pPr>
+        <w:tabs>
+          <w:tab w:val="num" w:pos="5040"/>
+        </w:tabs>
+        <w:ind w:left="5040" w:hanging="360"/>
+      </w:pPr>
+      <w:rPr>
+        <w:rFonts w:ascii="Wingdings" w:hAnsi="Wingdings" w:hint="default"/>
+        <w:sz w:val="20"/>
+      </w:rPr>
+    </w:lvl>
+    <w:lvl w:ilvl="7" w:tentative="1">
+      <w:start w:val="1"/>
+      <w:numFmt w:val="bullet"/>
+      <w:lvlText w:val=""/>
+      <w:lvlJc w:val="left"/>
+      <w:pPr>
+        <w:tabs>
+          <w:tab w:val="num" w:pos="5760"/>
+        </w:tabs>
+        <w:ind w:left="5760" w:hanging="360"/>
+      </w:pPr>
+      <w:rPr>
+        <w:rFonts w:ascii="Wingdings" w:hAnsi="Wingdings" w:hint="default"/>
+        <w:sz w:val="20"/>
+      </w:rPr>
+    </w:lvl>
+    <w:lvl w:ilvl="8" w:tentative="1">
+      <w:start w:val="1"/>
+      <w:numFmt w:val="bullet"/>
+      <w:lvlText w:val=""/>
+      <w:lvlJc w:val="left"/>
+      <w:pPr>
+        <w:tabs>
+          <w:tab w:val="num" w:pos="6480"/>
+        </w:tabs>
+        <w:ind w:left="6480" w:hanging="360"/>
+      </w:pPr>
+      <w:rPr>
+        <w:rFonts w:ascii="Wingdings" w:hAnsi="Wingdings" w:hint="default"/>
+        <w:sz w:val="20"/>
+      </w:rPr>
+    </w:lvl>
+  </w:abstractNum>
+  <w:abstractNum w:abstractNumId="1" w15:restartNumberingAfterBreak="0">
+    <w:nsid w:val="02DB303D"/>
+    <w:multiLevelType w:val="hybridMultilevel"/>
+    <w:tmpl w:val="97342940"/>
+    <w:lvl w:ilvl="0" w:tplc="040C0001">
+      <w:start w:val="1"/>
+      <w:numFmt w:val="bullet"/>
+      <w:lvlText w:val=""/>
+      <w:lvlJc w:val="left"/>
+      <w:pPr>
+        <w:ind w:left="1440" w:hanging="360"/>
+      </w:pPr>
+      <w:rPr>
+        <w:rFonts w:ascii="Symbol" w:hAnsi="Symbol" w:hint="default"/>
+      </w:rPr>
+    </w:lvl>
+    <w:lvl w:ilvl="1" w:tplc="040C0003" w:tentative="1">
+      <w:start w:val="1"/>
+      <w:numFmt w:val="bullet"/>
+      <w:lvlText w:val="o"/>
+      <w:lvlJc w:val="left"/>
+      <w:pPr>
+        <w:ind w:left="2160" w:hanging="360"/>
+      </w:pPr>
+      <w:rPr>
+        <w:rFonts w:ascii="Courier New" w:hAnsi="Courier New" w:cs="Courier New" w:hint="default"/>
+      </w:rPr>
+    </w:lvl>
+    <w:lvl w:ilvl="2" w:tplc="040C0005" w:tentative="1">
+      <w:start w:val="1"/>
+      <w:numFmt w:val="bullet"/>
+      <w:lvlText w:val=""/>
+      <w:lvlJc w:val="left"/>
+      <w:pPr>
+        <w:ind w:left="2880" w:hanging="360"/>
+      </w:pPr>
+      <w:rPr>
+        <w:rFonts w:ascii="Wingdings" w:hAnsi="Wingdings" w:hint="default"/>
+      </w:rPr>
+    </w:lvl>
+    <w:lvl w:ilvl="3" w:tplc="040C0001" w:tentative="1">
+      <w:start w:val="1"/>
+      <w:numFmt w:val="bullet"/>
+      <w:lvlText w:val=""/>
+      <w:lvlJc w:val="left"/>
+      <w:pPr>
+        <w:ind w:left="3600" w:hanging="360"/>
+      </w:pPr>
+      <w:rPr>
+        <w:rFonts w:ascii="Symbol" w:hAnsi="Symbol" w:hint="default"/>
+      </w:rPr>
+    </w:lvl>
+    <w:lvl w:ilvl="4" w:tplc="040C0003" w:tentative="1">
+      <w:start w:val="1"/>
+      <w:numFmt w:val="bullet"/>
+      <w:lvlText w:val="o"/>
+      <w:lvlJc w:val="left"/>
+      <w:pPr>
+        <w:ind w:left="4320" w:hanging="360"/>
+      </w:pPr>
+      <w:rPr>
+        <w:rFonts w:ascii="Courier New" w:hAnsi="Courier New" w:cs="Courier New" w:hint="default"/>
+      </w:rPr>
+    </w:lvl>
+    <w:lvl w:ilvl="5" w:tplc="040C0005" w:tentative="1">
+      <w:start w:val="1"/>
+      <w:numFmt w:val="bullet"/>
+      <w:lvlText w:val=""/>
+      <w:lvlJc w:val="left"/>
+      <w:pPr>
+        <w:ind w:left="5040" w:hanging="360"/>
+      </w:pPr>
+      <w:rPr>
+        <w:rFonts w:ascii="Wingdings" w:hAnsi="Wingdings" w:hint="default"/>
+      </w:rPr>
+    </w:lvl>
+    <w:lvl w:ilvl="6" w:tplc="040C0001" w:tentative="1">
+      <w:start w:val="1"/>
+      <w:numFmt w:val="bullet"/>
+      <w:lvlText w:val=""/>
+      <w:lvlJc w:val="left"/>
+      <w:pPr>
+        <w:ind w:left="5760" w:hanging="360"/>
+      </w:pPr>
+      <w:rPr>
+        <w:rFonts w:ascii="Symbol" w:hAnsi="Symbol" w:hint="default"/>
+      </w:rPr>
+    </w:lvl>
+    <w:lvl w:ilvl="7" w:tplc="040C0003" w:tentative="1">
+      <w:start w:val="1"/>
+      <w:numFmt w:val="bullet"/>
+      <w:lvlText w:val="o"/>
+      <w:lvlJc w:val="left"/>
+      <w:pPr>
+        <w:ind w:left="6480" w:hanging="360"/>
+      </w:pPr>
+      <w:rPr>
+        <w:rFonts w:ascii="Courier New" w:hAnsi="Courier New" w:cs="Courier New" w:hint="default"/>
+      </w:rPr>
+    </w:lvl>
+    <w:lvl w:ilvl="8" w:tplc="040C0005" w:tentative="1">
+      <w:start w:val="1"/>
+      <w:numFmt w:val="bullet"/>
+      <w:lvlText w:val=""/>
+      <w:lvlJc w:val="left"/>
+      <w:pPr>
+        <w:ind w:left="7200" w:hanging="360"/>
+      </w:pPr>
+      <w:rPr>
+        <w:rFonts w:ascii="Wingdings" w:hAnsi="Wingdings" w:hint="default"/>
+      </w:rPr>
+    </w:lvl>
+  </w:abstractNum>
+  <w:abstractNum w:abstractNumId="2" w15:restartNumberingAfterBreak="0">
+    <w:nsid w:val="0498588D"/>
+    <w:multiLevelType w:val="multilevel"/>
+    <w:tmpl w:val="B8D8D23A"/>
+    <w:lvl w:ilvl="0">
+      <w:start w:val="1"/>
+      <w:numFmt w:val="bullet"/>
+      <w:lvlText w:val=""/>
+      <w:lvlJc w:val="left"/>
+      <w:pPr>
+        <w:tabs>
+          <w:tab w:val="num" w:pos="720"/>
+        </w:tabs>
+        <w:ind w:left="720" w:hanging="360"/>
+      </w:pPr>
+      <w:rPr>
+        <w:rFonts w:ascii="Symbol" w:hAnsi="Symbol" w:hint="default"/>
+        <w:sz w:val="20"/>
+      </w:rPr>
+    </w:lvl>
+    <w:lvl w:ilvl="1" w:tentative="1">
+      <w:start w:val="1"/>
+      <w:numFmt w:val="bullet"/>
+      <w:lvlText w:val="o"/>
+      <w:lvlJc w:val="left"/>
+      <w:pPr>
+        <w:tabs>
+          <w:tab w:val="num" w:pos="1440"/>
+        </w:tabs>
+        <w:ind w:left="1440" w:hanging="360"/>
+      </w:pPr>
+      <w:rPr>
+        <w:rFonts w:ascii="Courier New" w:hAnsi="Courier New" w:hint="default"/>
+        <w:sz w:val="20"/>
+      </w:rPr>
+    </w:lvl>
+    <w:lvl w:ilvl="2" w:tentative="1">
+      <w:start w:val="1"/>
+      <w:numFmt w:val="bullet"/>
+      <w:lvlText w:val=""/>
+      <w:lvlJc w:val="left"/>
+      <w:pPr>
+        <w:tabs>
+          <w:tab w:val="num" w:pos="2160"/>
+        </w:tabs>
+        <w:ind w:left="2160" w:hanging="360"/>
+      </w:pPr>
+      <w:rPr>
+        <w:rFonts w:ascii="Wingdings" w:hAnsi="Wingdings" w:hint="default"/>
+        <w:sz w:val="20"/>
+      </w:rPr>
+    </w:lvl>
+    <w:lvl w:ilvl="3" w:tentative="1">
+      <w:start w:val="1"/>
+      <w:numFmt w:val="bullet"/>
+      <w:lvlText w:val=""/>
+      <w:lvlJc w:val="left"/>
+      <w:pPr>
+        <w:tabs>
+          <w:tab w:val="num" w:pos="2880"/>
+        </w:tabs>
+        <w:ind w:left="2880" w:hanging="360"/>
+      </w:pPr>
+      <w:rPr>
+        <w:rFonts w:ascii="Wingdings" w:hAnsi="Wingdings" w:hint="default"/>
+        <w:sz w:val="20"/>
+      </w:rPr>
+    </w:lvl>
+    <w:lvl w:ilvl="4" w:tentative="1">
+      <w:start w:val="1"/>
+      <w:numFmt w:val="bullet"/>
+      <w:lvlText w:val=""/>
+      <w:lvlJc w:val="left"/>
+      <w:pPr>
+        <w:tabs>
+          <w:tab w:val="num" w:pos="3600"/>
+        </w:tabs>
+        <w:ind w:left="3600" w:hanging="360"/>
+      </w:pPr>
+      <w:rPr>
+        <w:rFonts w:ascii="Wingdings" w:hAnsi="Wingdings" w:hint="default"/>
+        <w:sz w:val="20"/>
+      </w:rPr>
+    </w:lvl>
+    <w:lvl w:ilvl="5" w:tentative="1">
+      <w:start w:val="1"/>
+      <w:numFmt w:val="bullet"/>
+      <w:lvlText w:val=""/>
+      <w:lvlJc w:val="left"/>
+      <w:pPr>
+        <w:tabs>
+          <w:tab w:val="num" w:pos="4320"/>
+        </w:tabs>
+        <w:ind w:left="4320" w:hanging="360"/>
+      </w:pPr>
+      <w:rPr>
+        <w:rFonts w:ascii="Wingdings" w:hAnsi="Wingdings" w:hint="default"/>
+        <w:sz w:val="20"/>
+      </w:rPr>
+    </w:lvl>
+    <w:lvl w:ilvl="6" w:tentative="1">
+      <w:start w:val="1"/>
+      <w:numFmt w:val="bullet"/>
+      <w:lvlText w:val=""/>
+      <w:lvlJc w:val="left"/>
+      <w:pPr>
+        <w:tabs>
+          <w:tab w:val="num" w:pos="5040"/>
+        </w:tabs>
+        <w:ind w:left="5040" w:hanging="360"/>
+      </w:pPr>
+      <w:rPr>
+        <w:rFonts w:ascii="Wingdings" w:hAnsi="Wingdings" w:hint="default"/>
+        <w:sz w:val="20"/>
+      </w:rPr>
+    </w:lvl>
+    <w:lvl w:ilvl="7" w:tentative="1">
+      <w:start w:val="1"/>
+      <w:numFmt w:val="bullet"/>
+      <w:lvlText w:val=""/>
+      <w:lvlJc w:val="left"/>
+      <w:pPr>
+        <w:tabs>
+          <w:tab w:val="num" w:pos="5760"/>
+        </w:tabs>
+        <w:ind w:left="5760" w:hanging="360"/>
+      </w:pPr>
+      <w:rPr>
+        <w:rFonts w:ascii="Wingdings" w:hAnsi="Wingdings" w:hint="default"/>
+        <w:sz w:val="20"/>
+      </w:rPr>
+    </w:lvl>
+    <w:lvl w:ilvl="8" w:tentative="1">
+      <w:start w:val="1"/>
+      <w:numFmt w:val="bullet"/>
+      <w:lvlText w:val=""/>
+      <w:lvlJc w:val="left"/>
+      <w:pPr>
+        <w:tabs>
+          <w:tab w:val="num" w:pos="6480"/>
+        </w:tabs>
+        <w:ind w:left="6480" w:hanging="360"/>
+      </w:pPr>
+      <w:rPr>
+        <w:rFonts w:ascii="Wingdings" w:hAnsi="Wingdings" w:hint="default"/>
+        <w:sz w:val="20"/>
+      </w:rPr>
+    </w:lvl>
+  </w:abstractNum>
+  <w:abstractNum w:abstractNumId="3" w15:restartNumberingAfterBreak="0">
+    <w:nsid w:val="09A07F65"/>
+    <w:multiLevelType w:val="multilevel"/>
+    <w:tmpl w:val="4B7E71B8"/>
+    <w:lvl w:ilvl="0">
+      <w:start w:val="1"/>
+      <w:numFmt w:val="bullet"/>
+      <w:lvlText w:val=""/>
+      <w:lvlJc w:val="left"/>
+      <w:pPr>
+        <w:tabs>
+          <w:tab w:val="num" w:pos="720"/>
+        </w:tabs>
+        <w:ind w:left="720" w:hanging="360"/>
+      </w:pPr>
+      <w:rPr>
+        <w:rFonts w:ascii="Symbol" w:hAnsi="Symbol" w:hint="default"/>
+        <w:sz w:val="20"/>
+      </w:rPr>
+    </w:lvl>
+    <w:lvl w:ilvl="1" w:tentative="1">
+      <w:start w:val="1"/>
+      <w:numFmt w:val="bullet"/>
+      <w:lvlText w:val="o"/>
+      <w:lvlJc w:val="left"/>
+      <w:pPr>
+        <w:tabs>
+          <w:tab w:val="num" w:pos="1440"/>
+        </w:tabs>
+        <w:ind w:left="1440" w:hanging="360"/>
+      </w:pPr>
+      <w:rPr>
+        <w:rFonts w:ascii="Courier New" w:hAnsi="Courier New" w:hint="default"/>
+        <w:sz w:val="20"/>
+      </w:rPr>
+    </w:lvl>
+    <w:lvl w:ilvl="2" w:tentative="1">
+      <w:start w:val="1"/>
+      <w:numFmt w:val="bullet"/>
+      <w:lvlText w:val=""/>
+      <w:lvlJc w:val="left"/>
+      <w:pPr>
+        <w:tabs>
+          <w:tab w:val="num" w:pos="2160"/>
+        </w:tabs>
+        <w:ind w:left="2160" w:hanging="360"/>
+      </w:pPr>
+      <w:rPr>
+        <w:rFonts w:ascii="Wingdings" w:hAnsi="Wingdings" w:hint="default"/>
+        <w:sz w:val="20"/>
+      </w:rPr>
+    </w:lvl>
+    <w:lvl w:ilvl="3" w:tentative="1">
+      <w:start w:val="1"/>
+      <w:numFmt w:val="bullet"/>
+      <w:lvlText w:val=""/>
+      <w:lvlJc w:val="left"/>
+      <w:pPr>
+        <w:tabs>
+          <w:tab w:val="num" w:pos="2880"/>
+        </w:tabs>
+        <w:ind w:left="2880" w:hanging="360"/>
+      </w:pPr>
+      <w:rPr>
+        <w:rFonts w:ascii="Wingdings" w:hAnsi="Wingdings" w:hint="default"/>
+        <w:sz w:val="20"/>
+      </w:rPr>
+    </w:lvl>
+    <w:lvl w:ilvl="4" w:tentative="1">
+      <w:start w:val="1"/>
+      <w:numFmt w:val="bullet"/>
+      <w:lvlText w:val=""/>
+      <w:lvlJc w:val="left"/>
+      <w:pPr>
+        <w:tabs>
+          <w:tab w:val="num" w:pos="3600"/>
+        </w:tabs>
+        <w:ind w:left="3600" w:hanging="360"/>
+      </w:pPr>
+      <w:rPr>
+        <w:rFonts w:ascii="Wingdings" w:hAnsi="Wingdings" w:hint="default"/>
+        <w:sz w:val="20"/>
+      </w:rPr>
+    </w:lvl>
+    <w:lvl w:ilvl="5" w:tentative="1">
+      <w:start w:val="1"/>
+      <w:numFmt w:val="bullet"/>
+      <w:lvlText w:val=""/>
+      <w:lvlJc w:val="left"/>
+      <w:pPr>
+        <w:tabs>
+          <w:tab w:val="num" w:pos="4320"/>
+        </w:tabs>
+        <w:ind w:left="4320" w:hanging="360"/>
+      </w:pPr>
+      <w:rPr>
+        <w:rFonts w:ascii="Wingdings" w:hAnsi="Wingdings" w:hint="default"/>
+        <w:sz w:val="20"/>
+      </w:rPr>
+    </w:lvl>
+    <w:lvl w:ilvl="6" w:tentative="1">
+      <w:start w:val="1"/>
+      <w:numFmt w:val="bullet"/>
+      <w:lvlText w:val=""/>
+      <w:lvlJc w:val="left"/>
+      <w:pPr>
+        <w:tabs>
+          <w:tab w:val="num" w:pos="5040"/>
+        </w:tabs>
+        <w:ind w:left="5040" w:hanging="360"/>
+      </w:pPr>
+      <w:rPr>
+        <w:rFonts w:ascii="Wingdings" w:hAnsi="Wingdings" w:hint="default"/>
+        <w:sz w:val="20"/>
+      </w:rPr>
+    </w:lvl>
+    <w:lvl w:ilvl="7" w:tentative="1">
+      <w:start w:val="1"/>
+      <w:numFmt w:val="bullet"/>
+      <w:lvlText w:val=""/>
+      <w:lvlJc w:val="left"/>
+      <w:pPr>
+        <w:tabs>
+          <w:tab w:val="num" w:pos="5760"/>
+        </w:tabs>
+        <w:ind w:left="5760" w:hanging="360"/>
+      </w:pPr>
+      <w:rPr>
+        <w:rFonts w:ascii="Wingdings" w:hAnsi="Wingdings" w:hint="default"/>
+        <w:sz w:val="20"/>
+      </w:rPr>
+    </w:lvl>
+    <w:lvl w:ilvl="8" w:tentative="1">
+      <w:start w:val="1"/>
+      <w:numFmt w:val="bullet"/>
+      <w:lvlText w:val=""/>
+      <w:lvlJc w:val="left"/>
+      <w:pPr>
+        <w:tabs>
+          <w:tab w:val="num" w:pos="6480"/>
+        </w:tabs>
+        <w:ind w:left="6480" w:hanging="360"/>
+      </w:pPr>
+      <w:rPr>
+        <w:rFonts w:ascii="Wingdings" w:hAnsi="Wingdings" w:hint="default"/>
+        <w:sz w:val="20"/>
+      </w:rPr>
+    </w:lvl>
+  </w:abstractNum>
+  <w:abstractNum w:abstractNumId="4" w15:restartNumberingAfterBreak="0">
+    <w:nsid w:val="09F24BA0"/>
+    <w:multiLevelType w:val="multilevel"/>
+    <w:tmpl w:val="FF2AAAF2"/>
+    <w:lvl w:ilvl="0">
+      <w:start w:val="1"/>
+      <w:numFmt w:val="decimal"/>
+      <w:lvlText w:val="%1."/>
+      <w:lvlJc w:val="left"/>
+      <w:pPr>
+        <w:tabs>
+          <w:tab w:val="num" w:pos="720"/>
+        </w:tabs>
+        <w:ind w:left="720" w:hanging="360"/>
+      </w:pPr>
+    </w:lvl>
+    <w:lvl w:ilvl="1" w:tentative="1">
+      <w:start w:val="1"/>
+      <w:numFmt w:val="decimal"/>
+      <w:lvlText w:val="%2."/>
+      <w:lvlJc w:val="left"/>
+      <w:pPr>
+        <w:tabs>
+          <w:tab w:val="num" w:pos="1440"/>
+        </w:tabs>
+        <w:ind w:left="1440" w:hanging="360"/>
+      </w:pPr>
+    </w:lvl>
+    <w:lvl w:ilvl="2" w:tentative="1">
+      <w:start w:val="1"/>
+      <w:numFmt w:val="decimal"/>
+      <w:lvlText w:val="%3."/>
+      <w:lvlJc w:val="left"/>
+      <w:pPr>
+        <w:tabs>
+          <w:tab w:val="num" w:pos="2160"/>
+        </w:tabs>
+        <w:ind w:left="2160" w:hanging="360"/>
+      </w:pPr>
+    </w:lvl>
+    <w:lvl w:ilvl="3" w:tentative="1">
+      <w:start w:val="1"/>
+      <w:numFmt w:val="decimal"/>
+      <w:lvlText w:val="%4."/>
+      <w:lvlJc w:val="left"/>
+      <w:pPr>
+        <w:tabs>
+          <w:tab w:val="num" w:pos="2880"/>
+        </w:tabs>
+        <w:ind w:left="2880" w:hanging="360"/>
+      </w:pPr>
+    </w:lvl>
+    <w:lvl w:ilvl="4" w:tentative="1">
+      <w:start w:val="1"/>
+      <w:numFmt w:val="decimal"/>
+      <w:lvlText w:val="%5."/>
+      <w:lvlJc w:val="left"/>
+      <w:pPr>
+        <w:tabs>
+          <w:tab w:val="num" w:pos="3600"/>
+        </w:tabs>
+        <w:ind w:left="3600" w:hanging="360"/>
+      </w:pPr>
+    </w:lvl>
+    <w:lvl w:ilvl="5" w:tentative="1">
+      <w:start w:val="1"/>
+      <w:numFmt w:val="decimal"/>
+      <w:lvlText w:val="%6."/>
+      <w:lvlJc w:val="left"/>
+      <w:pPr>
+        <w:tabs>
+          <w:tab w:val="num" w:pos="4320"/>
+        </w:tabs>
+        <w:ind w:left="4320" w:hanging="360"/>
+      </w:pPr>
+    </w:lvl>
+    <w:lvl w:ilvl="6" w:tentative="1">
+      <w:start w:val="1"/>
+      <w:numFmt w:val="decimal"/>
+      <w:lvlText w:val="%7."/>
+      <w:lvlJc w:val="left"/>
+      <w:pPr>
+        <w:tabs>
+          <w:tab w:val="num" w:pos="5040"/>
+        </w:tabs>
+        <w:ind w:left="5040" w:hanging="360"/>
+      </w:pPr>
+    </w:lvl>
+    <w:lvl w:ilvl="7" w:tentative="1">
+      <w:start w:val="1"/>
+      <w:numFmt w:val="decimal"/>
+      <w:lvlText w:val="%8."/>
+      <w:lvlJc w:val="left"/>
+      <w:pPr>
+        <w:tabs>
+          <w:tab w:val="num" w:pos="5760"/>
+        </w:tabs>
+        <w:ind w:left="5760" w:hanging="360"/>
+      </w:pPr>
+    </w:lvl>
+    <w:lvl w:ilvl="8" w:tentative="1">
+      <w:start w:val="1"/>
+      <w:numFmt w:val="decimal"/>
+      <w:lvlText w:val="%9."/>
+      <w:lvlJc w:val="left"/>
+      <w:pPr>
+        <w:tabs>
+          <w:tab w:val="num" w:pos="6480"/>
+        </w:tabs>
+        <w:ind w:left="6480" w:hanging="360"/>
+      </w:pPr>
+    </w:lvl>
+  </w:abstractNum>
+  <w:abstractNum w:abstractNumId="5" w15:restartNumberingAfterBreak="0">
+    <w:nsid w:val="125872C0"/>
+    <w:multiLevelType w:val="multilevel"/>
+    <w:tmpl w:val="EF0C3938"/>
+    <w:lvl w:ilvl="0">
+      <w:start w:val="1"/>
+      <w:numFmt w:val="bullet"/>
+      <w:lvlText w:val=""/>
+      <w:lvlJc w:val="left"/>
+      <w:pPr>
+        <w:tabs>
+          <w:tab w:val="num" w:pos="720"/>
+        </w:tabs>
+        <w:ind w:left="720" w:hanging="360"/>
+      </w:pPr>
+      <w:rPr>
+        <w:rFonts w:ascii="Symbol" w:hAnsi="Symbol" w:hint="default"/>
+        <w:sz w:val="20"/>
+      </w:rPr>
+    </w:lvl>
+    <w:lvl w:ilvl="1" w:tentative="1">
+      <w:start w:val="1"/>
+      <w:numFmt w:val="bullet"/>
+      <w:lvlText w:val="o"/>
+      <w:lvlJc w:val="left"/>
+      <w:pPr>
+        <w:tabs>
+          <w:tab w:val="num" w:pos="1440"/>
+        </w:tabs>
+        <w:ind w:left="1440" w:hanging="360"/>
+      </w:pPr>
+      <w:rPr>
+        <w:rFonts w:ascii="Courier New" w:hAnsi="Courier New" w:hint="default"/>
+        <w:sz w:val="20"/>
+      </w:rPr>
+    </w:lvl>
+    <w:lvl w:ilvl="2" w:tentative="1">
+      <w:start w:val="1"/>
+      <w:numFmt w:val="bullet"/>
+      <w:lvlText w:val=""/>
+      <w:lvlJc w:val="left"/>
+      <w:pPr>
+        <w:tabs>
+          <w:tab w:val="num" w:pos="2160"/>
+        </w:tabs>
+        <w:ind w:left="2160" w:hanging="360"/>
+      </w:pPr>
+      <w:rPr>
+        <w:rFonts w:ascii="Wingdings" w:hAnsi="Wingdings" w:hint="default"/>
+        <w:sz w:val="20"/>
+      </w:rPr>
+    </w:lvl>
+    <w:lvl w:ilvl="3" w:tentative="1">
+      <w:start w:val="1"/>
+      <w:numFmt w:val="bullet"/>
+      <w:lvlText w:val=""/>
+      <w:lvlJc w:val="left"/>
+      <w:pPr>
+        <w:tabs>
+          <w:tab w:val="num" w:pos="2880"/>
+        </w:tabs>
+        <w:ind w:left="2880" w:hanging="360"/>
+      </w:pPr>
+      <w:rPr>
+        <w:rFonts w:ascii="Wingdings" w:hAnsi="Wingdings" w:hint="default"/>
+        <w:sz w:val="20"/>
+      </w:rPr>
+    </w:lvl>
+    <w:lvl w:ilvl="4" w:tentative="1">
+      <w:start w:val="1"/>
+      <w:numFmt w:val="bullet"/>
+      <w:lvlText w:val=""/>
+      <w:lvlJc w:val="left"/>
+      <w:pPr>
+        <w:tabs>
+          <w:tab w:val="num" w:pos="3600"/>
+        </w:tabs>
+        <w:ind w:left="3600" w:hanging="360"/>
+      </w:pPr>
+      <w:rPr>
+        <w:rFonts w:ascii="Wingdings" w:hAnsi="Wingdings" w:hint="default"/>
+        <w:sz w:val="20"/>
+      </w:rPr>
+    </w:lvl>
+    <w:lvl w:ilvl="5" w:tentative="1">
+      <w:start w:val="1"/>
+      <w:numFmt w:val="bullet"/>
+      <w:lvlText w:val=""/>
+      <w:lvlJc w:val="left"/>
+      <w:pPr>
+        <w:tabs>
+          <w:tab w:val="num" w:pos="4320"/>
+        </w:tabs>
+        <w:ind w:left="4320" w:hanging="360"/>
+      </w:pPr>
+      <w:rPr>
+        <w:rFonts w:ascii="Wingdings" w:hAnsi="Wingdings" w:hint="default"/>
+        <w:sz w:val="20"/>
+      </w:rPr>
+    </w:lvl>
+    <w:lvl w:ilvl="6" w:tentative="1">
+      <w:start w:val="1"/>
+      <w:numFmt w:val="bullet"/>
+      <w:lvlText w:val=""/>
+      <w:lvlJc w:val="left"/>
+      <w:pPr>
+        <w:tabs>
+          <w:tab w:val="num" w:pos="5040"/>
+        </w:tabs>
+        <w:ind w:left="5040" w:hanging="360"/>
+      </w:pPr>
+      <w:rPr>
+        <w:rFonts w:ascii="Wingdings" w:hAnsi="Wingdings" w:hint="default"/>
+        <w:sz w:val="20"/>
+      </w:rPr>
+    </w:lvl>
+    <w:lvl w:ilvl="7" w:tentative="1">
+      <w:start w:val="1"/>
+      <w:numFmt w:val="bullet"/>
+      <w:lvlText w:val=""/>
+      <w:lvlJc w:val="left"/>
+      <w:pPr>
+        <w:tabs>
+          <w:tab w:val="num" w:pos="5760"/>
+        </w:tabs>
+        <w:ind w:left="5760" w:hanging="360"/>
+      </w:pPr>
+      <w:rPr>
+        <w:rFonts w:ascii="Wingdings" w:hAnsi="Wingdings" w:hint="default"/>
+        <w:sz w:val="20"/>
+      </w:rPr>
+    </w:lvl>
+    <w:lvl w:ilvl="8" w:tentative="1">
+      <w:start w:val="1"/>
+      <w:numFmt w:val="bullet"/>
+      <w:lvlText w:val=""/>
+      <w:lvlJc w:val="left"/>
+      <w:pPr>
+        <w:tabs>
+          <w:tab w:val="num" w:pos="6480"/>
+        </w:tabs>
+        <w:ind w:left="6480" w:hanging="360"/>
+      </w:pPr>
+      <w:rPr>
+        <w:rFonts w:ascii="Wingdings" w:hAnsi="Wingdings" w:hint="default"/>
+        <w:sz w:val="20"/>
+      </w:rPr>
+    </w:lvl>
+  </w:abstractNum>
+  <w:abstractNum w:abstractNumId="6" w15:restartNumberingAfterBreak="0">
     <w:nsid w:val="148D2034"/>
     <w:multiLevelType w:val="hybridMultilevel"/>
     <w:tmpl w:val="4CFEFE2C"/>
@@ -1313,7 +4439,156 @@
       </w:rPr>
     </w:lvl>
   </w:abstractNum>
-  <w:abstractNum w:abstractNumId="1" w15:restartNumberingAfterBreak="0">
+  <w:abstractNum w:abstractNumId="7" w15:restartNumberingAfterBreak="0">
+    <w:nsid w:val="18D012DF"/>
+    <w:multiLevelType w:val="multilevel"/>
+    <w:tmpl w:val="4A1EE620"/>
+    <w:lvl w:ilvl="0">
+      <w:start w:val="1"/>
+      <w:numFmt w:val="bullet"/>
+      <w:lvlText w:val=""/>
+      <w:lvlJc w:val="left"/>
+      <w:pPr>
+        <w:tabs>
+          <w:tab w:val="num" w:pos="720"/>
+        </w:tabs>
+        <w:ind w:left="720" w:hanging="360"/>
+      </w:pPr>
+      <w:rPr>
+        <w:rFonts w:ascii="Symbol" w:hAnsi="Symbol" w:hint="default"/>
+        <w:sz w:val="20"/>
+      </w:rPr>
+    </w:lvl>
+    <w:lvl w:ilvl="1" w:tentative="1">
+      <w:start w:val="1"/>
+      <w:numFmt w:val="bullet"/>
+      <w:lvlText w:val="o"/>
+      <w:lvlJc w:val="left"/>
+      <w:pPr>
+        <w:tabs>
+          <w:tab w:val="num" w:pos="1440"/>
+        </w:tabs>
+        <w:ind w:left="1440" w:hanging="360"/>
+      </w:pPr>
+      <w:rPr>
+        <w:rFonts w:ascii="Courier New" w:hAnsi="Courier New" w:hint="default"/>
+        <w:sz w:val="20"/>
+      </w:rPr>
+    </w:lvl>
+    <w:lvl w:ilvl="2" w:tentative="1">
+      <w:start w:val="1"/>
+      <w:numFmt w:val="bullet"/>
+      <w:lvlText w:val=""/>
+      <w:lvlJc w:val="left"/>
+      <w:pPr>
+        <w:tabs>
+          <w:tab w:val="num" w:pos="2160"/>
+        </w:tabs>
+        <w:ind w:left="2160" w:hanging="360"/>
+      </w:pPr>
+      <w:rPr>
+        <w:rFonts w:ascii="Wingdings" w:hAnsi="Wingdings" w:hint="default"/>
+        <w:sz w:val="20"/>
+      </w:rPr>
+    </w:lvl>
+    <w:lvl w:ilvl="3" w:tentative="1">
+      <w:start w:val="1"/>
+      <w:numFmt w:val="bullet"/>
+      <w:lvlText w:val=""/>
+      <w:lvlJc w:val="left"/>
+      <w:pPr>
+        <w:tabs>
+          <w:tab w:val="num" w:pos="2880"/>
+        </w:tabs>
+        <w:ind w:left="2880" w:hanging="360"/>
+      </w:pPr>
+      <w:rPr>
+        <w:rFonts w:ascii="Wingdings" w:hAnsi="Wingdings" w:hint="default"/>
+        <w:sz w:val="20"/>
+      </w:rPr>
+    </w:lvl>
+    <w:lvl w:ilvl="4" w:tentative="1">
+      <w:start w:val="1"/>
+      <w:numFmt w:val="bullet"/>
+      <w:lvlText w:val=""/>
+      <w:lvlJc w:val="left"/>
+      <w:pPr>
+        <w:tabs>
+          <w:tab w:val="num" w:pos="3600"/>
+        </w:tabs>
+        <w:ind w:left="3600" w:hanging="360"/>
+      </w:pPr>
+      <w:rPr>
+        <w:rFonts w:ascii="Wingdings" w:hAnsi="Wingdings" w:hint="default"/>
+        <w:sz w:val="20"/>
+      </w:rPr>
+    </w:lvl>
+    <w:lvl w:ilvl="5" w:tentative="1">
+      <w:start w:val="1"/>
+      <w:numFmt w:val="bullet"/>
+      <w:lvlText w:val=""/>
+      <w:lvlJc w:val="left"/>
+      <w:pPr>
+        <w:tabs>
+          <w:tab w:val="num" w:pos="4320"/>
+        </w:tabs>
+        <w:ind w:left="4320" w:hanging="360"/>
+      </w:pPr>
+      <w:rPr>
+        <w:rFonts w:ascii="Wingdings" w:hAnsi="Wingdings" w:hint="default"/>
+        <w:sz w:val="20"/>
+      </w:rPr>
+    </w:lvl>
+    <w:lvl w:ilvl="6" w:tentative="1">
+      <w:start w:val="1"/>
+      <w:numFmt w:val="bullet"/>
+      <w:lvlText w:val=""/>
+      <w:lvlJc w:val="left"/>
+      <w:pPr>
+        <w:tabs>
+          <w:tab w:val="num" w:pos="5040"/>
+        </w:tabs>
+        <w:ind w:left="5040" w:hanging="360"/>
+      </w:pPr>
+      <w:rPr>
+        <w:rFonts w:ascii="Wingdings" w:hAnsi="Wingdings" w:hint="default"/>
+        <w:sz w:val="20"/>
+      </w:rPr>
+    </w:lvl>
+    <w:lvl w:ilvl="7" w:tentative="1">
+      <w:start w:val="1"/>
+      <w:numFmt w:val="bullet"/>
+      <w:lvlText w:val=""/>
+      <w:lvlJc w:val="left"/>
+      <w:pPr>
+        <w:tabs>
+          <w:tab w:val="num" w:pos="5760"/>
+        </w:tabs>
+        <w:ind w:left="5760" w:hanging="360"/>
+      </w:pPr>
+      <w:rPr>
+        <w:rFonts w:ascii="Wingdings" w:hAnsi="Wingdings" w:hint="default"/>
+        <w:sz w:val="20"/>
+      </w:rPr>
+    </w:lvl>
+    <w:lvl w:ilvl="8" w:tentative="1">
+      <w:start w:val="1"/>
+      <w:numFmt w:val="bullet"/>
+      <w:lvlText w:val=""/>
+      <w:lvlJc w:val="left"/>
+      <w:pPr>
+        <w:tabs>
+          <w:tab w:val="num" w:pos="6480"/>
+        </w:tabs>
+        <w:ind w:left="6480" w:hanging="360"/>
+      </w:pPr>
+      <w:rPr>
+        <w:rFonts w:ascii="Wingdings" w:hAnsi="Wingdings" w:hint="default"/>
+        <w:sz w:val="20"/>
+      </w:rPr>
+    </w:lvl>
+  </w:abstractNum>
+  <w:abstractNum w:abstractNumId="8" w15:restartNumberingAfterBreak="0">
     <w:nsid w:val="1F234985"/>
     <w:multiLevelType w:val="hybridMultilevel"/>
     <w:tmpl w:val="495246AC"/>
@@ -1425,7 +4700,120 @@
       </w:rPr>
     </w:lvl>
   </w:abstractNum>
-  <w:abstractNum w:abstractNumId="2" w15:restartNumberingAfterBreak="0">
+  <w:abstractNum w:abstractNumId="9" w15:restartNumberingAfterBreak="0">
+    <w:nsid w:val="275C1E5C"/>
+    <w:multiLevelType w:val="hybridMultilevel"/>
+    <w:tmpl w:val="E4C4B9C8"/>
+    <w:lvl w:ilvl="0" w:tplc="040C0001">
+      <w:start w:val="1"/>
+      <w:numFmt w:val="bullet"/>
+      <w:lvlText w:val=""/>
+      <w:lvlJc w:val="left"/>
+      <w:pPr>
+        <w:ind w:left="720" w:hanging="360"/>
+      </w:pPr>
+      <w:rPr>
+        <w:rFonts w:ascii="Symbol" w:hAnsi="Symbol" w:hint="default"/>
+      </w:rPr>
+    </w:lvl>
+    <w:lvl w:ilvl="1" w:tplc="040C0003" w:tentative="1">
+      <w:start w:val="1"/>
+      <w:numFmt w:val="bullet"/>
+      <w:lvlText w:val="o"/>
+      <w:lvlJc w:val="left"/>
+      <w:pPr>
+        <w:ind w:left="1440" w:hanging="360"/>
+      </w:pPr>
+      <w:rPr>
+        <w:rFonts w:ascii="Courier New" w:hAnsi="Courier New" w:cs="Courier New" w:hint="default"/>
+      </w:rPr>
+    </w:lvl>
+    <w:lvl w:ilvl="2" w:tplc="040C0005" w:tentative="1">
+      <w:start w:val="1"/>
+      <w:numFmt w:val="bullet"/>
+      <w:lvlText w:val=""/>
+      <w:lvlJc w:val="left"/>
+      <w:pPr>
+        <w:ind w:left="2160" w:hanging="360"/>
+      </w:pPr>
+      <w:rPr>
+        <w:rFonts w:ascii="Wingdings" w:hAnsi="Wingdings" w:hint="default"/>
+      </w:rPr>
+    </w:lvl>
+    <w:lvl w:ilvl="3" w:tplc="040C0001" w:tentative="1">
+      <w:start w:val="1"/>
+      <w:numFmt w:val="bullet"/>
+      <w:lvlText w:val=""/>
+      <w:lvlJc w:val="left"/>
+      <w:pPr>
+        <w:ind w:left="2880" w:hanging="360"/>
+      </w:pPr>
+      <w:rPr>
+        <w:rFonts w:ascii="Symbol" w:hAnsi="Symbol" w:hint="default"/>
+      </w:rPr>
+    </w:lvl>
+    <w:lvl w:ilvl="4" w:tplc="040C0003" w:tentative="1">
+      <w:start w:val="1"/>
+      <w:numFmt w:val="bullet"/>
+      <w:lvlText w:val="o"/>
+      <w:lvlJc w:val="left"/>
+      <w:pPr>
+        <w:ind w:left="3600" w:hanging="360"/>
+      </w:pPr>
+      <w:rPr>
+        <w:rFonts w:ascii="Courier New" w:hAnsi="Courier New" w:cs="Courier New" w:hint="default"/>
+      </w:rPr>
+    </w:lvl>
+    <w:lvl w:ilvl="5" w:tplc="040C0005" w:tentative="1">
+      <w:start w:val="1"/>
+      <w:numFmt w:val="bullet"/>
+      <w:lvlText w:val=""/>
+      <w:lvlJc w:val="left"/>
+      <w:pPr>
+        <w:ind w:left="4320" w:hanging="360"/>
+      </w:pPr>
+      <w:rPr>
+        <w:rFonts w:ascii="Wingdings" w:hAnsi="Wingdings" w:hint="default"/>
+      </w:rPr>
+    </w:lvl>
+    <w:lvl w:ilvl="6" w:tplc="040C0001" w:tentative="1">
+      <w:start w:val="1"/>
+      <w:numFmt w:val="bullet"/>
+      <w:lvlText w:val=""/>
+      <w:lvlJc w:val="left"/>
+      <w:pPr>
+        <w:ind w:left="5040" w:hanging="360"/>
+      </w:pPr>
+      <w:rPr>
+        <w:rFonts w:ascii="Symbol" w:hAnsi="Symbol" w:hint="default"/>
+      </w:rPr>
+    </w:lvl>
+    <w:lvl w:ilvl="7" w:tplc="040C0003" w:tentative="1">
+      <w:start w:val="1"/>
+      <w:numFmt w:val="bullet"/>
+      <w:lvlText w:val="o"/>
+      <w:lvlJc w:val="left"/>
+      <w:pPr>
+        <w:ind w:left="5760" w:hanging="360"/>
+      </w:pPr>
+      <w:rPr>
+        <w:rFonts w:ascii="Courier New" w:hAnsi="Courier New" w:cs="Courier New" w:hint="default"/>
+      </w:rPr>
+    </w:lvl>
+    <w:lvl w:ilvl="8" w:tplc="040C0005" w:tentative="1">
+      <w:start w:val="1"/>
+      <w:numFmt w:val="bullet"/>
+      <w:lvlText w:val=""/>
+      <w:lvlJc w:val="left"/>
+      <w:pPr>
+        <w:ind w:left="6480" w:hanging="360"/>
+      </w:pPr>
+      <w:rPr>
+        <w:rFonts w:ascii="Wingdings" w:hAnsi="Wingdings" w:hint="default"/>
+      </w:rPr>
+    </w:lvl>
+  </w:abstractNum>
+  <w:abstractNum w:abstractNumId="10" w15:restartNumberingAfterBreak="0">
     <w:nsid w:val="27E06E51"/>
     <w:multiLevelType w:val="hybridMultilevel"/>
     <w:tmpl w:val="B156C84E"/>
@@ -1539,7 +4927,418 @@
       </w:rPr>
     </w:lvl>
   </w:abstractNum>
-  <w:abstractNum w:abstractNumId="3" w15:restartNumberingAfterBreak="0">
+  <w:abstractNum w:abstractNumId="11" w15:restartNumberingAfterBreak="0">
+    <w:nsid w:val="284646D8"/>
+    <w:multiLevelType w:val="multilevel"/>
+    <w:tmpl w:val="380EF760"/>
+    <w:lvl w:ilvl="0">
+      <w:start w:val="1"/>
+      <w:numFmt w:val="bullet"/>
+      <w:lvlText w:val=""/>
+      <w:lvlJc w:val="left"/>
+      <w:pPr>
+        <w:tabs>
+          <w:tab w:val="num" w:pos="720"/>
+        </w:tabs>
+        <w:ind w:left="720" w:hanging="360"/>
+      </w:pPr>
+      <w:rPr>
+        <w:rFonts w:ascii="Symbol" w:hAnsi="Symbol" w:hint="default"/>
+        <w:sz w:val="20"/>
+      </w:rPr>
+    </w:lvl>
+    <w:lvl w:ilvl="1" w:tentative="1">
+      <w:start w:val="1"/>
+      <w:numFmt w:val="bullet"/>
+      <w:lvlText w:val="o"/>
+      <w:lvlJc w:val="left"/>
+      <w:pPr>
+        <w:tabs>
+          <w:tab w:val="num" w:pos="1440"/>
+        </w:tabs>
+        <w:ind w:left="1440" w:hanging="360"/>
+      </w:pPr>
+      <w:rPr>
+        <w:rFonts w:ascii="Courier New" w:hAnsi="Courier New" w:hint="default"/>
+        <w:sz w:val="20"/>
+      </w:rPr>
+    </w:lvl>
+    <w:lvl w:ilvl="2" w:tentative="1">
+      <w:start w:val="1"/>
+      <w:numFmt w:val="bullet"/>
+      <w:lvlText w:val=""/>
+      <w:lvlJc w:val="left"/>
+      <w:pPr>
+        <w:tabs>
+          <w:tab w:val="num" w:pos="2160"/>
+        </w:tabs>
+        <w:ind w:left="2160" w:hanging="360"/>
+      </w:pPr>
+      <w:rPr>
+        <w:rFonts w:ascii="Wingdings" w:hAnsi="Wingdings" w:hint="default"/>
+        <w:sz w:val="20"/>
+      </w:rPr>
+    </w:lvl>
+    <w:lvl w:ilvl="3" w:tentative="1">
+      <w:start w:val="1"/>
+      <w:numFmt w:val="bullet"/>
+      <w:lvlText w:val=""/>
+      <w:lvlJc w:val="left"/>
+      <w:pPr>
+        <w:tabs>
+          <w:tab w:val="num" w:pos="2880"/>
+        </w:tabs>
+        <w:ind w:left="2880" w:hanging="360"/>
+      </w:pPr>
+      <w:rPr>
+        <w:rFonts w:ascii="Wingdings" w:hAnsi="Wingdings" w:hint="default"/>
+        <w:sz w:val="20"/>
+      </w:rPr>
+    </w:lvl>
+    <w:lvl w:ilvl="4" w:tentative="1">
+      <w:start w:val="1"/>
+      <w:numFmt w:val="bullet"/>
+      <w:lvlText w:val=""/>
+      <w:lvlJc w:val="left"/>
+      <w:pPr>
+        <w:tabs>
+          <w:tab w:val="num" w:pos="3600"/>
+        </w:tabs>
+        <w:ind w:left="3600" w:hanging="360"/>
+      </w:pPr>
+      <w:rPr>
+        <w:rFonts w:ascii="Wingdings" w:hAnsi="Wingdings" w:hint="default"/>
+        <w:sz w:val="20"/>
+      </w:rPr>
+    </w:lvl>
+    <w:lvl w:ilvl="5" w:tentative="1">
+      <w:start w:val="1"/>
+      <w:numFmt w:val="bullet"/>
+      <w:lvlText w:val=""/>
+      <w:lvlJc w:val="left"/>
+      <w:pPr>
+        <w:tabs>
+          <w:tab w:val="num" w:pos="4320"/>
+        </w:tabs>
+        <w:ind w:left="4320" w:hanging="360"/>
+      </w:pPr>
+      <w:rPr>
+        <w:rFonts w:ascii="Wingdings" w:hAnsi="Wingdings" w:hint="default"/>
+        <w:sz w:val="20"/>
+      </w:rPr>
+    </w:lvl>
+    <w:lvl w:ilvl="6" w:tentative="1">
+      <w:start w:val="1"/>
+      <w:numFmt w:val="bullet"/>
+      <w:lvlText w:val=""/>
+      <w:lvlJc w:val="left"/>
+      <w:pPr>
+        <w:tabs>
+          <w:tab w:val="num" w:pos="5040"/>
+        </w:tabs>
+        <w:ind w:left="5040" w:hanging="360"/>
+      </w:pPr>
+      <w:rPr>
+        <w:rFonts w:ascii="Wingdings" w:hAnsi="Wingdings" w:hint="default"/>
+        <w:sz w:val="20"/>
+      </w:rPr>
+    </w:lvl>
+    <w:lvl w:ilvl="7" w:tentative="1">
+      <w:start w:val="1"/>
+      <w:numFmt w:val="bullet"/>
+      <w:lvlText w:val=""/>
+      <w:lvlJc w:val="left"/>
+      <w:pPr>
+        <w:tabs>
+          <w:tab w:val="num" w:pos="5760"/>
+        </w:tabs>
+        <w:ind w:left="5760" w:hanging="360"/>
+      </w:pPr>
+      <w:rPr>
+        <w:rFonts w:ascii="Wingdings" w:hAnsi="Wingdings" w:hint="default"/>
+        <w:sz w:val="20"/>
+      </w:rPr>
+    </w:lvl>
+    <w:lvl w:ilvl="8" w:tentative="1">
+      <w:start w:val="1"/>
+      <w:numFmt w:val="bullet"/>
+      <w:lvlText w:val=""/>
+      <w:lvlJc w:val="left"/>
+      <w:pPr>
+        <w:tabs>
+          <w:tab w:val="num" w:pos="6480"/>
+        </w:tabs>
+        <w:ind w:left="6480" w:hanging="360"/>
+      </w:pPr>
+      <w:rPr>
+        <w:rFonts w:ascii="Wingdings" w:hAnsi="Wingdings" w:hint="default"/>
+        <w:sz w:val="20"/>
+      </w:rPr>
+    </w:lvl>
+  </w:abstractNum>
+  <w:abstractNum w:abstractNumId="12" w15:restartNumberingAfterBreak="0">
+    <w:nsid w:val="28626761"/>
+    <w:multiLevelType w:val="multilevel"/>
+    <w:tmpl w:val="84B0D1BC"/>
+    <w:lvl w:ilvl="0">
+      <w:start w:val="1"/>
+      <w:numFmt w:val="bullet"/>
+      <w:lvlText w:val=""/>
+      <w:lvlJc w:val="left"/>
+      <w:pPr>
+        <w:tabs>
+          <w:tab w:val="num" w:pos="720"/>
+        </w:tabs>
+        <w:ind w:left="720" w:hanging="360"/>
+      </w:pPr>
+      <w:rPr>
+        <w:rFonts w:ascii="Symbol" w:hAnsi="Symbol" w:hint="default"/>
+        <w:sz w:val="20"/>
+      </w:rPr>
+    </w:lvl>
+    <w:lvl w:ilvl="1" w:tentative="1">
+      <w:start w:val="1"/>
+      <w:numFmt w:val="bullet"/>
+      <w:lvlText w:val="o"/>
+      <w:lvlJc w:val="left"/>
+      <w:pPr>
+        <w:tabs>
+          <w:tab w:val="num" w:pos="1440"/>
+        </w:tabs>
+        <w:ind w:left="1440" w:hanging="360"/>
+      </w:pPr>
+      <w:rPr>
+        <w:rFonts w:ascii="Courier New" w:hAnsi="Courier New" w:hint="default"/>
+        <w:sz w:val="20"/>
+      </w:rPr>
+    </w:lvl>
+    <w:lvl w:ilvl="2" w:tentative="1">
+      <w:start w:val="1"/>
+      <w:numFmt w:val="bullet"/>
+      <w:lvlText w:val=""/>
+      <w:lvlJc w:val="left"/>
+      <w:pPr>
+        <w:tabs>
+          <w:tab w:val="num" w:pos="2160"/>
+        </w:tabs>
+        <w:ind w:left="2160" w:hanging="360"/>
+      </w:pPr>
+      <w:rPr>
+        <w:rFonts w:ascii="Wingdings" w:hAnsi="Wingdings" w:hint="default"/>
+        <w:sz w:val="20"/>
+      </w:rPr>
+    </w:lvl>
+    <w:lvl w:ilvl="3" w:tentative="1">
+      <w:start w:val="1"/>
+      <w:numFmt w:val="bullet"/>
+      <w:lvlText w:val=""/>
+      <w:lvlJc w:val="left"/>
+      <w:pPr>
+        <w:tabs>
+          <w:tab w:val="num" w:pos="2880"/>
+        </w:tabs>
+        <w:ind w:left="2880" w:hanging="360"/>
+      </w:pPr>
+      <w:rPr>
+        <w:rFonts w:ascii="Wingdings" w:hAnsi="Wingdings" w:hint="default"/>
+        <w:sz w:val="20"/>
+      </w:rPr>
+    </w:lvl>
+    <w:lvl w:ilvl="4" w:tentative="1">
+      <w:start w:val="1"/>
+      <w:numFmt w:val="bullet"/>
+      <w:lvlText w:val=""/>
+      <w:lvlJc w:val="left"/>
+      <w:pPr>
+        <w:tabs>
+          <w:tab w:val="num" w:pos="3600"/>
+        </w:tabs>
+        <w:ind w:left="3600" w:hanging="360"/>
+      </w:pPr>
+      <w:rPr>
+        <w:rFonts w:ascii="Wingdings" w:hAnsi="Wingdings" w:hint="default"/>
+        <w:sz w:val="20"/>
+      </w:rPr>
+    </w:lvl>
+    <w:lvl w:ilvl="5" w:tentative="1">
+      <w:start w:val="1"/>
+      <w:numFmt w:val="bullet"/>
+      <w:lvlText w:val=""/>
+      <w:lvlJc w:val="left"/>
+      <w:pPr>
+        <w:tabs>
+          <w:tab w:val="num" w:pos="4320"/>
+        </w:tabs>
+        <w:ind w:left="4320" w:hanging="360"/>
+      </w:pPr>
+      <w:rPr>
+        <w:rFonts w:ascii="Wingdings" w:hAnsi="Wingdings" w:hint="default"/>
+        <w:sz w:val="20"/>
+      </w:rPr>
+    </w:lvl>
+    <w:lvl w:ilvl="6" w:tentative="1">
+      <w:start w:val="1"/>
+      <w:numFmt w:val="bullet"/>
+      <w:lvlText w:val=""/>
+      <w:lvlJc w:val="left"/>
+      <w:pPr>
+        <w:tabs>
+          <w:tab w:val="num" w:pos="5040"/>
+        </w:tabs>
+        <w:ind w:left="5040" w:hanging="360"/>
+      </w:pPr>
+      <w:rPr>
+        <w:rFonts w:ascii="Wingdings" w:hAnsi="Wingdings" w:hint="default"/>
+        <w:sz w:val="20"/>
+      </w:rPr>
+    </w:lvl>
+    <w:lvl w:ilvl="7" w:tentative="1">
+      <w:start w:val="1"/>
+      <w:numFmt w:val="bullet"/>
+      <w:lvlText w:val=""/>
+      <w:lvlJc w:val="left"/>
+      <w:pPr>
+        <w:tabs>
+          <w:tab w:val="num" w:pos="5760"/>
+        </w:tabs>
+        <w:ind w:left="5760" w:hanging="360"/>
+      </w:pPr>
+      <w:rPr>
+        <w:rFonts w:ascii="Wingdings" w:hAnsi="Wingdings" w:hint="default"/>
+        <w:sz w:val="20"/>
+      </w:rPr>
+    </w:lvl>
+    <w:lvl w:ilvl="8" w:tentative="1">
+      <w:start w:val="1"/>
+      <w:numFmt w:val="bullet"/>
+      <w:lvlText w:val=""/>
+      <w:lvlJc w:val="left"/>
+      <w:pPr>
+        <w:tabs>
+          <w:tab w:val="num" w:pos="6480"/>
+        </w:tabs>
+        <w:ind w:left="6480" w:hanging="360"/>
+      </w:pPr>
+      <w:rPr>
+        <w:rFonts w:ascii="Wingdings" w:hAnsi="Wingdings" w:hint="default"/>
+        <w:sz w:val="20"/>
+      </w:rPr>
+    </w:lvl>
+  </w:abstractNum>
+  <w:abstractNum w:abstractNumId="13" w15:restartNumberingAfterBreak="0">
+    <w:nsid w:val="2CAF7396"/>
+    <w:multiLevelType w:val="hybridMultilevel"/>
+    <w:tmpl w:val="4950EBF4"/>
+    <w:lvl w:ilvl="0" w:tplc="040C0001">
+      <w:start w:val="1"/>
+      <w:numFmt w:val="bullet"/>
+      <w:lvlText w:val=""/>
+      <w:lvlJc w:val="left"/>
+      <w:pPr>
+        <w:ind w:left="720" w:hanging="360"/>
+      </w:pPr>
+      <w:rPr>
+        <w:rFonts w:ascii="Symbol" w:hAnsi="Symbol" w:hint="default"/>
+      </w:rPr>
+    </w:lvl>
+    <w:lvl w:ilvl="1" w:tplc="040C0003" w:tentative="1">
+      <w:start w:val="1"/>
+      <w:numFmt w:val="bullet"/>
+      <w:lvlText w:val="o"/>
+      <w:lvlJc w:val="left"/>
+      <w:pPr>
+        <w:ind w:left="1440" w:hanging="360"/>
+      </w:pPr>
+      <w:rPr>
+        <w:rFonts w:ascii="Courier New" w:hAnsi="Courier New" w:cs="Courier New" w:hint="default"/>
+      </w:rPr>
+    </w:lvl>
+    <w:lvl w:ilvl="2" w:tplc="040C0005" w:tentative="1">
+      <w:start w:val="1"/>
+      <w:numFmt w:val="bullet"/>
+      <w:lvlText w:val=""/>
+      <w:lvlJc w:val="left"/>
+      <w:pPr>
+        <w:ind w:left="2160" w:hanging="360"/>
+      </w:pPr>
+      <w:rPr>
+        <w:rFonts w:ascii="Wingdings" w:hAnsi="Wingdings" w:hint="default"/>
+      </w:rPr>
+    </w:lvl>
+    <w:lvl w:ilvl="3" w:tplc="040C0001" w:tentative="1">
+      <w:start w:val="1"/>
+      <w:numFmt w:val="bullet"/>
+      <w:lvlText w:val=""/>
+      <w:lvlJc w:val="left"/>
+      <w:pPr>
+        <w:ind w:left="2880" w:hanging="360"/>
+      </w:pPr>
+      <w:rPr>
+        <w:rFonts w:ascii="Symbol" w:hAnsi="Symbol" w:hint="default"/>
+      </w:rPr>
+    </w:lvl>
+    <w:lvl w:ilvl="4" w:tplc="040C0003" w:tentative="1">
+      <w:start w:val="1"/>
+      <w:numFmt w:val="bullet"/>
+      <w:lvlText w:val="o"/>
+      <w:lvlJc w:val="left"/>
+      <w:pPr>
+        <w:ind w:left="3600" w:hanging="360"/>
+      </w:pPr>
+      <w:rPr>
+        <w:rFonts w:ascii="Courier New" w:hAnsi="Courier New" w:cs="Courier New" w:hint="default"/>
+      </w:rPr>
+    </w:lvl>
+    <w:lvl w:ilvl="5" w:tplc="040C0005" w:tentative="1">
+      <w:start w:val="1"/>
+      <w:numFmt w:val="bullet"/>
+      <w:lvlText w:val=""/>
+      <w:lvlJc w:val="left"/>
+      <w:pPr>
+        <w:ind w:left="4320" w:hanging="360"/>
+      </w:pPr>
+      <w:rPr>
+        <w:rFonts w:ascii="Wingdings" w:hAnsi="Wingdings" w:hint="default"/>
+      </w:rPr>
+    </w:lvl>
+    <w:lvl w:ilvl="6" w:tplc="040C0001" w:tentative="1">
+      <w:start w:val="1"/>
+      <w:numFmt w:val="bullet"/>
+      <w:lvlText w:val=""/>
+      <w:lvlJc w:val="left"/>
+      <w:pPr>
+        <w:ind w:left="5040" w:hanging="360"/>
+      </w:pPr>
+      <w:rPr>
+        <w:rFonts w:ascii="Symbol" w:hAnsi="Symbol" w:hint="default"/>
+      </w:rPr>
+    </w:lvl>
+    <w:lvl w:ilvl="7" w:tplc="040C0003" w:tentative="1">
+      <w:start w:val="1"/>
+      <w:numFmt w:val="bullet"/>
+      <w:lvlText w:val="o"/>
+      <w:lvlJc w:val="left"/>
+      <w:pPr>
+        <w:ind w:left="5760" w:hanging="360"/>
+      </w:pPr>
+      <w:rPr>
+        <w:rFonts w:ascii="Courier New" w:hAnsi="Courier New" w:cs="Courier New" w:hint="default"/>
+      </w:rPr>
+    </w:lvl>
+    <w:lvl w:ilvl="8" w:tplc="040C0005" w:tentative="1">
+      <w:start w:val="1"/>
+      <w:numFmt w:val="bullet"/>
+      <w:lvlText w:val=""/>
+      <w:lvlJc w:val="left"/>
+      <w:pPr>
+        <w:ind w:left="6480" w:hanging="360"/>
+      </w:pPr>
+      <w:rPr>
+        <w:rFonts w:ascii="Wingdings" w:hAnsi="Wingdings" w:hint="default"/>
+      </w:rPr>
+    </w:lvl>
+  </w:abstractNum>
+  <w:abstractNum w:abstractNumId="14" w15:restartNumberingAfterBreak="0">
     <w:nsid w:val="39E70EA6"/>
     <w:multiLevelType w:val="hybridMultilevel"/>
     <w:tmpl w:val="6D44217A"/>
@@ -1651,7 +5450,644 @@
       </w:rPr>
     </w:lvl>
   </w:abstractNum>
-  <w:abstractNum w:abstractNumId="4" w15:restartNumberingAfterBreak="0">
+  <w:abstractNum w:abstractNumId="15" w15:restartNumberingAfterBreak="0">
+    <w:nsid w:val="42FB4968"/>
+    <w:multiLevelType w:val="multilevel"/>
+    <w:tmpl w:val="FF2AAAF2"/>
+    <w:lvl w:ilvl="0">
+      <w:start w:val="1"/>
+      <w:numFmt w:val="decimal"/>
+      <w:lvlText w:val="%1."/>
+      <w:lvlJc w:val="left"/>
+      <w:pPr>
+        <w:tabs>
+          <w:tab w:val="num" w:pos="720"/>
+        </w:tabs>
+        <w:ind w:left="720" w:hanging="360"/>
+      </w:pPr>
+    </w:lvl>
+    <w:lvl w:ilvl="1" w:tentative="1">
+      <w:start w:val="1"/>
+      <w:numFmt w:val="decimal"/>
+      <w:lvlText w:val="%2."/>
+      <w:lvlJc w:val="left"/>
+      <w:pPr>
+        <w:tabs>
+          <w:tab w:val="num" w:pos="1440"/>
+        </w:tabs>
+        <w:ind w:left="1440" w:hanging="360"/>
+      </w:pPr>
+    </w:lvl>
+    <w:lvl w:ilvl="2" w:tentative="1">
+      <w:start w:val="1"/>
+      <w:numFmt w:val="decimal"/>
+      <w:lvlText w:val="%3."/>
+      <w:lvlJc w:val="left"/>
+      <w:pPr>
+        <w:tabs>
+          <w:tab w:val="num" w:pos="2160"/>
+        </w:tabs>
+        <w:ind w:left="2160" w:hanging="360"/>
+      </w:pPr>
+    </w:lvl>
+    <w:lvl w:ilvl="3" w:tentative="1">
+      <w:start w:val="1"/>
+      <w:numFmt w:val="decimal"/>
+      <w:lvlText w:val="%4."/>
+      <w:lvlJc w:val="left"/>
+      <w:pPr>
+        <w:tabs>
+          <w:tab w:val="num" w:pos="2880"/>
+        </w:tabs>
+        <w:ind w:left="2880" w:hanging="360"/>
+      </w:pPr>
+    </w:lvl>
+    <w:lvl w:ilvl="4" w:tentative="1">
+      <w:start w:val="1"/>
+      <w:numFmt w:val="decimal"/>
+      <w:lvlText w:val="%5."/>
+      <w:lvlJc w:val="left"/>
+      <w:pPr>
+        <w:tabs>
+          <w:tab w:val="num" w:pos="3600"/>
+        </w:tabs>
+        <w:ind w:left="3600" w:hanging="360"/>
+      </w:pPr>
+    </w:lvl>
+    <w:lvl w:ilvl="5" w:tentative="1">
+      <w:start w:val="1"/>
+      <w:numFmt w:val="decimal"/>
+      <w:lvlText w:val="%6."/>
+      <w:lvlJc w:val="left"/>
+      <w:pPr>
+        <w:tabs>
+          <w:tab w:val="num" w:pos="4320"/>
+        </w:tabs>
+        <w:ind w:left="4320" w:hanging="360"/>
+      </w:pPr>
+    </w:lvl>
+    <w:lvl w:ilvl="6" w:tentative="1">
+      <w:start w:val="1"/>
+      <w:numFmt w:val="decimal"/>
+      <w:lvlText w:val="%7."/>
+      <w:lvlJc w:val="left"/>
+      <w:pPr>
+        <w:tabs>
+          <w:tab w:val="num" w:pos="5040"/>
+        </w:tabs>
+        <w:ind w:left="5040" w:hanging="360"/>
+      </w:pPr>
+    </w:lvl>
+    <w:lvl w:ilvl="7" w:tentative="1">
+      <w:start w:val="1"/>
+      <w:numFmt w:val="decimal"/>
+      <w:lvlText w:val="%8."/>
+      <w:lvlJc w:val="left"/>
+      <w:pPr>
+        <w:tabs>
+          <w:tab w:val="num" w:pos="5760"/>
+        </w:tabs>
+        <w:ind w:left="5760" w:hanging="360"/>
+      </w:pPr>
+    </w:lvl>
+    <w:lvl w:ilvl="8" w:tentative="1">
+      <w:start w:val="1"/>
+      <w:numFmt w:val="decimal"/>
+      <w:lvlText w:val="%9."/>
+      <w:lvlJc w:val="left"/>
+      <w:pPr>
+        <w:tabs>
+          <w:tab w:val="num" w:pos="6480"/>
+        </w:tabs>
+        <w:ind w:left="6480" w:hanging="360"/>
+      </w:pPr>
+    </w:lvl>
+  </w:abstractNum>
+  <w:abstractNum w:abstractNumId="16" w15:restartNumberingAfterBreak="0">
+    <w:nsid w:val="48301F00"/>
+    <w:multiLevelType w:val="multilevel"/>
+    <w:tmpl w:val="F7320122"/>
+    <w:lvl w:ilvl="0">
+      <w:start w:val="1"/>
+      <w:numFmt w:val="bullet"/>
+      <w:lvlText w:val=""/>
+      <w:lvlJc w:val="left"/>
+      <w:pPr>
+        <w:tabs>
+          <w:tab w:val="num" w:pos="720"/>
+        </w:tabs>
+        <w:ind w:left="720" w:hanging="360"/>
+      </w:pPr>
+      <w:rPr>
+        <w:rFonts w:ascii="Symbol" w:hAnsi="Symbol" w:hint="default"/>
+        <w:sz w:val="20"/>
+      </w:rPr>
+    </w:lvl>
+    <w:lvl w:ilvl="1">
+      <w:start w:val="1"/>
+      <w:numFmt w:val="bullet"/>
+      <w:lvlText w:val="o"/>
+      <w:lvlJc w:val="left"/>
+      <w:pPr>
+        <w:tabs>
+          <w:tab w:val="num" w:pos="1440"/>
+        </w:tabs>
+        <w:ind w:left="1440" w:hanging="360"/>
+      </w:pPr>
+      <w:rPr>
+        <w:rFonts w:ascii="Courier New" w:hAnsi="Courier New" w:hint="default"/>
+        <w:sz w:val="20"/>
+      </w:rPr>
+    </w:lvl>
+    <w:lvl w:ilvl="2" w:tentative="1">
+      <w:start w:val="1"/>
+      <w:numFmt w:val="bullet"/>
+      <w:lvlText w:val=""/>
+      <w:lvlJc w:val="left"/>
+      <w:pPr>
+        <w:tabs>
+          <w:tab w:val="num" w:pos="2160"/>
+        </w:tabs>
+        <w:ind w:left="2160" w:hanging="360"/>
+      </w:pPr>
+      <w:rPr>
+        <w:rFonts w:ascii="Wingdings" w:hAnsi="Wingdings" w:hint="default"/>
+        <w:sz w:val="20"/>
+      </w:rPr>
+    </w:lvl>
+    <w:lvl w:ilvl="3" w:tentative="1">
+      <w:start w:val="1"/>
+      <w:numFmt w:val="bullet"/>
+      <w:lvlText w:val=""/>
+      <w:lvlJc w:val="left"/>
+      <w:pPr>
+        <w:tabs>
+          <w:tab w:val="num" w:pos="2880"/>
+        </w:tabs>
+        <w:ind w:left="2880" w:hanging="360"/>
+      </w:pPr>
+      <w:rPr>
+        <w:rFonts w:ascii="Wingdings" w:hAnsi="Wingdings" w:hint="default"/>
+        <w:sz w:val="20"/>
+      </w:rPr>
+    </w:lvl>
+    <w:lvl w:ilvl="4" w:tentative="1">
+      <w:start w:val="1"/>
+      <w:numFmt w:val="bullet"/>
+      <w:lvlText w:val=""/>
+      <w:lvlJc w:val="left"/>
+      <w:pPr>
+        <w:tabs>
+          <w:tab w:val="num" w:pos="3600"/>
+        </w:tabs>
+        <w:ind w:left="3600" w:hanging="360"/>
+      </w:pPr>
+      <w:rPr>
+        <w:rFonts w:ascii="Wingdings" w:hAnsi="Wingdings" w:hint="default"/>
+        <w:sz w:val="20"/>
+      </w:rPr>
+    </w:lvl>
+    <w:lvl w:ilvl="5" w:tentative="1">
+      <w:start w:val="1"/>
+      <w:numFmt w:val="bullet"/>
+      <w:lvlText w:val=""/>
+      <w:lvlJc w:val="left"/>
+      <w:pPr>
+        <w:tabs>
+          <w:tab w:val="num" w:pos="4320"/>
+        </w:tabs>
+        <w:ind w:left="4320" w:hanging="360"/>
+      </w:pPr>
+      <w:rPr>
+        <w:rFonts w:ascii="Wingdings" w:hAnsi="Wingdings" w:hint="default"/>
+        <w:sz w:val="20"/>
+      </w:rPr>
+    </w:lvl>
+    <w:lvl w:ilvl="6" w:tentative="1">
+      <w:start w:val="1"/>
+      <w:numFmt w:val="bullet"/>
+      <w:lvlText w:val=""/>
+      <w:lvlJc w:val="left"/>
+      <w:pPr>
+        <w:tabs>
+          <w:tab w:val="num" w:pos="5040"/>
+        </w:tabs>
+        <w:ind w:left="5040" w:hanging="360"/>
+      </w:pPr>
+      <w:rPr>
+        <w:rFonts w:ascii="Wingdings" w:hAnsi="Wingdings" w:hint="default"/>
+        <w:sz w:val="20"/>
+      </w:rPr>
+    </w:lvl>
+    <w:lvl w:ilvl="7" w:tentative="1">
+      <w:start w:val="1"/>
+      <w:numFmt w:val="bullet"/>
+      <w:lvlText w:val=""/>
+      <w:lvlJc w:val="left"/>
+      <w:pPr>
+        <w:tabs>
+          <w:tab w:val="num" w:pos="5760"/>
+        </w:tabs>
+        <w:ind w:left="5760" w:hanging="360"/>
+      </w:pPr>
+      <w:rPr>
+        <w:rFonts w:ascii="Wingdings" w:hAnsi="Wingdings" w:hint="default"/>
+        <w:sz w:val="20"/>
+      </w:rPr>
+    </w:lvl>
+    <w:lvl w:ilvl="8" w:tentative="1">
+      <w:start w:val="1"/>
+      <w:numFmt w:val="bullet"/>
+      <w:lvlText w:val=""/>
+      <w:lvlJc w:val="left"/>
+      <w:pPr>
+        <w:tabs>
+          <w:tab w:val="num" w:pos="6480"/>
+        </w:tabs>
+        <w:ind w:left="6480" w:hanging="360"/>
+      </w:pPr>
+      <w:rPr>
+        <w:rFonts w:ascii="Wingdings" w:hAnsi="Wingdings" w:hint="default"/>
+        <w:sz w:val="20"/>
+      </w:rPr>
+    </w:lvl>
+  </w:abstractNum>
+  <w:abstractNum w:abstractNumId="17" w15:restartNumberingAfterBreak="0">
+    <w:nsid w:val="49835B66"/>
+    <w:multiLevelType w:val="multilevel"/>
+    <w:tmpl w:val="FF2AAAF2"/>
+    <w:lvl w:ilvl="0">
+      <w:start w:val="1"/>
+      <w:numFmt w:val="decimal"/>
+      <w:lvlText w:val="%1."/>
+      <w:lvlJc w:val="left"/>
+      <w:pPr>
+        <w:tabs>
+          <w:tab w:val="num" w:pos="720"/>
+        </w:tabs>
+        <w:ind w:left="720" w:hanging="360"/>
+      </w:pPr>
+    </w:lvl>
+    <w:lvl w:ilvl="1" w:tentative="1">
+      <w:start w:val="1"/>
+      <w:numFmt w:val="decimal"/>
+      <w:lvlText w:val="%2."/>
+      <w:lvlJc w:val="left"/>
+      <w:pPr>
+        <w:tabs>
+          <w:tab w:val="num" w:pos="1440"/>
+        </w:tabs>
+        <w:ind w:left="1440" w:hanging="360"/>
+      </w:pPr>
+    </w:lvl>
+    <w:lvl w:ilvl="2" w:tentative="1">
+      <w:start w:val="1"/>
+      <w:numFmt w:val="decimal"/>
+      <w:lvlText w:val="%3."/>
+      <w:lvlJc w:val="left"/>
+      <w:pPr>
+        <w:tabs>
+          <w:tab w:val="num" w:pos="2160"/>
+        </w:tabs>
+        <w:ind w:left="2160" w:hanging="360"/>
+      </w:pPr>
+    </w:lvl>
+    <w:lvl w:ilvl="3" w:tentative="1">
+      <w:start w:val="1"/>
+      <w:numFmt w:val="decimal"/>
+      <w:lvlText w:val="%4."/>
+      <w:lvlJc w:val="left"/>
+      <w:pPr>
+        <w:tabs>
+          <w:tab w:val="num" w:pos="2880"/>
+        </w:tabs>
+        <w:ind w:left="2880" w:hanging="360"/>
+      </w:pPr>
+    </w:lvl>
+    <w:lvl w:ilvl="4" w:tentative="1">
+      <w:start w:val="1"/>
+      <w:numFmt w:val="decimal"/>
+      <w:lvlText w:val="%5."/>
+      <w:lvlJc w:val="left"/>
+      <w:pPr>
+        <w:tabs>
+          <w:tab w:val="num" w:pos="3600"/>
+        </w:tabs>
+        <w:ind w:left="3600" w:hanging="360"/>
+      </w:pPr>
+    </w:lvl>
+    <w:lvl w:ilvl="5" w:tentative="1">
+      <w:start w:val="1"/>
+      <w:numFmt w:val="decimal"/>
+      <w:lvlText w:val="%6."/>
+      <w:lvlJc w:val="left"/>
+      <w:pPr>
+        <w:tabs>
+          <w:tab w:val="num" w:pos="4320"/>
+        </w:tabs>
+        <w:ind w:left="4320" w:hanging="360"/>
+      </w:pPr>
+    </w:lvl>
+    <w:lvl w:ilvl="6" w:tentative="1">
+      <w:start w:val="1"/>
+      <w:numFmt w:val="decimal"/>
+      <w:lvlText w:val="%7."/>
+      <w:lvlJc w:val="left"/>
+      <w:pPr>
+        <w:tabs>
+          <w:tab w:val="num" w:pos="5040"/>
+        </w:tabs>
+        <w:ind w:left="5040" w:hanging="360"/>
+      </w:pPr>
+    </w:lvl>
+    <w:lvl w:ilvl="7" w:tentative="1">
+      <w:start w:val="1"/>
+      <w:numFmt w:val="decimal"/>
+      <w:lvlText w:val="%8."/>
+      <w:lvlJc w:val="left"/>
+      <w:pPr>
+        <w:tabs>
+          <w:tab w:val="num" w:pos="5760"/>
+        </w:tabs>
+        <w:ind w:left="5760" w:hanging="360"/>
+      </w:pPr>
+    </w:lvl>
+    <w:lvl w:ilvl="8" w:tentative="1">
+      <w:start w:val="1"/>
+      <w:numFmt w:val="decimal"/>
+      <w:lvlText w:val="%9."/>
+      <w:lvlJc w:val="left"/>
+      <w:pPr>
+        <w:tabs>
+          <w:tab w:val="num" w:pos="6480"/>
+        </w:tabs>
+        <w:ind w:left="6480" w:hanging="360"/>
+      </w:pPr>
+    </w:lvl>
+  </w:abstractNum>
+  <w:abstractNum w:abstractNumId="18" w15:restartNumberingAfterBreak="0">
+    <w:nsid w:val="4BB6404E"/>
+    <w:multiLevelType w:val="hybridMultilevel"/>
+    <w:tmpl w:val="6E808106"/>
+    <w:lvl w:ilvl="0" w:tplc="040C0001">
+      <w:start w:val="1"/>
+      <w:numFmt w:val="bullet"/>
+      <w:lvlText w:val=""/>
+      <w:lvlJc w:val="left"/>
+      <w:pPr>
+        <w:ind w:left="720" w:hanging="360"/>
+      </w:pPr>
+      <w:rPr>
+        <w:rFonts w:ascii="Symbol" w:hAnsi="Symbol" w:hint="default"/>
+      </w:rPr>
+    </w:lvl>
+    <w:lvl w:ilvl="1" w:tplc="040C0003" w:tentative="1">
+      <w:start w:val="1"/>
+      <w:numFmt w:val="bullet"/>
+      <w:lvlText w:val="o"/>
+      <w:lvlJc w:val="left"/>
+      <w:pPr>
+        <w:ind w:left="1440" w:hanging="360"/>
+      </w:pPr>
+      <w:rPr>
+        <w:rFonts w:ascii="Courier New" w:hAnsi="Courier New" w:cs="Courier New" w:hint="default"/>
+      </w:rPr>
+    </w:lvl>
+    <w:lvl w:ilvl="2" w:tplc="040C0005" w:tentative="1">
+      <w:start w:val="1"/>
+      <w:numFmt w:val="bullet"/>
+      <w:lvlText w:val=""/>
+      <w:lvlJc w:val="left"/>
+      <w:pPr>
+        <w:ind w:left="2160" w:hanging="360"/>
+      </w:pPr>
+      <w:rPr>
+        <w:rFonts w:ascii="Wingdings" w:hAnsi="Wingdings" w:hint="default"/>
+      </w:rPr>
+    </w:lvl>
+    <w:lvl w:ilvl="3" w:tplc="040C0001" w:tentative="1">
+      <w:start w:val="1"/>
+      <w:numFmt w:val="bullet"/>
+      <w:lvlText w:val=""/>
+      <w:lvlJc w:val="left"/>
+      <w:pPr>
+        <w:ind w:left="2880" w:hanging="360"/>
+      </w:pPr>
+      <w:rPr>
+        <w:rFonts w:ascii="Symbol" w:hAnsi="Symbol" w:hint="default"/>
+      </w:rPr>
+    </w:lvl>
+    <w:lvl w:ilvl="4" w:tplc="040C0003" w:tentative="1">
+      <w:start w:val="1"/>
+      <w:numFmt w:val="bullet"/>
+      <w:lvlText w:val="o"/>
+      <w:lvlJc w:val="left"/>
+      <w:pPr>
+        <w:ind w:left="3600" w:hanging="360"/>
+      </w:pPr>
+      <w:rPr>
+        <w:rFonts w:ascii="Courier New" w:hAnsi="Courier New" w:cs="Courier New" w:hint="default"/>
+      </w:rPr>
+    </w:lvl>
+    <w:lvl w:ilvl="5" w:tplc="040C0005" w:tentative="1">
+      <w:start w:val="1"/>
+      <w:numFmt w:val="bullet"/>
+      <w:lvlText w:val=""/>
+      <w:lvlJc w:val="left"/>
+      <w:pPr>
+        <w:ind w:left="4320" w:hanging="360"/>
+      </w:pPr>
+      <w:rPr>
+        <w:rFonts w:ascii="Wingdings" w:hAnsi="Wingdings" w:hint="default"/>
+      </w:rPr>
+    </w:lvl>
+    <w:lvl w:ilvl="6" w:tplc="040C0001" w:tentative="1">
+      <w:start w:val="1"/>
+      <w:numFmt w:val="bullet"/>
+      <w:lvlText w:val=""/>
+      <w:lvlJc w:val="left"/>
+      <w:pPr>
+        <w:ind w:left="5040" w:hanging="360"/>
+      </w:pPr>
+      <w:rPr>
+        <w:rFonts w:ascii="Symbol" w:hAnsi="Symbol" w:hint="default"/>
+      </w:rPr>
+    </w:lvl>
+    <w:lvl w:ilvl="7" w:tplc="040C0003" w:tentative="1">
+      <w:start w:val="1"/>
+      <w:numFmt w:val="bullet"/>
+      <w:lvlText w:val="o"/>
+      <w:lvlJc w:val="left"/>
+      <w:pPr>
+        <w:ind w:left="5760" w:hanging="360"/>
+      </w:pPr>
+      <w:rPr>
+        <w:rFonts w:ascii="Courier New" w:hAnsi="Courier New" w:cs="Courier New" w:hint="default"/>
+      </w:rPr>
+    </w:lvl>
+    <w:lvl w:ilvl="8" w:tplc="040C0005" w:tentative="1">
+      <w:start w:val="1"/>
+      <w:numFmt w:val="bullet"/>
+      <w:lvlText w:val=""/>
+      <w:lvlJc w:val="left"/>
+      <w:pPr>
+        <w:ind w:left="6480" w:hanging="360"/>
+      </w:pPr>
+      <w:rPr>
+        <w:rFonts w:ascii="Wingdings" w:hAnsi="Wingdings" w:hint="default"/>
+      </w:rPr>
+    </w:lvl>
+  </w:abstractNum>
+  <w:abstractNum w:abstractNumId="19" w15:restartNumberingAfterBreak="0">
+    <w:nsid w:val="4CB208DD"/>
+    <w:multiLevelType w:val="multilevel"/>
+    <w:tmpl w:val="776CFD36"/>
+    <w:lvl w:ilvl="0">
+      <w:start w:val="1"/>
+      <w:numFmt w:val="bullet"/>
+      <w:lvlText w:val=""/>
+      <w:lvlJc w:val="left"/>
+      <w:pPr>
+        <w:tabs>
+          <w:tab w:val="num" w:pos="720"/>
+        </w:tabs>
+        <w:ind w:left="720" w:hanging="360"/>
+      </w:pPr>
+      <w:rPr>
+        <w:rFonts w:ascii="Symbol" w:hAnsi="Symbol" w:hint="default"/>
+        <w:sz w:val="20"/>
+      </w:rPr>
+    </w:lvl>
+    <w:lvl w:ilvl="1" w:tentative="1">
+      <w:start w:val="1"/>
+      <w:numFmt w:val="bullet"/>
+      <w:lvlText w:val="o"/>
+      <w:lvlJc w:val="left"/>
+      <w:pPr>
+        <w:tabs>
+          <w:tab w:val="num" w:pos="1440"/>
+        </w:tabs>
+        <w:ind w:left="1440" w:hanging="360"/>
+      </w:pPr>
+      <w:rPr>
+        <w:rFonts w:ascii="Courier New" w:hAnsi="Courier New" w:hint="default"/>
+        <w:sz w:val="20"/>
+      </w:rPr>
+    </w:lvl>
+    <w:lvl w:ilvl="2" w:tentative="1">
+      <w:start w:val="1"/>
+      <w:numFmt w:val="bullet"/>
+      <w:lvlText w:val=""/>
+      <w:lvlJc w:val="left"/>
+      <w:pPr>
+        <w:tabs>
+          <w:tab w:val="num" w:pos="2160"/>
+        </w:tabs>
+        <w:ind w:left="2160" w:hanging="360"/>
+      </w:pPr>
+      <w:rPr>
+        <w:rFonts w:ascii="Wingdings" w:hAnsi="Wingdings" w:hint="default"/>
+        <w:sz w:val="20"/>
+      </w:rPr>
+    </w:lvl>
+    <w:lvl w:ilvl="3" w:tentative="1">
+      <w:start w:val="1"/>
+      <w:numFmt w:val="bullet"/>
+      <w:lvlText w:val=""/>
+      <w:lvlJc w:val="left"/>
+      <w:pPr>
+        <w:tabs>
+          <w:tab w:val="num" w:pos="2880"/>
+        </w:tabs>
+        <w:ind w:left="2880" w:hanging="360"/>
+      </w:pPr>
+      <w:rPr>
+        <w:rFonts w:ascii="Wingdings" w:hAnsi="Wingdings" w:hint="default"/>
+        <w:sz w:val="20"/>
+      </w:rPr>
+    </w:lvl>
+    <w:lvl w:ilvl="4" w:tentative="1">
+      <w:start w:val="1"/>
+      <w:numFmt w:val="bullet"/>
+      <w:lvlText w:val=""/>
+      <w:lvlJc w:val="left"/>
+      <w:pPr>
+        <w:tabs>
+          <w:tab w:val="num" w:pos="3600"/>
+        </w:tabs>
+        <w:ind w:left="3600" w:hanging="360"/>
+      </w:pPr>
+      <w:rPr>
+        <w:rFonts w:ascii="Wingdings" w:hAnsi="Wingdings" w:hint="default"/>
+        <w:sz w:val="20"/>
+      </w:rPr>
+    </w:lvl>
+    <w:lvl w:ilvl="5" w:tentative="1">
+      <w:start w:val="1"/>
+      <w:numFmt w:val="bullet"/>
+      <w:lvlText w:val=""/>
+      <w:lvlJc w:val="left"/>
+      <w:pPr>
+        <w:tabs>
+          <w:tab w:val="num" w:pos="4320"/>
+        </w:tabs>
+        <w:ind w:left="4320" w:hanging="360"/>
+      </w:pPr>
+      <w:rPr>
+        <w:rFonts w:ascii="Wingdings" w:hAnsi="Wingdings" w:hint="default"/>
+        <w:sz w:val="20"/>
+      </w:rPr>
+    </w:lvl>
+    <w:lvl w:ilvl="6" w:tentative="1">
+      <w:start w:val="1"/>
+      <w:numFmt w:val="bullet"/>
+      <w:lvlText w:val=""/>
+      <w:lvlJc w:val="left"/>
+      <w:pPr>
+        <w:tabs>
+          <w:tab w:val="num" w:pos="5040"/>
+        </w:tabs>
+        <w:ind w:left="5040" w:hanging="360"/>
+      </w:pPr>
+      <w:rPr>
+        <w:rFonts w:ascii="Wingdings" w:hAnsi="Wingdings" w:hint="default"/>
+        <w:sz w:val="20"/>
+      </w:rPr>
+    </w:lvl>
+    <w:lvl w:ilvl="7" w:tentative="1">
+      <w:start w:val="1"/>
+      <w:numFmt w:val="bullet"/>
+      <w:lvlText w:val=""/>
+      <w:lvlJc w:val="left"/>
+      <w:pPr>
+        <w:tabs>
+          <w:tab w:val="num" w:pos="5760"/>
+        </w:tabs>
+        <w:ind w:left="5760" w:hanging="360"/>
+      </w:pPr>
+      <w:rPr>
+        <w:rFonts w:ascii="Wingdings" w:hAnsi="Wingdings" w:hint="default"/>
+        <w:sz w:val="20"/>
+      </w:rPr>
+    </w:lvl>
+    <w:lvl w:ilvl="8" w:tentative="1">
+      <w:start w:val="1"/>
+      <w:numFmt w:val="bullet"/>
+      <w:lvlText w:val=""/>
+      <w:lvlJc w:val="left"/>
+      <w:pPr>
+        <w:tabs>
+          <w:tab w:val="num" w:pos="6480"/>
+        </w:tabs>
+        <w:ind w:left="6480" w:hanging="360"/>
+      </w:pPr>
+      <w:rPr>
+        <w:rFonts w:ascii="Wingdings" w:hAnsi="Wingdings" w:hint="default"/>
+        <w:sz w:val="20"/>
+      </w:rPr>
+    </w:lvl>
+  </w:abstractNum>
+  <w:abstractNum w:abstractNumId="20" w15:restartNumberingAfterBreak="0">
     <w:nsid w:val="51BD7627"/>
     <w:multiLevelType w:val="hybridMultilevel"/>
     <w:tmpl w:val="1C5C3EF0"/>
@@ -1765,7 +6201,802 @@
       </w:rPr>
     </w:lvl>
   </w:abstractNum>
-  <w:abstractNum w:abstractNumId="5" w15:restartNumberingAfterBreak="0">
+  <w:abstractNum w:abstractNumId="21" w15:restartNumberingAfterBreak="0">
+    <w:nsid w:val="525E3812"/>
+    <w:multiLevelType w:val="multilevel"/>
+    <w:tmpl w:val="A6EA10F0"/>
+    <w:lvl w:ilvl="0">
+      <w:start w:val="1"/>
+      <w:numFmt w:val="bullet"/>
+      <w:lvlText w:val=""/>
+      <w:lvlJc w:val="left"/>
+      <w:pPr>
+        <w:tabs>
+          <w:tab w:val="num" w:pos="720"/>
+        </w:tabs>
+        <w:ind w:left="720" w:hanging="360"/>
+      </w:pPr>
+      <w:rPr>
+        <w:rFonts w:ascii="Symbol" w:hAnsi="Symbol" w:hint="default"/>
+        <w:sz w:val="20"/>
+      </w:rPr>
+    </w:lvl>
+    <w:lvl w:ilvl="1" w:tentative="1">
+      <w:start w:val="1"/>
+      <w:numFmt w:val="bullet"/>
+      <w:lvlText w:val="o"/>
+      <w:lvlJc w:val="left"/>
+      <w:pPr>
+        <w:tabs>
+          <w:tab w:val="num" w:pos="1440"/>
+        </w:tabs>
+        <w:ind w:left="1440" w:hanging="360"/>
+      </w:pPr>
+      <w:rPr>
+        <w:rFonts w:ascii="Courier New" w:hAnsi="Courier New" w:hint="default"/>
+        <w:sz w:val="20"/>
+      </w:rPr>
+    </w:lvl>
+    <w:lvl w:ilvl="2" w:tentative="1">
+      <w:start w:val="1"/>
+      <w:numFmt w:val="bullet"/>
+      <w:lvlText w:val=""/>
+      <w:lvlJc w:val="left"/>
+      <w:pPr>
+        <w:tabs>
+          <w:tab w:val="num" w:pos="2160"/>
+        </w:tabs>
+        <w:ind w:left="2160" w:hanging="360"/>
+      </w:pPr>
+      <w:rPr>
+        <w:rFonts w:ascii="Wingdings" w:hAnsi="Wingdings" w:hint="default"/>
+        <w:sz w:val="20"/>
+      </w:rPr>
+    </w:lvl>
+    <w:lvl w:ilvl="3" w:tentative="1">
+      <w:start w:val="1"/>
+      <w:numFmt w:val="bullet"/>
+      <w:lvlText w:val=""/>
+      <w:lvlJc w:val="left"/>
+      <w:pPr>
+        <w:tabs>
+          <w:tab w:val="num" w:pos="2880"/>
+        </w:tabs>
+        <w:ind w:left="2880" w:hanging="360"/>
+      </w:pPr>
+      <w:rPr>
+        <w:rFonts w:ascii="Wingdings" w:hAnsi="Wingdings" w:hint="default"/>
+        <w:sz w:val="20"/>
+      </w:rPr>
+    </w:lvl>
+    <w:lvl w:ilvl="4" w:tentative="1">
+      <w:start w:val="1"/>
+      <w:numFmt w:val="bullet"/>
+      <w:lvlText w:val=""/>
+      <w:lvlJc w:val="left"/>
+      <w:pPr>
+        <w:tabs>
+          <w:tab w:val="num" w:pos="3600"/>
+        </w:tabs>
+        <w:ind w:left="3600" w:hanging="360"/>
+      </w:pPr>
+      <w:rPr>
+        <w:rFonts w:ascii="Wingdings" w:hAnsi="Wingdings" w:hint="default"/>
+        <w:sz w:val="20"/>
+      </w:rPr>
+    </w:lvl>
+    <w:lvl w:ilvl="5" w:tentative="1">
+      <w:start w:val="1"/>
+      <w:numFmt w:val="bullet"/>
+      <w:lvlText w:val=""/>
+      <w:lvlJc w:val="left"/>
+      <w:pPr>
+        <w:tabs>
+          <w:tab w:val="num" w:pos="4320"/>
+        </w:tabs>
+        <w:ind w:left="4320" w:hanging="360"/>
+      </w:pPr>
+      <w:rPr>
+        <w:rFonts w:ascii="Wingdings" w:hAnsi="Wingdings" w:hint="default"/>
+        <w:sz w:val="20"/>
+      </w:rPr>
+    </w:lvl>
+    <w:lvl w:ilvl="6" w:tentative="1">
+      <w:start w:val="1"/>
+      <w:numFmt w:val="bullet"/>
+      <w:lvlText w:val=""/>
+      <w:lvlJc w:val="left"/>
+      <w:pPr>
+        <w:tabs>
+          <w:tab w:val="num" w:pos="5040"/>
+        </w:tabs>
+        <w:ind w:left="5040" w:hanging="360"/>
+      </w:pPr>
+      <w:rPr>
+        <w:rFonts w:ascii="Wingdings" w:hAnsi="Wingdings" w:hint="default"/>
+        <w:sz w:val="20"/>
+      </w:rPr>
+    </w:lvl>
+    <w:lvl w:ilvl="7" w:tentative="1">
+      <w:start w:val="1"/>
+      <w:numFmt w:val="bullet"/>
+      <w:lvlText w:val=""/>
+      <w:lvlJc w:val="left"/>
+      <w:pPr>
+        <w:tabs>
+          <w:tab w:val="num" w:pos="5760"/>
+        </w:tabs>
+        <w:ind w:left="5760" w:hanging="360"/>
+      </w:pPr>
+      <w:rPr>
+        <w:rFonts w:ascii="Wingdings" w:hAnsi="Wingdings" w:hint="default"/>
+        <w:sz w:val="20"/>
+      </w:rPr>
+    </w:lvl>
+    <w:lvl w:ilvl="8" w:tentative="1">
+      <w:start w:val="1"/>
+      <w:numFmt w:val="bullet"/>
+      <w:lvlText w:val=""/>
+      <w:lvlJc w:val="left"/>
+      <w:pPr>
+        <w:tabs>
+          <w:tab w:val="num" w:pos="6480"/>
+        </w:tabs>
+        <w:ind w:left="6480" w:hanging="360"/>
+      </w:pPr>
+      <w:rPr>
+        <w:rFonts w:ascii="Wingdings" w:hAnsi="Wingdings" w:hint="default"/>
+        <w:sz w:val="20"/>
+      </w:rPr>
+    </w:lvl>
+  </w:abstractNum>
+  <w:abstractNum w:abstractNumId="22" w15:restartNumberingAfterBreak="0">
+    <w:nsid w:val="555315F9"/>
+    <w:multiLevelType w:val="multilevel"/>
+    <w:tmpl w:val="6718897C"/>
+    <w:lvl w:ilvl="0">
+      <w:start w:val="1"/>
+      <w:numFmt w:val="bullet"/>
+      <w:lvlText w:val=""/>
+      <w:lvlJc w:val="left"/>
+      <w:pPr>
+        <w:tabs>
+          <w:tab w:val="num" w:pos="720"/>
+        </w:tabs>
+        <w:ind w:left="720" w:hanging="360"/>
+      </w:pPr>
+      <w:rPr>
+        <w:rFonts w:ascii="Symbol" w:hAnsi="Symbol" w:hint="default"/>
+        <w:sz w:val="20"/>
+      </w:rPr>
+    </w:lvl>
+    <w:lvl w:ilvl="1">
+      <w:start w:val="1"/>
+      <w:numFmt w:val="bullet"/>
+      <w:lvlText w:val="o"/>
+      <w:lvlJc w:val="left"/>
+      <w:pPr>
+        <w:tabs>
+          <w:tab w:val="num" w:pos="1440"/>
+        </w:tabs>
+        <w:ind w:left="1440" w:hanging="360"/>
+      </w:pPr>
+      <w:rPr>
+        <w:rFonts w:ascii="Courier New" w:hAnsi="Courier New" w:hint="default"/>
+        <w:sz w:val="20"/>
+      </w:rPr>
+    </w:lvl>
+    <w:lvl w:ilvl="2" w:tentative="1">
+      <w:start w:val="1"/>
+      <w:numFmt w:val="bullet"/>
+      <w:lvlText w:val=""/>
+      <w:lvlJc w:val="left"/>
+      <w:pPr>
+        <w:tabs>
+          <w:tab w:val="num" w:pos="2160"/>
+        </w:tabs>
+        <w:ind w:left="2160" w:hanging="360"/>
+      </w:pPr>
+      <w:rPr>
+        <w:rFonts w:ascii="Wingdings" w:hAnsi="Wingdings" w:hint="default"/>
+        <w:sz w:val="20"/>
+      </w:rPr>
+    </w:lvl>
+    <w:lvl w:ilvl="3" w:tentative="1">
+      <w:start w:val="1"/>
+      <w:numFmt w:val="bullet"/>
+      <w:lvlText w:val=""/>
+      <w:lvlJc w:val="left"/>
+      <w:pPr>
+        <w:tabs>
+          <w:tab w:val="num" w:pos="2880"/>
+        </w:tabs>
+        <w:ind w:left="2880" w:hanging="360"/>
+      </w:pPr>
+      <w:rPr>
+        <w:rFonts w:ascii="Wingdings" w:hAnsi="Wingdings" w:hint="default"/>
+        <w:sz w:val="20"/>
+      </w:rPr>
+    </w:lvl>
+    <w:lvl w:ilvl="4" w:tentative="1">
+      <w:start w:val="1"/>
+      <w:numFmt w:val="bullet"/>
+      <w:lvlText w:val=""/>
+      <w:lvlJc w:val="left"/>
+      <w:pPr>
+        <w:tabs>
+          <w:tab w:val="num" w:pos="3600"/>
+        </w:tabs>
+        <w:ind w:left="3600" w:hanging="360"/>
+      </w:pPr>
+      <w:rPr>
+        <w:rFonts w:ascii="Wingdings" w:hAnsi="Wingdings" w:hint="default"/>
+        <w:sz w:val="20"/>
+      </w:rPr>
+    </w:lvl>
+    <w:lvl w:ilvl="5" w:tentative="1">
+      <w:start w:val="1"/>
+      <w:numFmt w:val="bullet"/>
+      <w:lvlText w:val=""/>
+      <w:lvlJc w:val="left"/>
+      <w:pPr>
+        <w:tabs>
+          <w:tab w:val="num" w:pos="4320"/>
+        </w:tabs>
+        <w:ind w:left="4320" w:hanging="360"/>
+      </w:pPr>
+      <w:rPr>
+        <w:rFonts w:ascii="Wingdings" w:hAnsi="Wingdings" w:hint="default"/>
+        <w:sz w:val="20"/>
+      </w:rPr>
+    </w:lvl>
+    <w:lvl w:ilvl="6" w:tentative="1">
+      <w:start w:val="1"/>
+      <w:numFmt w:val="bullet"/>
+      <w:lvlText w:val=""/>
+      <w:lvlJc w:val="left"/>
+      <w:pPr>
+        <w:tabs>
+          <w:tab w:val="num" w:pos="5040"/>
+        </w:tabs>
+        <w:ind w:left="5040" w:hanging="360"/>
+      </w:pPr>
+      <w:rPr>
+        <w:rFonts w:ascii="Wingdings" w:hAnsi="Wingdings" w:hint="default"/>
+        <w:sz w:val="20"/>
+      </w:rPr>
+    </w:lvl>
+    <w:lvl w:ilvl="7" w:tentative="1">
+      <w:start w:val="1"/>
+      <w:numFmt w:val="bullet"/>
+      <w:lvlText w:val=""/>
+      <w:lvlJc w:val="left"/>
+      <w:pPr>
+        <w:tabs>
+          <w:tab w:val="num" w:pos="5760"/>
+        </w:tabs>
+        <w:ind w:left="5760" w:hanging="360"/>
+      </w:pPr>
+      <w:rPr>
+        <w:rFonts w:ascii="Wingdings" w:hAnsi="Wingdings" w:hint="default"/>
+        <w:sz w:val="20"/>
+      </w:rPr>
+    </w:lvl>
+    <w:lvl w:ilvl="8" w:tentative="1">
+      <w:start w:val="1"/>
+      <w:numFmt w:val="bullet"/>
+      <w:lvlText w:val=""/>
+      <w:lvlJc w:val="left"/>
+      <w:pPr>
+        <w:tabs>
+          <w:tab w:val="num" w:pos="6480"/>
+        </w:tabs>
+        <w:ind w:left="6480" w:hanging="360"/>
+      </w:pPr>
+      <w:rPr>
+        <w:rFonts w:ascii="Wingdings" w:hAnsi="Wingdings" w:hint="default"/>
+        <w:sz w:val="20"/>
+      </w:rPr>
+    </w:lvl>
+  </w:abstractNum>
+  <w:abstractNum w:abstractNumId="23" w15:restartNumberingAfterBreak="0">
+    <w:nsid w:val="60EC1A05"/>
+    <w:multiLevelType w:val="hybridMultilevel"/>
+    <w:tmpl w:val="CE702664"/>
+    <w:lvl w:ilvl="0" w:tplc="040C000F">
+      <w:start w:val="1"/>
+      <w:numFmt w:val="decimal"/>
+      <w:lvlText w:val="%1."/>
+      <w:lvlJc w:val="left"/>
+      <w:pPr>
+        <w:ind w:left="720" w:hanging="360"/>
+      </w:pPr>
+    </w:lvl>
+    <w:lvl w:ilvl="1" w:tplc="040C0019" w:tentative="1">
+      <w:start w:val="1"/>
+      <w:numFmt w:val="lowerLetter"/>
+      <w:lvlText w:val="%2."/>
+      <w:lvlJc w:val="left"/>
+      <w:pPr>
+        <w:ind w:left="1440" w:hanging="360"/>
+      </w:pPr>
+    </w:lvl>
+    <w:lvl w:ilvl="2" w:tplc="040C001B" w:tentative="1">
+      <w:start w:val="1"/>
+      <w:numFmt w:val="lowerRoman"/>
+      <w:lvlText w:val="%3."/>
+      <w:lvlJc w:val="right"/>
+      <w:pPr>
+        <w:ind w:left="2160" w:hanging="180"/>
+      </w:pPr>
+    </w:lvl>
+    <w:lvl w:ilvl="3" w:tplc="040C000F" w:tentative="1">
+      <w:start w:val="1"/>
+      <w:numFmt w:val="decimal"/>
+      <w:lvlText w:val="%4."/>
+      <w:lvlJc w:val="left"/>
+      <w:pPr>
+        <w:ind w:left="2880" w:hanging="360"/>
+      </w:pPr>
+    </w:lvl>
+    <w:lvl w:ilvl="4" w:tplc="040C0019" w:tentative="1">
+      <w:start w:val="1"/>
+      <w:numFmt w:val="lowerLetter"/>
+      <w:lvlText w:val="%5."/>
+      <w:lvlJc w:val="left"/>
+      <w:pPr>
+        <w:ind w:left="3600" w:hanging="360"/>
+      </w:pPr>
+    </w:lvl>
+    <w:lvl w:ilvl="5" w:tplc="040C001B" w:tentative="1">
+      <w:start w:val="1"/>
+      <w:numFmt w:val="lowerRoman"/>
+      <w:lvlText w:val="%6."/>
+      <w:lvlJc w:val="right"/>
+      <w:pPr>
+        <w:ind w:left="4320" w:hanging="180"/>
+      </w:pPr>
+    </w:lvl>
+    <w:lvl w:ilvl="6" w:tplc="040C000F" w:tentative="1">
+      <w:start w:val="1"/>
+      <w:numFmt w:val="decimal"/>
+      <w:lvlText w:val="%7."/>
+      <w:lvlJc w:val="left"/>
+      <w:pPr>
+        <w:ind w:left="5040" w:hanging="360"/>
+      </w:pPr>
+    </w:lvl>
+    <w:lvl w:ilvl="7" w:tplc="040C0019" w:tentative="1">
+      <w:start w:val="1"/>
+      <w:numFmt w:val="lowerLetter"/>
+      <w:lvlText w:val="%8."/>
+      <w:lvlJc w:val="left"/>
+      <w:pPr>
+        <w:ind w:left="5760" w:hanging="360"/>
+      </w:pPr>
+    </w:lvl>
+    <w:lvl w:ilvl="8" w:tplc="040C001B" w:tentative="1">
+      <w:start w:val="1"/>
+      <w:numFmt w:val="lowerRoman"/>
+      <w:lvlText w:val="%9."/>
+      <w:lvlJc w:val="right"/>
+      <w:pPr>
+        <w:ind w:left="6480" w:hanging="180"/>
+      </w:pPr>
+    </w:lvl>
+  </w:abstractNum>
+  <w:abstractNum w:abstractNumId="24" w15:restartNumberingAfterBreak="0">
+    <w:nsid w:val="6F3F0D1E"/>
+    <w:multiLevelType w:val="multilevel"/>
+    <w:tmpl w:val="B816C294"/>
+    <w:lvl w:ilvl="0">
+      <w:start w:val="1"/>
+      <w:numFmt w:val="bullet"/>
+      <w:lvlText w:val=""/>
+      <w:lvlJc w:val="left"/>
+      <w:pPr>
+        <w:tabs>
+          <w:tab w:val="num" w:pos="720"/>
+        </w:tabs>
+        <w:ind w:left="720" w:hanging="360"/>
+      </w:pPr>
+      <w:rPr>
+        <w:rFonts w:ascii="Symbol" w:hAnsi="Symbol" w:hint="default"/>
+        <w:sz w:val="20"/>
+      </w:rPr>
+    </w:lvl>
+    <w:lvl w:ilvl="1" w:tentative="1">
+      <w:start w:val="1"/>
+      <w:numFmt w:val="bullet"/>
+      <w:lvlText w:val="o"/>
+      <w:lvlJc w:val="left"/>
+      <w:pPr>
+        <w:tabs>
+          <w:tab w:val="num" w:pos="1440"/>
+        </w:tabs>
+        <w:ind w:left="1440" w:hanging="360"/>
+      </w:pPr>
+      <w:rPr>
+        <w:rFonts w:ascii="Courier New" w:hAnsi="Courier New" w:hint="default"/>
+        <w:sz w:val="20"/>
+      </w:rPr>
+    </w:lvl>
+    <w:lvl w:ilvl="2" w:tentative="1">
+      <w:start w:val="1"/>
+      <w:numFmt w:val="bullet"/>
+      <w:lvlText w:val=""/>
+      <w:lvlJc w:val="left"/>
+      <w:pPr>
+        <w:tabs>
+          <w:tab w:val="num" w:pos="2160"/>
+        </w:tabs>
+        <w:ind w:left="2160" w:hanging="360"/>
+      </w:pPr>
+      <w:rPr>
+        <w:rFonts w:ascii="Wingdings" w:hAnsi="Wingdings" w:hint="default"/>
+        <w:sz w:val="20"/>
+      </w:rPr>
+    </w:lvl>
+    <w:lvl w:ilvl="3" w:tentative="1">
+      <w:start w:val="1"/>
+      <w:numFmt w:val="bullet"/>
+      <w:lvlText w:val=""/>
+      <w:lvlJc w:val="left"/>
+      <w:pPr>
+        <w:tabs>
+          <w:tab w:val="num" w:pos="2880"/>
+        </w:tabs>
+        <w:ind w:left="2880" w:hanging="360"/>
+      </w:pPr>
+      <w:rPr>
+        <w:rFonts w:ascii="Wingdings" w:hAnsi="Wingdings" w:hint="default"/>
+        <w:sz w:val="20"/>
+      </w:rPr>
+    </w:lvl>
+    <w:lvl w:ilvl="4" w:tentative="1">
+      <w:start w:val="1"/>
+      <w:numFmt w:val="bullet"/>
+      <w:lvlText w:val=""/>
+      <w:lvlJc w:val="left"/>
+      <w:pPr>
+        <w:tabs>
+          <w:tab w:val="num" w:pos="3600"/>
+        </w:tabs>
+        <w:ind w:left="3600" w:hanging="360"/>
+      </w:pPr>
+      <w:rPr>
+        <w:rFonts w:ascii="Wingdings" w:hAnsi="Wingdings" w:hint="default"/>
+        <w:sz w:val="20"/>
+      </w:rPr>
+    </w:lvl>
+    <w:lvl w:ilvl="5" w:tentative="1">
+      <w:start w:val="1"/>
+      <w:numFmt w:val="bullet"/>
+      <w:lvlText w:val=""/>
+      <w:lvlJc w:val="left"/>
+      <w:pPr>
+        <w:tabs>
+          <w:tab w:val="num" w:pos="4320"/>
+        </w:tabs>
+        <w:ind w:left="4320" w:hanging="360"/>
+      </w:pPr>
+      <w:rPr>
+        <w:rFonts w:ascii="Wingdings" w:hAnsi="Wingdings" w:hint="default"/>
+        <w:sz w:val="20"/>
+      </w:rPr>
+    </w:lvl>
+    <w:lvl w:ilvl="6" w:tentative="1">
+      <w:start w:val="1"/>
+      <w:numFmt w:val="bullet"/>
+      <w:lvlText w:val=""/>
+      <w:lvlJc w:val="left"/>
+      <w:pPr>
+        <w:tabs>
+          <w:tab w:val="num" w:pos="5040"/>
+        </w:tabs>
+        <w:ind w:left="5040" w:hanging="360"/>
+      </w:pPr>
+      <w:rPr>
+        <w:rFonts w:ascii="Wingdings" w:hAnsi="Wingdings" w:hint="default"/>
+        <w:sz w:val="20"/>
+      </w:rPr>
+    </w:lvl>
+    <w:lvl w:ilvl="7" w:tentative="1">
+      <w:start w:val="1"/>
+      <w:numFmt w:val="bullet"/>
+      <w:lvlText w:val=""/>
+      <w:lvlJc w:val="left"/>
+      <w:pPr>
+        <w:tabs>
+          <w:tab w:val="num" w:pos="5760"/>
+        </w:tabs>
+        <w:ind w:left="5760" w:hanging="360"/>
+      </w:pPr>
+      <w:rPr>
+        <w:rFonts w:ascii="Wingdings" w:hAnsi="Wingdings" w:hint="default"/>
+        <w:sz w:val="20"/>
+      </w:rPr>
+    </w:lvl>
+    <w:lvl w:ilvl="8" w:tentative="1">
+      <w:start w:val="1"/>
+      <w:numFmt w:val="bullet"/>
+      <w:lvlText w:val=""/>
+      <w:lvlJc w:val="left"/>
+      <w:pPr>
+        <w:tabs>
+          <w:tab w:val="num" w:pos="6480"/>
+        </w:tabs>
+        <w:ind w:left="6480" w:hanging="360"/>
+      </w:pPr>
+      <w:rPr>
+        <w:rFonts w:ascii="Wingdings" w:hAnsi="Wingdings" w:hint="default"/>
+        <w:sz w:val="20"/>
+      </w:rPr>
+    </w:lvl>
+  </w:abstractNum>
+  <w:abstractNum w:abstractNumId="25" w15:restartNumberingAfterBreak="0">
+    <w:nsid w:val="6F834740"/>
+    <w:multiLevelType w:val="hybridMultilevel"/>
+    <w:tmpl w:val="464C68DA"/>
+    <w:lvl w:ilvl="0" w:tplc="040C0001">
+      <w:start w:val="1"/>
+      <w:numFmt w:val="bullet"/>
+      <w:lvlText w:val=""/>
+      <w:lvlJc w:val="left"/>
+      <w:pPr>
+        <w:ind w:left="720" w:hanging="360"/>
+      </w:pPr>
+      <w:rPr>
+        <w:rFonts w:ascii="Symbol" w:hAnsi="Symbol" w:hint="default"/>
+      </w:rPr>
+    </w:lvl>
+    <w:lvl w:ilvl="1" w:tplc="040C0003" w:tentative="1">
+      <w:start w:val="1"/>
+      <w:numFmt w:val="bullet"/>
+      <w:lvlText w:val="o"/>
+      <w:lvlJc w:val="left"/>
+      <w:pPr>
+        <w:ind w:left="1440" w:hanging="360"/>
+      </w:pPr>
+      <w:rPr>
+        <w:rFonts w:ascii="Courier New" w:hAnsi="Courier New" w:cs="Courier New" w:hint="default"/>
+      </w:rPr>
+    </w:lvl>
+    <w:lvl w:ilvl="2" w:tplc="040C0005" w:tentative="1">
+      <w:start w:val="1"/>
+      <w:numFmt w:val="bullet"/>
+      <w:lvlText w:val=""/>
+      <w:lvlJc w:val="left"/>
+      <w:pPr>
+        <w:ind w:left="2160" w:hanging="360"/>
+      </w:pPr>
+      <w:rPr>
+        <w:rFonts w:ascii="Wingdings" w:hAnsi="Wingdings" w:hint="default"/>
+      </w:rPr>
+    </w:lvl>
+    <w:lvl w:ilvl="3" w:tplc="040C0001" w:tentative="1">
+      <w:start w:val="1"/>
+      <w:numFmt w:val="bullet"/>
+      <w:lvlText w:val=""/>
+      <w:lvlJc w:val="left"/>
+      <w:pPr>
+        <w:ind w:left="2880" w:hanging="360"/>
+      </w:pPr>
+      <w:rPr>
+        <w:rFonts w:ascii="Symbol" w:hAnsi="Symbol" w:hint="default"/>
+      </w:rPr>
+    </w:lvl>
+    <w:lvl w:ilvl="4" w:tplc="040C0003" w:tentative="1">
+      <w:start w:val="1"/>
+      <w:numFmt w:val="bullet"/>
+      <w:lvlText w:val="o"/>
+      <w:lvlJc w:val="left"/>
+      <w:pPr>
+        <w:ind w:left="3600" w:hanging="360"/>
+      </w:pPr>
+      <w:rPr>
+        <w:rFonts w:ascii="Courier New" w:hAnsi="Courier New" w:cs="Courier New" w:hint="default"/>
+      </w:rPr>
+    </w:lvl>
+    <w:lvl w:ilvl="5" w:tplc="040C0005" w:tentative="1">
+      <w:start w:val="1"/>
+      <w:numFmt w:val="bullet"/>
+      <w:lvlText w:val=""/>
+      <w:lvlJc w:val="left"/>
+      <w:pPr>
+        <w:ind w:left="4320" w:hanging="360"/>
+      </w:pPr>
+      <w:rPr>
+        <w:rFonts w:ascii="Wingdings" w:hAnsi="Wingdings" w:hint="default"/>
+      </w:rPr>
+    </w:lvl>
+    <w:lvl w:ilvl="6" w:tplc="040C0001" w:tentative="1">
+      <w:start w:val="1"/>
+      <w:numFmt w:val="bullet"/>
+      <w:lvlText w:val=""/>
+      <w:lvlJc w:val="left"/>
+      <w:pPr>
+        <w:ind w:left="5040" w:hanging="360"/>
+      </w:pPr>
+      <w:rPr>
+        <w:rFonts w:ascii="Symbol" w:hAnsi="Symbol" w:hint="default"/>
+      </w:rPr>
+    </w:lvl>
+    <w:lvl w:ilvl="7" w:tplc="040C0003" w:tentative="1">
+      <w:start w:val="1"/>
+      <w:numFmt w:val="bullet"/>
+      <w:lvlText w:val="o"/>
+      <w:lvlJc w:val="left"/>
+      <w:pPr>
+        <w:ind w:left="5760" w:hanging="360"/>
+      </w:pPr>
+      <w:rPr>
+        <w:rFonts w:ascii="Courier New" w:hAnsi="Courier New" w:cs="Courier New" w:hint="default"/>
+      </w:rPr>
+    </w:lvl>
+    <w:lvl w:ilvl="8" w:tplc="040C0005" w:tentative="1">
+      <w:start w:val="1"/>
+      <w:numFmt w:val="bullet"/>
+      <w:lvlText w:val=""/>
+      <w:lvlJc w:val="left"/>
+      <w:pPr>
+        <w:ind w:left="6480" w:hanging="360"/>
+      </w:pPr>
+      <w:rPr>
+        <w:rFonts w:ascii="Wingdings" w:hAnsi="Wingdings" w:hint="default"/>
+      </w:rPr>
+    </w:lvl>
+  </w:abstractNum>
+  <w:abstractNum w:abstractNumId="26" w15:restartNumberingAfterBreak="0">
+    <w:nsid w:val="76474978"/>
+    <w:multiLevelType w:val="multilevel"/>
+    <w:tmpl w:val="A74ED08E"/>
+    <w:lvl w:ilvl="0">
+      <w:start w:val="1"/>
+      <w:numFmt w:val="bullet"/>
+      <w:lvlText w:val=""/>
+      <w:lvlJc w:val="left"/>
+      <w:pPr>
+        <w:tabs>
+          <w:tab w:val="num" w:pos="720"/>
+        </w:tabs>
+        <w:ind w:left="720" w:hanging="360"/>
+      </w:pPr>
+      <w:rPr>
+        <w:rFonts w:ascii="Symbol" w:hAnsi="Symbol" w:hint="default"/>
+        <w:sz w:val="20"/>
+      </w:rPr>
+    </w:lvl>
+    <w:lvl w:ilvl="1" w:tentative="1">
+      <w:start w:val="1"/>
+      <w:numFmt w:val="bullet"/>
+      <w:lvlText w:val="o"/>
+      <w:lvlJc w:val="left"/>
+      <w:pPr>
+        <w:tabs>
+          <w:tab w:val="num" w:pos="1440"/>
+        </w:tabs>
+        <w:ind w:left="1440" w:hanging="360"/>
+      </w:pPr>
+      <w:rPr>
+        <w:rFonts w:ascii="Courier New" w:hAnsi="Courier New" w:hint="default"/>
+        <w:sz w:val="20"/>
+      </w:rPr>
+    </w:lvl>
+    <w:lvl w:ilvl="2" w:tentative="1">
+      <w:start w:val="1"/>
+      <w:numFmt w:val="bullet"/>
+      <w:lvlText w:val=""/>
+      <w:lvlJc w:val="left"/>
+      <w:pPr>
+        <w:tabs>
+          <w:tab w:val="num" w:pos="2160"/>
+        </w:tabs>
+        <w:ind w:left="2160" w:hanging="360"/>
+      </w:pPr>
+      <w:rPr>
+        <w:rFonts w:ascii="Wingdings" w:hAnsi="Wingdings" w:hint="default"/>
+        <w:sz w:val="20"/>
+      </w:rPr>
+    </w:lvl>
+    <w:lvl w:ilvl="3" w:tentative="1">
+      <w:start w:val="1"/>
+      <w:numFmt w:val="bullet"/>
+      <w:lvlText w:val=""/>
+      <w:lvlJc w:val="left"/>
+      <w:pPr>
+        <w:tabs>
+          <w:tab w:val="num" w:pos="2880"/>
+        </w:tabs>
+        <w:ind w:left="2880" w:hanging="360"/>
+      </w:pPr>
+      <w:rPr>
+        <w:rFonts w:ascii="Wingdings" w:hAnsi="Wingdings" w:hint="default"/>
+        <w:sz w:val="20"/>
+      </w:rPr>
+    </w:lvl>
+    <w:lvl w:ilvl="4" w:tentative="1">
+      <w:start w:val="1"/>
+      <w:numFmt w:val="bullet"/>
+      <w:lvlText w:val=""/>
+      <w:lvlJc w:val="left"/>
+      <w:pPr>
+        <w:tabs>
+          <w:tab w:val="num" w:pos="3600"/>
+        </w:tabs>
+        <w:ind w:left="3600" w:hanging="360"/>
+      </w:pPr>
+      <w:rPr>
+        <w:rFonts w:ascii="Wingdings" w:hAnsi="Wingdings" w:hint="default"/>
+        <w:sz w:val="20"/>
+      </w:rPr>
+    </w:lvl>
+    <w:lvl w:ilvl="5" w:tentative="1">
+      <w:start w:val="1"/>
+      <w:numFmt w:val="bullet"/>
+      <w:lvlText w:val=""/>
+      <w:lvlJc w:val="left"/>
+      <w:pPr>
+        <w:tabs>
+          <w:tab w:val="num" w:pos="4320"/>
+        </w:tabs>
+        <w:ind w:left="4320" w:hanging="360"/>
+      </w:pPr>
+      <w:rPr>
+        <w:rFonts w:ascii="Wingdings" w:hAnsi="Wingdings" w:hint="default"/>
+        <w:sz w:val="20"/>
+      </w:rPr>
+    </w:lvl>
+    <w:lvl w:ilvl="6" w:tentative="1">
+      <w:start w:val="1"/>
+      <w:numFmt w:val="bullet"/>
+      <w:lvlText w:val=""/>
+      <w:lvlJc w:val="left"/>
+      <w:pPr>
+        <w:tabs>
+          <w:tab w:val="num" w:pos="5040"/>
+        </w:tabs>
+        <w:ind w:left="5040" w:hanging="360"/>
+      </w:pPr>
+      <w:rPr>
+        <w:rFonts w:ascii="Wingdings" w:hAnsi="Wingdings" w:hint="default"/>
+        <w:sz w:val="20"/>
+      </w:rPr>
+    </w:lvl>
+    <w:lvl w:ilvl="7" w:tentative="1">
+      <w:start w:val="1"/>
+      <w:numFmt w:val="bullet"/>
+      <w:lvlText w:val=""/>
+      <w:lvlJc w:val="left"/>
+      <w:pPr>
+        <w:tabs>
+          <w:tab w:val="num" w:pos="5760"/>
+        </w:tabs>
+        <w:ind w:left="5760" w:hanging="360"/>
+      </w:pPr>
+      <w:rPr>
+        <w:rFonts w:ascii="Wingdings" w:hAnsi="Wingdings" w:hint="default"/>
+        <w:sz w:val="20"/>
+      </w:rPr>
+    </w:lvl>
+    <w:lvl w:ilvl="8" w:tentative="1">
+      <w:start w:val="1"/>
+      <w:numFmt w:val="bullet"/>
+      <w:lvlText w:val=""/>
+      <w:lvlJc w:val="left"/>
+      <w:pPr>
+        <w:tabs>
+          <w:tab w:val="num" w:pos="6480"/>
+        </w:tabs>
+        <w:ind w:left="6480" w:hanging="360"/>
+      </w:pPr>
+      <w:rPr>
+        <w:rFonts w:ascii="Wingdings" w:hAnsi="Wingdings" w:hint="default"/>
+        <w:sz w:val="20"/>
+      </w:rPr>
+    </w:lvl>
+  </w:abstractNum>
+  <w:abstractNum w:abstractNumId="27" w15:restartNumberingAfterBreak="0">
     <w:nsid w:val="797F3EEE"/>
     <w:multiLevelType w:val="hybridMultilevel"/>
     <w:tmpl w:val="D57A3884"/>
@@ -1878,23 +7109,241 @@
       </w:rPr>
     </w:lvl>
   </w:abstractNum>
+  <w:abstractNum w:abstractNumId="28" w15:restartNumberingAfterBreak="0">
+    <w:nsid w:val="7D091087"/>
+    <w:multiLevelType w:val="multilevel"/>
+    <w:tmpl w:val="8F2AB07C"/>
+    <w:lvl w:ilvl="0">
+      <w:start w:val="1"/>
+      <w:numFmt w:val="bullet"/>
+      <w:lvlText w:val=""/>
+      <w:lvlJc w:val="left"/>
+      <w:pPr>
+        <w:tabs>
+          <w:tab w:val="num" w:pos="720"/>
+        </w:tabs>
+        <w:ind w:left="720" w:hanging="360"/>
+      </w:pPr>
+      <w:rPr>
+        <w:rFonts w:ascii="Symbol" w:hAnsi="Symbol" w:hint="default"/>
+        <w:sz w:val="20"/>
+      </w:rPr>
+    </w:lvl>
+    <w:lvl w:ilvl="1" w:tentative="1">
+      <w:start w:val="1"/>
+      <w:numFmt w:val="bullet"/>
+      <w:lvlText w:val="o"/>
+      <w:lvlJc w:val="left"/>
+      <w:pPr>
+        <w:tabs>
+          <w:tab w:val="num" w:pos="1440"/>
+        </w:tabs>
+        <w:ind w:left="1440" w:hanging="360"/>
+      </w:pPr>
+      <w:rPr>
+        <w:rFonts w:ascii="Courier New" w:hAnsi="Courier New" w:hint="default"/>
+        <w:sz w:val="20"/>
+      </w:rPr>
+    </w:lvl>
+    <w:lvl w:ilvl="2" w:tentative="1">
+      <w:start w:val="1"/>
+      <w:numFmt w:val="bullet"/>
+      <w:lvlText w:val=""/>
+      <w:lvlJc w:val="left"/>
+      <w:pPr>
+        <w:tabs>
+          <w:tab w:val="num" w:pos="2160"/>
+        </w:tabs>
+        <w:ind w:left="2160" w:hanging="360"/>
+      </w:pPr>
+      <w:rPr>
+        <w:rFonts w:ascii="Wingdings" w:hAnsi="Wingdings" w:hint="default"/>
+        <w:sz w:val="20"/>
+      </w:rPr>
+    </w:lvl>
+    <w:lvl w:ilvl="3" w:tentative="1">
+      <w:start w:val="1"/>
+      <w:numFmt w:val="bullet"/>
+      <w:lvlText w:val=""/>
+      <w:lvlJc w:val="left"/>
+      <w:pPr>
+        <w:tabs>
+          <w:tab w:val="num" w:pos="2880"/>
+        </w:tabs>
+        <w:ind w:left="2880" w:hanging="360"/>
+      </w:pPr>
+      <w:rPr>
+        <w:rFonts w:ascii="Wingdings" w:hAnsi="Wingdings" w:hint="default"/>
+        <w:sz w:val="20"/>
+      </w:rPr>
+    </w:lvl>
+    <w:lvl w:ilvl="4" w:tentative="1">
+      <w:start w:val="1"/>
+      <w:numFmt w:val="bullet"/>
+      <w:lvlText w:val=""/>
+      <w:lvlJc w:val="left"/>
+      <w:pPr>
+        <w:tabs>
+          <w:tab w:val="num" w:pos="3600"/>
+        </w:tabs>
+        <w:ind w:left="3600" w:hanging="360"/>
+      </w:pPr>
+      <w:rPr>
+        <w:rFonts w:ascii="Wingdings" w:hAnsi="Wingdings" w:hint="default"/>
+        <w:sz w:val="20"/>
+      </w:rPr>
+    </w:lvl>
+    <w:lvl w:ilvl="5" w:tentative="1">
+      <w:start w:val="1"/>
+      <w:numFmt w:val="bullet"/>
+      <w:lvlText w:val=""/>
+      <w:lvlJc w:val="left"/>
+      <w:pPr>
+        <w:tabs>
+          <w:tab w:val="num" w:pos="4320"/>
+        </w:tabs>
+        <w:ind w:left="4320" w:hanging="360"/>
+      </w:pPr>
+      <w:rPr>
+        <w:rFonts w:ascii="Wingdings" w:hAnsi="Wingdings" w:hint="default"/>
+        <w:sz w:val="20"/>
+      </w:rPr>
+    </w:lvl>
+    <w:lvl w:ilvl="6" w:tentative="1">
+      <w:start w:val="1"/>
+      <w:numFmt w:val="bullet"/>
+      <w:lvlText w:val=""/>
+      <w:lvlJc w:val="left"/>
+      <w:pPr>
+        <w:tabs>
+          <w:tab w:val="num" w:pos="5040"/>
+        </w:tabs>
+        <w:ind w:left="5040" w:hanging="360"/>
+      </w:pPr>
+      <w:rPr>
+        <w:rFonts w:ascii="Wingdings" w:hAnsi="Wingdings" w:hint="default"/>
+        <w:sz w:val="20"/>
+      </w:rPr>
+    </w:lvl>
+    <w:lvl w:ilvl="7" w:tentative="1">
+      <w:start w:val="1"/>
+      <w:numFmt w:val="bullet"/>
+      <w:lvlText w:val=""/>
+      <w:lvlJc w:val="left"/>
+      <w:pPr>
+        <w:tabs>
+          <w:tab w:val="num" w:pos="5760"/>
+        </w:tabs>
+        <w:ind w:left="5760" w:hanging="360"/>
+      </w:pPr>
+      <w:rPr>
+        <w:rFonts w:ascii="Wingdings" w:hAnsi="Wingdings" w:hint="default"/>
+        <w:sz w:val="20"/>
+      </w:rPr>
+    </w:lvl>
+    <w:lvl w:ilvl="8" w:tentative="1">
+      <w:start w:val="1"/>
+      <w:numFmt w:val="bullet"/>
+      <w:lvlText w:val=""/>
+      <w:lvlJc w:val="left"/>
+      <w:pPr>
+        <w:tabs>
+          <w:tab w:val="num" w:pos="6480"/>
+        </w:tabs>
+        <w:ind w:left="6480" w:hanging="360"/>
+      </w:pPr>
+      <w:rPr>
+        <w:rFonts w:ascii="Wingdings" w:hAnsi="Wingdings" w:hint="default"/>
+        <w:sz w:val="20"/>
+      </w:rPr>
+    </w:lvl>
+  </w:abstractNum>
   <w:num w:numId="1" w16cid:durableId="1699623928">
+    <w:abstractNumId w:val="27"/>
+  </w:num>
+  <w:num w:numId="2" w16cid:durableId="1403679174">
+    <w:abstractNumId w:val="6"/>
+  </w:num>
+  <w:num w:numId="3" w16cid:durableId="2063745689">
+    <w:abstractNumId w:val="10"/>
+  </w:num>
+  <w:num w:numId="4" w16cid:durableId="1237476817">
+    <w:abstractNumId w:val="20"/>
+  </w:num>
+  <w:num w:numId="5" w16cid:durableId="576093509">
+    <w:abstractNumId w:val="14"/>
+  </w:num>
+  <w:num w:numId="6" w16cid:durableId="2091385453">
+    <w:abstractNumId w:val="8"/>
+  </w:num>
+  <w:num w:numId="7" w16cid:durableId="1938513357">
+    <w:abstractNumId w:val="18"/>
+  </w:num>
+  <w:num w:numId="8" w16cid:durableId="1706128260">
+    <w:abstractNumId w:val="12"/>
+  </w:num>
+  <w:num w:numId="9" w16cid:durableId="1963149635">
+    <w:abstractNumId w:val="23"/>
+  </w:num>
+  <w:num w:numId="10" w16cid:durableId="1249382421">
+    <w:abstractNumId w:val="19"/>
+  </w:num>
+  <w:num w:numId="11" w16cid:durableId="1777362683">
+    <w:abstractNumId w:val="11"/>
+  </w:num>
+  <w:num w:numId="12" w16cid:durableId="1517187382">
+    <w:abstractNumId w:val="4"/>
+  </w:num>
+  <w:num w:numId="13" w16cid:durableId="473648008">
+    <w:abstractNumId w:val="17"/>
+  </w:num>
+  <w:num w:numId="14" w16cid:durableId="450710021">
+    <w:abstractNumId w:val="24"/>
+  </w:num>
+  <w:num w:numId="15" w16cid:durableId="421489244">
+    <w:abstractNumId w:val="28"/>
+  </w:num>
+  <w:num w:numId="16" w16cid:durableId="662779810">
+    <w:abstractNumId w:val="21"/>
+  </w:num>
+  <w:num w:numId="17" w16cid:durableId="1487896463">
+    <w:abstractNumId w:val="2"/>
+  </w:num>
+  <w:num w:numId="18" w16cid:durableId="1916090665">
+    <w:abstractNumId w:val="22"/>
+  </w:num>
+  <w:num w:numId="19" w16cid:durableId="1299531167">
+    <w:abstractNumId w:val="15"/>
+  </w:num>
+  <w:num w:numId="20" w16cid:durableId="676075172">
+    <w:abstractNumId w:val="26"/>
+  </w:num>
+  <w:num w:numId="21" w16cid:durableId="2443428">
+    <w:abstractNumId w:val="3"/>
+  </w:num>
+  <w:num w:numId="22" w16cid:durableId="874539561">
     <w:abstractNumId w:val="5"/>
   </w:num>
-  <w:num w:numId="2" w16cid:durableId="1403679174">
+  <w:num w:numId="23" w16cid:durableId="1858352486">
+    <w:abstractNumId w:val="16"/>
+  </w:num>
+  <w:num w:numId="24" w16cid:durableId="1776823161">
     <w:abstractNumId w:val="0"/>
   </w:num>
-  <w:num w:numId="3" w16cid:durableId="2063745689">
-    <w:abstractNumId w:val="2"/>
+  <w:num w:numId="25" w16cid:durableId="965698734">
+    <w:abstractNumId w:val="9"/>
   </w:num>
-  <w:num w:numId="4" w16cid:durableId="1237476817">
-    <w:abstractNumId w:val="4"/>
+  <w:num w:numId="26" w16cid:durableId="1918703895">
+    <w:abstractNumId w:val="7"/>
   </w:num>
-  <w:num w:numId="5" w16cid:durableId="576093509">
-    <w:abstractNumId w:val="3"/>
+  <w:num w:numId="27" w16cid:durableId="975138499">
+    <w:abstractNumId w:val="1"/>
   </w:num>
-  <w:num w:numId="6" w16cid:durableId="2091385453">
-    <w:abstractNumId w:val="1"/>
+  <w:num w:numId="28" w16cid:durableId="1427768047">
+    <w:abstractNumId w:val="13"/>
+  </w:num>
+  <w:num w:numId="29" w16cid:durableId="347950494">
+    <w:abstractNumId w:val="25"/>
   </w:num>
 </w:numbering>
 </file>
@@ -2349,7 +7798,6 @@
     <w:next w:val="Normal"/>
     <w:link w:val="Heading3Char"/>
     <w:uiPriority w:val="9"/>
-    <w:semiHidden/>
     <w:unhideWhenUsed/>
     <w:qFormat/>
     <w:rsid w:val="001C5684"/>
@@ -2372,7 +7820,6 @@
     <w:next w:val="Normal"/>
     <w:link w:val="Heading4Char"/>
     <w:uiPriority w:val="9"/>
-    <w:semiHidden/>
     <w:unhideWhenUsed/>
     <w:qFormat/>
     <w:rsid w:val="001C5684"/>
@@ -2501,7 +7948,6 @@
   <w:style w:type="character" w:default="1" w:styleId="DefaultParagraphFont">
     <w:name w:val="Default Paragraph Font"/>
     <w:uiPriority w:val="1"/>
-    <w:semiHidden/>
     <w:unhideWhenUsed/>
   </w:style>
   <w:style w:type="table" w:default="1" w:styleId="TableNormal">
@@ -2556,7 +8002,6 @@
     <w:basedOn w:val="DefaultParagraphFont"/>
     <w:link w:val="Heading3"/>
     <w:uiPriority w:val="9"/>
-    <w:semiHidden/>
     <w:rsid w:val="001C5684"/>
     <w:rPr>
       <w:rFonts w:eastAsiaTheme="majorEastAsia" w:cstheme="majorBidi"/>
@@ -2570,7 +8015,6 @@
     <w:basedOn w:val="DefaultParagraphFont"/>
     <w:link w:val="Heading4"/>
     <w:uiPriority w:val="9"/>
-    <w:semiHidden/>
     <w:rsid w:val="001C5684"/>
     <w:rPr>
       <w:rFonts w:eastAsiaTheme="majorEastAsia" w:cstheme="majorBidi"/>
@@ -2825,6 +8269,60 @@
       <w:rFonts w:ascii="Courier New" w:eastAsia="Times New Roman" w:hAnsi="Courier New" w:cs="Courier New"/>
       <w:sz w:val="20"/>
       <w:szCs w:val="20"/>
+    </w:rPr>
+  </w:style>
+  <w:style w:type="character" w:styleId="Hyperlink">
+    <w:name w:val="Hyperlink"/>
+    <w:basedOn w:val="DefaultParagraphFont"/>
+    <w:uiPriority w:val="99"/>
+    <w:unhideWhenUsed/>
+    <w:rsid w:val="009F09C0"/>
+    <w:rPr>
+      <w:color w:val="467886" w:themeColor="hyperlink"/>
+      <w:u w:val="single"/>
+    </w:rPr>
+  </w:style>
+  <w:style w:type="character" w:styleId="UnresolvedMention">
+    <w:name w:val="Unresolved Mention"/>
+    <w:basedOn w:val="DefaultParagraphFont"/>
+    <w:uiPriority w:val="99"/>
+    <w:semiHidden/>
+    <w:unhideWhenUsed/>
+    <w:rsid w:val="009F09C0"/>
+    <w:rPr>
+      <w:color w:val="605E5C"/>
+      <w:shd w:val="clear" w:color="auto" w:fill="E1DFDD"/>
+    </w:rPr>
+  </w:style>
+  <w:style w:type="character" w:styleId="Strong">
+    <w:name w:val="Strong"/>
+    <w:basedOn w:val="DefaultParagraphFont"/>
+    <w:uiPriority w:val="22"/>
+    <w:qFormat/>
+    <w:rsid w:val="009F09C0"/>
+    <w:rPr>
+      <w:b/>
+      <w:bCs/>
+    </w:rPr>
+  </w:style>
+  <w:style w:type="paragraph" w:styleId="NoSpacing">
+    <w:name w:val="No Spacing"/>
+    <w:uiPriority w:val="1"/>
+    <w:qFormat/>
+    <w:rsid w:val="009F00B8"/>
+    <w:pPr>
+      <w:spacing w:after="0" w:line="240" w:lineRule="auto"/>
+    </w:pPr>
+  </w:style>
+  <w:style w:type="paragraph" w:styleId="NormalWeb">
+    <w:name w:val="Normal (Web)"/>
+    <w:basedOn w:val="Normal"/>
+    <w:uiPriority w:val="99"/>
+    <w:semiHidden/>
+    <w:unhideWhenUsed/>
+    <w:rsid w:val="009F00B8"/>
+    <w:rPr>
+      <w:rFonts w:ascii="Times New Roman" w:hAnsi="Times New Roman" w:cs="Times New Roman"/>
     </w:rPr>
   </w:style>
 </w:styles>
